--- a/Пояснительная_записка.docx
+++ b/Пояснительная_записка.docx
@@ -23593,7 +23593,6 @@
           <w:rFonts w:ascii="Courier New" w:hAnsi="Courier New" w:cs="Courier New"/>
           <w:sz w:val="18"/>
           <w:szCs w:val="18"/>
-          <w:lang w:val="ru-RU"/>
         </w:rPr>
       </w:pPr>
       <w:r>
@@ -23601,7 +23600,6 @@
           <w:rFonts w:ascii="Courier New" w:hAnsi="Courier New" w:cs="Courier New"/>
           <w:sz w:val="18"/>
           <w:szCs w:val="18"/>
-          <w:lang w:val="ru-RU"/>
         </w:rPr>
         <w:t xml:space="preserve">├── </w:t>
       </w:r>
@@ -23618,7 +23616,6 @@
           <w:rFonts w:ascii="Courier New" w:hAnsi="Courier New" w:cs="Courier New"/>
           <w:sz w:val="18"/>
           <w:szCs w:val="18"/>
-          <w:lang w:val="ru-RU"/>
         </w:rPr>
         <w:t>-</w:t>
       </w:r>
@@ -23635,7 +23632,6 @@
           <w:rFonts w:ascii="Courier New" w:hAnsi="Courier New" w:cs="Courier New"/>
           <w:sz w:val="18"/>
           <w:szCs w:val="18"/>
-          <w:lang w:val="ru-RU"/>
         </w:rPr>
         <w:t>.</w:t>
       </w:r>
@@ -23652,7 +23648,6 @@
           <w:rFonts w:ascii="Courier New" w:hAnsi="Courier New" w:cs="Courier New"/>
           <w:sz w:val="18"/>
           <w:szCs w:val="18"/>
-          <w:lang w:val="ru-RU"/>
         </w:rPr>
         <w:t xml:space="preserve"> </w:t>
       </w:r>
@@ -23669,7 +23664,6 @@
           <w:rFonts w:ascii="Courier New" w:hAnsi="Courier New" w:cs="Courier New"/>
           <w:sz w:val="18"/>
           <w:szCs w:val="18"/>
-          <w:lang w:val="ru-RU"/>
         </w:rPr>
         <w:t xml:space="preserve"> </w:t>
       </w:r>
@@ -23686,9 +23680,51 @@
           <w:rFonts w:ascii="Courier New" w:hAnsi="Courier New" w:cs="Courier New"/>
           <w:sz w:val="18"/>
           <w:szCs w:val="18"/>
-          <w:lang w:val="ru-RU"/>
-        </w:rPr>
-        <w:t xml:space="preserve"> # Зависимости для разработки</w:t>
+        </w:rPr>
+        <w:t xml:space="preserve"> # </w:t>
+      </w:r>
+      <w:r>
+        <w:rPr>
+          <w:rFonts w:ascii="Courier New" w:hAnsi="Courier New" w:cs="Courier New"/>
+          <w:sz w:val="18"/>
+          <w:szCs w:val="18"/>
+          <w:lang w:val="ru-RU"/>
+        </w:rPr>
+        <w:t>Зависимости</w:t>
+      </w:r>
+      <w:r>
+        <w:rPr>
+          <w:rFonts w:ascii="Courier New" w:hAnsi="Courier New" w:cs="Courier New"/>
+          <w:sz w:val="18"/>
+          <w:szCs w:val="18"/>
+        </w:rPr>
+        <w:t xml:space="preserve"> </w:t>
+      </w:r>
+      <w:r>
+        <w:rPr>
+          <w:rFonts w:ascii="Courier New" w:hAnsi="Courier New" w:cs="Courier New"/>
+          <w:sz w:val="18"/>
+          <w:szCs w:val="18"/>
+          <w:lang w:val="ru-RU"/>
+        </w:rPr>
+        <w:t>для</w:t>
+      </w:r>
+      <w:r>
+        <w:rPr>
+          <w:rFonts w:ascii="Courier New" w:hAnsi="Courier New" w:cs="Courier New"/>
+          <w:sz w:val="18"/>
+          <w:szCs w:val="18"/>
+        </w:rPr>
+        <w:t xml:space="preserve"> </w:t>
+      </w:r>
+      <w:r>
+        <w:rPr>
+          <w:rFonts w:ascii="Courier New" w:hAnsi="Courier New" w:cs="Courier New"/>
+          <w:sz w:val="18"/>
+          <w:szCs w:val="18"/>
+          <w:lang w:val="ru-RU"/>
+        </w:rPr>
+        <w:t>разработки</w:t>
       </w:r>
     </w:p>
     <w:p>
@@ -24068,7 +24104,8 @@
       <w:r>
         <w:rPr>
           <w:rFonts w:cs="Times New Roman"/>
-          <w:lang w:val="ru-RU"/>
+          <w:noProof/>
+          <w:lang w:val="ru-RU" w:eastAsia="ru-RU"/>
         </w:rPr>
         <w:drawing>
           <wp:inline distT="0" distB="0" distL="0" distR="0" wp14:anchorId="413DF86C" wp14:editId="01701B4F">
@@ -24593,13 +24630,7 @@
               <w:rPr>
                 <w:lang w:val="ru-RU"/>
               </w:rPr>
-              <w:t>У</w:t>
-            </w:r>
-            <w:r>
-              <w:rPr>
-                <w:lang w:val="ru-RU"/>
-              </w:rPr>
-              <w:t>спех</w:t>
+              <w:t>Успех</w:t>
             </w:r>
           </w:p>
         </w:tc>
@@ -24697,13 +24728,7 @@
               <w:rPr>
                 <w:lang w:val="ru-RU"/>
               </w:rPr>
-              <w:t>У</w:t>
-            </w:r>
-            <w:r>
-              <w:rPr>
-                <w:lang w:val="ru-RU"/>
-              </w:rPr>
-              <w:t>спех</w:t>
+              <w:t>Успех</w:t>
             </w:r>
           </w:p>
         </w:tc>
@@ -24798,13 +24823,7 @@
               <w:rPr>
                 <w:lang w:val="ru-RU"/>
               </w:rPr>
-              <w:t>У</w:t>
-            </w:r>
-            <w:r>
-              <w:rPr>
-                <w:lang w:val="ru-RU"/>
-              </w:rPr>
-              <w:t>спех</w:t>
+              <w:t>Успех</w:t>
             </w:r>
           </w:p>
         </w:tc>
@@ -24883,13 +24902,7 @@
               <w:rPr>
                 <w:lang w:val="ru-RU"/>
               </w:rPr>
-              <w:t>У</w:t>
-            </w:r>
-            <w:r>
-              <w:rPr>
-                <w:lang w:val="ru-RU"/>
-              </w:rPr>
-              <w:t>спех</w:t>
+              <w:t>Успех</w:t>
             </w:r>
           </w:p>
         </w:tc>
@@ -24982,13 +24995,7 @@
               <w:rPr>
                 <w:lang w:val="ru-RU"/>
               </w:rPr>
-              <w:t>У</w:t>
-            </w:r>
-            <w:r>
-              <w:rPr>
-                <w:lang w:val="ru-RU"/>
-              </w:rPr>
-              <w:t>спех</w:t>
+              <w:t>Успех</w:t>
             </w:r>
           </w:p>
         </w:tc>
@@ -25067,13 +25074,7 @@
               <w:rPr>
                 <w:lang w:val="ru-RU"/>
               </w:rPr>
-              <w:t>У</w:t>
-            </w:r>
-            <w:r>
-              <w:rPr>
-                <w:lang w:val="ru-RU"/>
-              </w:rPr>
-              <w:t>спех</w:t>
+              <w:t>Успех</w:t>
             </w:r>
           </w:p>
         </w:tc>
@@ -25164,13 +25165,7 @@
               <w:rPr>
                 <w:lang w:val="ru-RU"/>
               </w:rPr>
-              <w:t>У</w:t>
-            </w:r>
-            <w:r>
-              <w:rPr>
-                <w:lang w:val="ru-RU"/>
-              </w:rPr>
-              <w:t>спех</w:t>
+              <w:t>Успех</w:t>
             </w:r>
           </w:p>
         </w:tc>
@@ -25257,13 +25252,7 @@
               <w:rPr>
                 <w:lang w:val="ru-RU"/>
               </w:rPr>
-              <w:t>У</w:t>
-            </w:r>
-            <w:r>
-              <w:rPr>
-                <w:lang w:val="ru-RU"/>
-              </w:rPr>
-              <w:t>спех</w:t>
+              <w:t>Успех</w:t>
             </w:r>
           </w:p>
         </w:tc>
@@ -25342,13 +25331,7 @@
               <w:rPr>
                 <w:lang w:val="ru-RU"/>
               </w:rPr>
-              <w:t>У</w:t>
-            </w:r>
-            <w:r>
-              <w:rPr>
-                <w:lang w:val="ru-RU"/>
-              </w:rPr>
-              <w:t>спех</w:t>
+              <w:t>Успех</w:t>
             </w:r>
           </w:p>
         </w:tc>
@@ -25427,13 +25410,7 @@
               <w:rPr>
                 <w:lang w:val="ru-RU"/>
               </w:rPr>
-              <w:t>У</w:t>
-            </w:r>
-            <w:r>
-              <w:rPr>
-                <w:lang w:val="ru-RU"/>
-              </w:rPr>
-              <w:t>спех</w:t>
+              <w:t>Успех</w:t>
             </w:r>
           </w:p>
         </w:tc>
@@ -25512,13 +25489,7 @@
               <w:rPr>
                 <w:lang w:val="ru-RU"/>
               </w:rPr>
-              <w:t>У</w:t>
-            </w:r>
-            <w:r>
-              <w:rPr>
-                <w:lang w:val="ru-RU"/>
-              </w:rPr>
-              <w:t>спех</w:t>
+              <w:t>Успех</w:t>
             </w:r>
           </w:p>
         </w:tc>
@@ -25597,13 +25568,7 @@
               <w:rPr>
                 <w:lang w:val="ru-RU"/>
               </w:rPr>
-              <w:t>У</w:t>
-            </w:r>
-            <w:r>
-              <w:rPr>
-                <w:lang w:val="ru-RU"/>
-              </w:rPr>
-              <w:t>спех</w:t>
+              <w:t>Успех</w:t>
             </w:r>
           </w:p>
         </w:tc>
@@ -25700,13 +25665,7 @@
               <w:rPr>
                 <w:lang w:val="ru-RU"/>
               </w:rPr>
-              <w:t>У</w:t>
-            </w:r>
-            <w:r>
-              <w:rPr>
-                <w:lang w:val="ru-RU"/>
-              </w:rPr>
-              <w:t>спех</w:t>
+              <w:t>Успех</w:t>
             </w:r>
           </w:p>
         </w:tc>
@@ -25799,13 +25758,7 @@
               <w:rPr>
                 <w:lang w:val="ru-RU"/>
               </w:rPr>
-              <w:t>У</w:t>
-            </w:r>
-            <w:r>
-              <w:rPr>
-                <w:lang w:val="ru-RU"/>
-              </w:rPr>
-              <w:t>спех</w:t>
+              <w:t>Успех</w:t>
             </w:r>
           </w:p>
         </w:tc>
@@ -25885,13 +25838,7 @@
               <w:rPr>
                 <w:lang w:val="ru-RU"/>
               </w:rPr>
-              <w:t>У</w:t>
-            </w:r>
-            <w:r>
-              <w:rPr>
-                <w:lang w:val="ru-RU"/>
-              </w:rPr>
-              <w:t>спех</w:t>
+              <w:t>Успех</w:t>
             </w:r>
           </w:p>
         </w:tc>
@@ -25970,13 +25917,7 @@
               <w:rPr>
                 <w:lang w:val="ru-RU"/>
               </w:rPr>
-              <w:t>У</w:t>
-            </w:r>
-            <w:r>
-              <w:rPr>
-                <w:lang w:val="ru-RU"/>
-              </w:rPr>
-              <w:t>спех</w:t>
+              <w:t>Успех</w:t>
             </w:r>
           </w:p>
         </w:tc>
@@ -26055,13 +25996,7 @@
               <w:rPr>
                 <w:lang w:val="ru-RU"/>
               </w:rPr>
-              <w:t>У</w:t>
-            </w:r>
-            <w:r>
-              <w:rPr>
-                <w:lang w:val="ru-RU"/>
-              </w:rPr>
-              <w:t>спех</w:t>
+              <w:t>Успех</w:t>
             </w:r>
           </w:p>
         </w:tc>
@@ -26140,13 +26075,7 @@
               <w:rPr>
                 <w:lang w:val="ru-RU"/>
               </w:rPr>
-              <w:t>У</w:t>
-            </w:r>
-            <w:r>
-              <w:rPr>
-                <w:lang w:val="ru-RU"/>
-              </w:rPr>
-              <w:t>спех</w:t>
+              <w:t>Успех</w:t>
             </w:r>
           </w:p>
         </w:tc>
@@ -26225,13 +26154,7 @@
               <w:rPr>
                 <w:lang w:val="ru-RU"/>
               </w:rPr>
-              <w:t>У</w:t>
-            </w:r>
-            <w:r>
-              <w:rPr>
-                <w:lang w:val="ru-RU"/>
-              </w:rPr>
-              <w:t>спех</w:t>
+              <w:t>Успех</w:t>
             </w:r>
           </w:p>
         </w:tc>
@@ -26310,13 +26233,7 @@
               <w:rPr>
                 <w:lang w:val="ru-RU"/>
               </w:rPr>
-              <w:t>У</w:t>
-            </w:r>
-            <w:r>
-              <w:rPr>
-                <w:lang w:val="ru-RU"/>
-              </w:rPr>
-              <w:t>спех</w:t>
+              <w:t>Успех</w:t>
             </w:r>
           </w:p>
         </w:tc>
@@ -26395,13 +26312,7 @@
               <w:rPr>
                 <w:lang w:val="ru-RU"/>
               </w:rPr>
-              <w:t>У</w:t>
-            </w:r>
-            <w:r>
-              <w:rPr>
-                <w:lang w:val="ru-RU"/>
-              </w:rPr>
-              <w:t>спех</w:t>
+              <w:t>Успех</w:t>
             </w:r>
           </w:p>
         </w:tc>
@@ -29404,13 +29315,7 @@
               <w:rPr>
                 <w:lang w:val="ru-RU"/>
               </w:rPr>
-              <w:t>У</w:t>
-            </w:r>
-            <w:r>
-              <w:rPr>
-                <w:lang w:val="ru-RU"/>
-              </w:rPr>
-              <w:t>спех</w:t>
+              <w:t>Успех</w:t>
             </w:r>
           </w:p>
         </w:tc>
@@ -29501,13 +29406,7 @@
               <w:rPr>
                 <w:lang w:val="ru-RU"/>
               </w:rPr>
-              <w:t>У</w:t>
-            </w:r>
-            <w:r>
-              <w:rPr>
-                <w:lang w:val="ru-RU"/>
-              </w:rPr>
-              <w:t>спех</w:t>
+              <w:t>Успех</w:t>
             </w:r>
           </w:p>
         </w:tc>
@@ -29598,13 +29497,7 @@
               <w:rPr>
                 <w:lang w:val="ru-RU"/>
               </w:rPr>
-              <w:t>У</w:t>
-            </w:r>
-            <w:r>
-              <w:rPr>
-                <w:lang w:val="ru-RU"/>
-              </w:rPr>
-              <w:t>спех</w:t>
+              <w:t>Успех</w:t>
             </w:r>
           </w:p>
         </w:tc>
@@ -29689,13 +29582,7 @@
               <w:rPr>
                 <w:lang w:val="ru-RU"/>
               </w:rPr>
-              <w:t>У</w:t>
-            </w:r>
-            <w:r>
-              <w:rPr>
-                <w:lang w:val="ru-RU"/>
-              </w:rPr>
-              <w:t>спех</w:t>
+              <w:t>Успех</w:t>
             </w:r>
           </w:p>
         </w:tc>
@@ -29780,13 +29667,7 @@
               <w:rPr>
                 <w:lang w:val="ru-RU"/>
               </w:rPr>
-              <w:t>У</w:t>
-            </w:r>
-            <w:r>
-              <w:rPr>
-                <w:lang w:val="ru-RU"/>
-              </w:rPr>
-              <w:t>спех</w:t>
+              <w:t>Успех</w:t>
             </w:r>
           </w:p>
         </w:tc>
@@ -29874,13 +29755,7 @@
               <w:rPr>
                 <w:lang w:val="ru-RU"/>
               </w:rPr>
-              <w:t>У</w:t>
-            </w:r>
-            <w:r>
-              <w:rPr>
-                <w:lang w:val="ru-RU"/>
-              </w:rPr>
-              <w:t>спех</w:t>
+              <w:t>Успех</w:t>
             </w:r>
           </w:p>
         </w:tc>
@@ -29968,13 +29843,7 @@
               <w:rPr>
                 <w:lang w:val="ru-RU"/>
               </w:rPr>
-              <w:t>У</w:t>
-            </w:r>
-            <w:r>
-              <w:rPr>
-                <w:lang w:val="ru-RU"/>
-              </w:rPr>
-              <w:t>спех</w:t>
+              <w:t>Успех</w:t>
             </w:r>
           </w:p>
         </w:tc>
@@ -30035,8 +29904,9 @@
       <w:r>
         <w:rPr>
           <w:b/>
-          <w:szCs w:val="28"/>
-          <w:lang w:val="ru-RU"/>
+          <w:noProof/>
+          <w:szCs w:val="28"/>
+          <w:lang w:val="ru-RU" w:eastAsia="ru-RU"/>
         </w:rPr>
         <w:lastRenderedPageBreak/>
         <w:drawing>
@@ -30088,17 +29958,16 @@
           <w:lang w:val="ru-RU"/>
         </w:rPr>
       </w:pPr>
-      <w:proofErr w:type="spellStart"/>
       <w:r>
         <w:rPr>
           <w:i w:val="0"/>
           <w:color w:val="auto"/>
           <w:sz w:val="28"/>
           <w:szCs w:val="28"/>
-        </w:rPr>
-        <w:t>Рисунок</w:t>
-      </w:r>
-      <w:proofErr w:type="spellEnd"/>
+          <w:lang w:val="ru-RU"/>
+        </w:rPr>
+        <w:t xml:space="preserve">Рисунок </w:t>
+      </w:r>
       <w:r>
         <w:rPr>
           <w:i w:val="0"/>
@@ -30106,7 +29975,7 @@
           <w:sz w:val="28"/>
           <w:szCs w:val="28"/>
         </w:rPr>
-        <w:t xml:space="preserve"> </w:t>
+        <w:fldChar w:fldCharType="begin"/>
       </w:r>
       <w:r>
         <w:rPr>
@@ -30114,8 +29983,9 @@
           <w:color w:val="auto"/>
           <w:sz w:val="28"/>
           <w:szCs w:val="28"/>
-        </w:rPr>
-        <w:fldChar w:fldCharType="begin"/>
+          <w:lang w:val="ru-RU"/>
+        </w:rPr>
+        <w:instrText xml:space="preserve"> </w:instrText>
       </w:r>
       <w:r>
         <w:rPr>
@@ -30124,7 +29994,36 @@
           <w:sz w:val="28"/>
           <w:szCs w:val="28"/>
         </w:rPr>
-        <w:instrText xml:space="preserve"> SEQ Рисунок \* ARABIC </w:instrText>
+        <w:instrText>SEQ</w:instrText>
+      </w:r>
+      <w:r>
+        <w:rPr>
+          <w:i w:val="0"/>
+          <w:color w:val="auto"/>
+          <w:sz w:val="28"/>
+          <w:szCs w:val="28"/>
+          <w:lang w:val="ru-RU"/>
+        </w:rPr>
+        <w:instrText xml:space="preserve"> Рисунок \* </w:instrText>
+      </w:r>
+      <w:r>
+        <w:rPr>
+          <w:i w:val="0"/>
+          <w:color w:val="auto"/>
+          <w:sz w:val="28"/>
+          <w:szCs w:val="28"/>
+        </w:rPr>
+        <w:instrText>ARABIC</w:instrText>
+      </w:r>
+      <w:r>
+        <w:rPr>
+          <w:i w:val="0"/>
+          <w:color w:val="auto"/>
+          <w:sz w:val="28"/>
+          <w:szCs w:val="28"/>
+          <w:lang w:val="ru-RU"/>
+        </w:rPr>
+        <w:instrText xml:space="preserve"> </w:instrText>
       </w:r>
       <w:r>
         <w:rPr>
@@ -30186,7 +30085,8 @@
       </w:pPr>
       <w:r>
         <w:rPr>
-          <w:lang w:val="ru-RU"/>
+          <w:noProof/>
+          <w:lang w:val="ru-RU" w:eastAsia="ru-RU"/>
         </w:rPr>
         <w:drawing>
           <wp:inline distT="0" distB="0" distL="0" distR="0" wp14:anchorId="215188BB" wp14:editId="4FF73364">
@@ -30237,17 +30137,16 @@
           <w:lang w:val="ru-RU"/>
         </w:rPr>
       </w:pPr>
-      <w:proofErr w:type="spellStart"/>
       <w:r>
         <w:rPr>
           <w:i w:val="0"/>
           <w:color w:val="auto"/>
           <w:sz w:val="28"/>
           <w:szCs w:val="28"/>
-        </w:rPr>
-        <w:t>Рисунок</w:t>
-      </w:r>
-      <w:proofErr w:type="spellEnd"/>
+          <w:lang w:val="ru-RU"/>
+        </w:rPr>
+        <w:t xml:space="preserve">Рисунок </w:t>
+      </w:r>
       <w:r>
         <w:rPr>
           <w:i w:val="0"/>
@@ -30255,7 +30154,7 @@
           <w:sz w:val="28"/>
           <w:szCs w:val="28"/>
         </w:rPr>
-        <w:t xml:space="preserve"> </w:t>
+        <w:fldChar w:fldCharType="begin"/>
       </w:r>
       <w:r>
         <w:rPr>
@@ -30263,8 +30162,9 @@
           <w:color w:val="auto"/>
           <w:sz w:val="28"/>
           <w:szCs w:val="28"/>
-        </w:rPr>
-        <w:fldChar w:fldCharType="begin"/>
+          <w:lang w:val="ru-RU"/>
+        </w:rPr>
+        <w:instrText xml:space="preserve"> </w:instrText>
       </w:r>
       <w:r>
         <w:rPr>
@@ -30273,7 +30173,36 @@
           <w:sz w:val="28"/>
           <w:szCs w:val="28"/>
         </w:rPr>
-        <w:instrText xml:space="preserve"> SEQ Рисунок \* ARABIC </w:instrText>
+        <w:instrText>SEQ</w:instrText>
+      </w:r>
+      <w:r>
+        <w:rPr>
+          <w:i w:val="0"/>
+          <w:color w:val="auto"/>
+          <w:sz w:val="28"/>
+          <w:szCs w:val="28"/>
+          <w:lang w:val="ru-RU"/>
+        </w:rPr>
+        <w:instrText xml:space="preserve"> Рисунок \* </w:instrText>
+      </w:r>
+      <w:r>
+        <w:rPr>
+          <w:i w:val="0"/>
+          <w:color w:val="auto"/>
+          <w:sz w:val="28"/>
+          <w:szCs w:val="28"/>
+        </w:rPr>
+        <w:instrText>ARABIC</w:instrText>
+      </w:r>
+      <w:r>
+        <w:rPr>
+          <w:i w:val="0"/>
+          <w:color w:val="auto"/>
+          <w:sz w:val="28"/>
+          <w:szCs w:val="28"/>
+          <w:lang w:val="ru-RU"/>
+        </w:rPr>
+        <w:instrText xml:space="preserve"> </w:instrText>
       </w:r>
       <w:r>
         <w:rPr>
@@ -30521,7 +30450,8 @@
       </w:pPr>
       <w:r>
         <w:rPr>
-          <w:lang w:val="ru-RU"/>
+          <w:noProof/>
+          <w:lang w:val="ru-RU" w:eastAsia="ru-RU"/>
         </w:rPr>
         <w:lastRenderedPageBreak/>
         <w:drawing>
@@ -30573,17 +30503,16 @@
           <w:lang w:val="ru-RU"/>
         </w:rPr>
       </w:pPr>
-      <w:proofErr w:type="spellStart"/>
       <w:r>
         <w:rPr>
           <w:i w:val="0"/>
           <w:color w:val="auto"/>
           <w:sz w:val="28"/>
           <w:szCs w:val="28"/>
-        </w:rPr>
-        <w:t>Рисунок</w:t>
-      </w:r>
-      <w:proofErr w:type="spellEnd"/>
+          <w:lang w:val="ru-RU"/>
+        </w:rPr>
+        <w:t xml:space="preserve">Рисунок </w:t>
+      </w:r>
       <w:r>
         <w:rPr>
           <w:i w:val="0"/>
@@ -30591,7 +30520,7 @@
           <w:sz w:val="28"/>
           <w:szCs w:val="28"/>
         </w:rPr>
-        <w:t xml:space="preserve"> </w:t>
+        <w:fldChar w:fldCharType="begin"/>
       </w:r>
       <w:r>
         <w:rPr>
@@ -30599,8 +30528,9 @@
           <w:color w:val="auto"/>
           <w:sz w:val="28"/>
           <w:szCs w:val="28"/>
-        </w:rPr>
-        <w:fldChar w:fldCharType="begin"/>
+          <w:lang w:val="ru-RU"/>
+        </w:rPr>
+        <w:instrText xml:space="preserve"> </w:instrText>
       </w:r>
       <w:r>
         <w:rPr>
@@ -30609,7 +30539,36 @@
           <w:sz w:val="28"/>
           <w:szCs w:val="28"/>
         </w:rPr>
-        <w:instrText xml:space="preserve"> SEQ Рисунок \* ARABIC </w:instrText>
+        <w:instrText>SEQ</w:instrText>
+      </w:r>
+      <w:r>
+        <w:rPr>
+          <w:i w:val="0"/>
+          <w:color w:val="auto"/>
+          <w:sz w:val="28"/>
+          <w:szCs w:val="28"/>
+          <w:lang w:val="ru-RU"/>
+        </w:rPr>
+        <w:instrText xml:space="preserve"> Рисунок \* </w:instrText>
+      </w:r>
+      <w:r>
+        <w:rPr>
+          <w:i w:val="0"/>
+          <w:color w:val="auto"/>
+          <w:sz w:val="28"/>
+          <w:szCs w:val="28"/>
+        </w:rPr>
+        <w:instrText>ARABIC</w:instrText>
+      </w:r>
+      <w:r>
+        <w:rPr>
+          <w:i w:val="0"/>
+          <w:color w:val="auto"/>
+          <w:sz w:val="28"/>
+          <w:szCs w:val="28"/>
+          <w:lang w:val="ru-RU"/>
+        </w:rPr>
+        <w:instrText xml:space="preserve"> </w:instrText>
       </w:r>
       <w:r>
         <w:rPr>
@@ -30627,6 +30586,7 @@
           <w:color w:val="auto"/>
           <w:sz w:val="28"/>
           <w:szCs w:val="28"/>
+          <w:lang w:val="ru-RU"/>
         </w:rPr>
         <w:t>6</w:t>
       </w:r>
@@ -30645,6 +30605,7 @@
           <w:color w:val="auto"/>
           <w:sz w:val="28"/>
           <w:szCs w:val="28"/>
+          <w:lang w:val="ru-RU"/>
         </w:rPr>
         <w:t xml:space="preserve"> </w:t>
       </w:r>
@@ -30669,6 +30630,7 @@
       <w:r>
         <w:rPr>
           <w:b/>
+          <w:lang w:val="ru-RU"/>
         </w:rPr>
         <w:t xml:space="preserve">5.2 </w:t>
       </w:r>
@@ -30737,7 +30699,8 @@
       </w:pPr>
       <w:r>
         <w:rPr>
-          <w:lang w:val="ru-RU"/>
+          <w:noProof/>
+          <w:lang w:val="ru-RU" w:eastAsia="ru-RU"/>
         </w:rPr>
         <w:drawing>
           <wp:inline distT="0" distB="0" distL="0" distR="0" wp14:anchorId="01274101" wp14:editId="59F56AC6">
@@ -31069,102 +31032,241 @@
           <w:lang w:val="ru-RU"/>
         </w:rPr>
         <w:lastRenderedPageBreak/>
-        <w:t xml:space="preserve">представлена </w:t>
+        <w:t xml:space="preserve">представлена в листинге 9 и 10 соответственно. Также проверка происходит при каждом </w:t>
+      </w:r>
+      <w:proofErr w:type="spellStart"/>
+      <w:r>
+        <w:rPr>
+          <w:lang w:val="ru-RU"/>
+        </w:rPr>
+        <w:t>пуше</w:t>
+      </w:r>
+      <w:proofErr w:type="spellEnd"/>
+      <w:r>
+        <w:rPr>
+          <w:lang w:val="ru-RU"/>
+        </w:rPr>
+        <w:t xml:space="preserve"> в </w:t>
+      </w:r>
+      <w:proofErr w:type="spellStart"/>
+      <w:r>
+        <w:rPr>
+          <w:lang w:val="ru-RU"/>
+        </w:rPr>
+        <w:t>репозиторий</w:t>
+      </w:r>
+      <w:proofErr w:type="spellEnd"/>
+      <w:r>
+        <w:rPr>
+          <w:lang w:val="ru-RU"/>
+        </w:rPr>
+        <w:t xml:space="preserve"> на </w:t>
+      </w:r>
+      <w:proofErr w:type="spellStart"/>
+      <w:r>
+        <w:rPr>
+          <w:lang w:val="ru-RU"/>
+        </w:rPr>
+        <w:t>гитхаб</w:t>
+      </w:r>
+      <w:proofErr w:type="spellEnd"/>
+      <w:r>
+        <w:rPr>
+          <w:lang w:val="ru-RU"/>
+        </w:rPr>
+        <w:t xml:space="preserve">, так как там настроен </w:t>
+      </w:r>
+      <w:r>
+        <w:t>GitHub</w:t>
+      </w:r>
+      <w:r>
+        <w:rPr>
+          <w:lang w:val="ru-RU"/>
+        </w:rPr>
+        <w:t xml:space="preserve"> </w:t>
+      </w:r>
+      <w:r>
+        <w:t>Actions</w:t>
+      </w:r>
+      <w:r>
+        <w:rPr>
+          <w:lang w:val="ru-RU"/>
+        </w:rPr>
+        <w:t xml:space="preserve"> для статистической проверки кода. Но также мы можем и вручную провести проверку на </w:t>
+      </w:r>
+      <w:r>
+        <w:t>flake</w:t>
+      </w:r>
+      <w:r>
+        <w:rPr>
+          <w:lang w:val="ru-RU"/>
+        </w:rPr>
+        <w:t>8</w:t>
+      </w:r>
+      <w:r>
+        <w:rPr>
+          <w:lang w:val="ru-RU"/>
+        </w:rPr>
+        <w:t xml:space="preserve">. </w:t>
+      </w:r>
+      <w:r>
+        <w:rPr>
+          <w:lang w:val="ru-RU"/>
+        </w:rPr>
+        <w:t>Результат этой проверки представлен на рисунке 8.</w:t>
+      </w:r>
+    </w:p>
+    <w:p>
+      <w:pPr>
+        <w:keepNext/>
+        <w:ind w:firstLine="567"/>
+        <w:jc w:val="center"/>
+      </w:pPr>
+      <w:r>
+        <w:drawing>
+          <wp:inline distT="0" distB="0" distL="0" distR="0" wp14:anchorId="613B1782" wp14:editId="3301D2AF">
+            <wp:extent cx="523948" cy="466790"/>
+            <wp:effectExtent l="0" t="0" r="9525" b="9525"/>
+            <wp:docPr id="8" name="Рисунок 8"/>
+            <wp:cNvGraphicFramePr>
+              <a:graphicFrameLocks xmlns:a="http://schemas.openxmlformats.org/drawingml/2006/main" noChangeAspect="1"/>
+            </wp:cNvGraphicFramePr>
+            <a:graphic xmlns:a="http://schemas.openxmlformats.org/drawingml/2006/main">
+              <a:graphicData uri="http://schemas.openxmlformats.org/drawingml/2006/picture">
+                <pic:pic xmlns:pic="http://schemas.openxmlformats.org/drawingml/2006/picture">
+                  <pic:nvPicPr>
+                    <pic:cNvPr id="1" name=""/>
+                    <pic:cNvPicPr/>
+                  </pic:nvPicPr>
+                  <pic:blipFill>
+                    <a:blip r:embed="rId13"/>
+                    <a:stretch>
+                      <a:fillRect/>
+                    </a:stretch>
+                  </pic:blipFill>
+                  <pic:spPr>
+                    <a:xfrm>
+                      <a:off x="0" y="0"/>
+                      <a:ext cx="523948" cy="466790"/>
+                    </a:xfrm>
+                    <a:prstGeom prst="rect">
+                      <a:avLst/>
+                    </a:prstGeom>
+                  </pic:spPr>
+                </pic:pic>
+              </a:graphicData>
+            </a:graphic>
+          </wp:inline>
+        </w:drawing>
       </w:r>
       <w:bookmarkStart w:id="0" w:name="_GoBack"/>
       <w:bookmarkEnd w:id="0"/>
-      <w:r>
-        <w:rPr>
-          <w:lang w:val="ru-RU"/>
-        </w:rPr>
-        <w:t xml:space="preserve">в листинге 9 и 10 соответственно. Также проверка происходит при каждом </w:t>
-      </w:r>
+    </w:p>
+    <w:p>
+      <w:pPr>
+        <w:pStyle w:val="a6"/>
+        <w:jc w:val="center"/>
+        <w:rPr>
+          <w:i w:val="0"/>
+          <w:color w:val="auto"/>
+          <w:sz w:val="28"/>
+          <w:szCs w:val="28"/>
+        </w:rPr>
+      </w:pPr>
       <w:proofErr w:type="spellStart"/>
       <w:r>
         <w:rPr>
-          <w:lang w:val="ru-RU"/>
-        </w:rPr>
-        <w:t>пуше</w:t>
+          <w:i w:val="0"/>
+          <w:color w:val="auto"/>
+          <w:sz w:val="28"/>
+          <w:szCs w:val="28"/>
+        </w:rPr>
+        <w:t>Рисунок</w:t>
       </w:r>
       <w:proofErr w:type="spellEnd"/>
       <w:r>
         <w:rPr>
-          <w:lang w:val="ru-RU"/>
-        </w:rPr>
-        <w:t xml:space="preserve"> в </w:t>
-      </w:r>
-      <w:proofErr w:type="spellStart"/>
-      <w:r>
-        <w:rPr>
-          <w:lang w:val="ru-RU"/>
-        </w:rPr>
-        <w:t>репозиторий</w:t>
-      </w:r>
-      <w:proofErr w:type="spellEnd"/>
-      <w:r>
-        <w:rPr>
-          <w:lang w:val="ru-RU"/>
-        </w:rPr>
-        <w:t xml:space="preserve"> на </w:t>
-      </w:r>
-      <w:proofErr w:type="spellStart"/>
-      <w:r>
-        <w:rPr>
-          <w:lang w:val="ru-RU"/>
-        </w:rPr>
-        <w:t>гитхаб</w:t>
-      </w:r>
-      <w:proofErr w:type="spellEnd"/>
-      <w:r>
-        <w:rPr>
-          <w:lang w:val="ru-RU"/>
-        </w:rPr>
-        <w:t xml:space="preserve">, так как там настроен </w:t>
-      </w:r>
-      <w:r>
-        <w:t>GitHub</w:t>
-      </w:r>
-      <w:r>
-        <w:rPr>
-          <w:lang w:val="ru-RU"/>
+          <w:i w:val="0"/>
+          <w:color w:val="auto"/>
+          <w:sz w:val="28"/>
+          <w:szCs w:val="28"/>
         </w:rPr>
         <w:t xml:space="preserve"> </w:t>
       </w:r>
       <w:r>
-        <w:t>Actions</w:t>
-      </w:r>
-      <w:r>
-        <w:rPr>
-          <w:lang w:val="ru-RU"/>
-        </w:rPr>
-        <w:t xml:space="preserve"> для статистической проверки кода. Но также мы можем и вручную провести проверку на </w:t>
-      </w:r>
-      <w:r>
-        <w:t>flake</w:t>
-      </w:r>
-      <w:r>
-        <w:rPr>
-          <w:lang w:val="ru-RU"/>
+        <w:rPr>
+          <w:i w:val="0"/>
+          <w:color w:val="auto"/>
+          <w:sz w:val="28"/>
+          <w:szCs w:val="28"/>
+        </w:rPr>
+        <w:fldChar w:fldCharType="begin"/>
+      </w:r>
+      <w:r>
+        <w:rPr>
+          <w:i w:val="0"/>
+          <w:color w:val="auto"/>
+          <w:sz w:val="28"/>
+          <w:szCs w:val="28"/>
+        </w:rPr>
+        <w:instrText xml:space="preserve"> SEQ Рисунок \* ARABIC </w:instrText>
+      </w:r>
+      <w:r>
+        <w:rPr>
+          <w:i w:val="0"/>
+          <w:color w:val="auto"/>
+          <w:sz w:val="28"/>
+          <w:szCs w:val="28"/>
+        </w:rPr>
+        <w:fldChar w:fldCharType="separate"/>
+      </w:r>
+      <w:r>
+        <w:rPr>
+          <w:i w:val="0"/>
+          <w:noProof/>
+          <w:color w:val="auto"/>
+          <w:sz w:val="28"/>
+          <w:szCs w:val="28"/>
         </w:rPr>
         <w:t>8</w:t>
       </w:r>
       <w:r>
         <w:rPr>
-          <w:lang w:val="ru-RU"/>
-        </w:rPr>
-        <w:t xml:space="preserve">. </w:t>
-      </w:r>
-      <w:r>
-        <w:rPr>
-          <w:lang w:val="ru-RU"/>
-        </w:rPr>
-        <w:t>Результат этой проверки представлен на рисунке 8.</w:t>
-      </w:r>
-    </w:p>
-    <w:p>
-      <w:pPr>
-        <w:ind w:firstLine="567"/>
-      </w:pPr>
+          <w:i w:val="0"/>
+          <w:color w:val="auto"/>
+          <w:sz w:val="28"/>
+          <w:szCs w:val="28"/>
+        </w:rPr>
+        <w:fldChar w:fldCharType="end"/>
+      </w:r>
+      <w:r>
+        <w:rPr>
+          <w:i w:val="0"/>
+          <w:color w:val="auto"/>
+          <w:sz w:val="28"/>
+          <w:szCs w:val="28"/>
+        </w:rPr>
+        <w:t xml:space="preserve"> </w:t>
+      </w:r>
+      <w:r>
+        <w:rPr>
+          <w:i w:val="0"/>
+          <w:color w:val="auto"/>
+          <w:sz w:val="28"/>
+          <w:szCs w:val="28"/>
+          <w:lang w:val="ru-RU"/>
+        </w:rPr>
+        <w:t xml:space="preserve">результат </w:t>
+      </w:r>
+      <w:r>
+        <w:rPr>
+          <w:i w:val="0"/>
+          <w:color w:val="auto"/>
+          <w:sz w:val="28"/>
+          <w:szCs w:val="28"/>
+        </w:rPr>
+        <w:t>flake8</w:t>
+      </w:r>
     </w:p>
     <w:sectPr>
       <w:pgSz w:w="11906" w:h="16838"/>
@@ -33474,7 +33576,7 @@
 </file>
 
 <file path=customXml/itemProps1.xml><?xml version="1.0" encoding="utf-8"?>
-<ds:datastoreItem xmlns:ds="http://schemas.openxmlformats.org/officeDocument/2006/customXml" ds:itemID="{2C0154FC-46FC-44AB-9C8F-0A65B0B4D988}">
+<ds:datastoreItem xmlns:ds="http://schemas.openxmlformats.org/officeDocument/2006/customXml" ds:itemID="{69A371FE-B4EE-4A40-BB2D-6EA7F2F79E61}">
   <ds:schemaRefs>
     <ds:schemaRef ds:uri="http://schemas.openxmlformats.org/officeDocument/2006/bibliography"/>
   </ds:schemaRefs>

--- a/Пояснительная_записка.docx
+++ b/Пояснительная_записка.docx
@@ -23793,6 +23793,7 @@
     </w:p>
     <w:p>
       <w:pPr>
+        <w:spacing w:after="240"/>
         <w:ind w:left="709" w:firstLine="0"/>
         <w:jc w:val="both"/>
         <w:rPr>
@@ -23827,6 +23828,7 @@
     </w:p>
     <w:p>
       <w:pPr>
+        <w:spacing w:after="240"/>
         <w:jc w:val="both"/>
         <w:rPr>
           <w:rFonts w:cs="Times New Roman"/>
@@ -23837,6 +23839,7 @@
     </w:p>
     <w:p>
       <w:pPr>
+        <w:spacing w:after="240"/>
         <w:rPr>
           <w:rFonts w:cs="Times New Roman"/>
           <w:b/>
@@ -23846,6 +23849,7 @@
     </w:p>
     <w:p>
       <w:pPr>
+        <w:spacing w:after="240"/>
         <w:rPr>
           <w:rFonts w:cs="Times New Roman"/>
           <w:b/>
@@ -23855,6 +23859,7 @@
     </w:p>
     <w:p>
       <w:pPr>
+        <w:spacing w:after="240"/>
         <w:rPr>
           <w:rFonts w:cs="Times New Roman"/>
           <w:b/>
@@ -23864,6 +23869,7 @@
     </w:p>
     <w:p>
       <w:pPr>
+        <w:spacing w:after="240"/>
         <w:rPr>
           <w:rFonts w:cs="Times New Roman"/>
           <w:b/>
@@ -23873,6 +23879,7 @@
     </w:p>
     <w:p>
       <w:pPr>
+        <w:spacing w:after="240"/>
         <w:rPr>
           <w:rFonts w:cs="Times New Roman"/>
           <w:b/>
@@ -23882,6 +23889,7 @@
     </w:p>
     <w:p>
       <w:pPr>
+        <w:spacing w:after="240"/>
         <w:rPr>
           <w:rFonts w:cs="Times New Roman"/>
           <w:b/>
@@ -23891,6 +23899,7 @@
     </w:p>
     <w:p>
       <w:pPr>
+        <w:spacing w:after="240"/>
         <w:rPr>
           <w:rFonts w:cs="Times New Roman"/>
           <w:b/>
@@ -23900,6 +23909,7 @@
     </w:p>
     <w:p>
       <w:pPr>
+        <w:spacing w:after="240"/>
         <w:rPr>
           <w:rFonts w:cs="Times New Roman"/>
           <w:b/>
@@ -23909,6 +23919,7 @@
     </w:p>
     <w:p>
       <w:pPr>
+        <w:spacing w:after="240"/>
         <w:rPr>
           <w:rFonts w:cs="Times New Roman"/>
           <w:b/>
@@ -23918,6 +23929,7 @@
     </w:p>
     <w:p>
       <w:pPr>
+        <w:spacing w:after="240"/>
         <w:rPr>
           <w:rFonts w:cs="Times New Roman"/>
           <w:b/>
@@ -23927,6 +23939,7 @@
     </w:p>
     <w:p>
       <w:pPr>
+        <w:spacing w:after="240"/>
         <w:rPr>
           <w:rFonts w:cs="Times New Roman"/>
           <w:b/>
@@ -23936,6 +23949,7 @@
     </w:p>
     <w:p>
       <w:pPr>
+        <w:spacing w:after="240"/>
         <w:rPr>
           <w:rFonts w:cs="Times New Roman"/>
           <w:b/>
@@ -23945,6 +23959,7 @@
     </w:p>
     <w:p>
       <w:pPr>
+        <w:spacing w:after="240"/>
         <w:rPr>
           <w:rFonts w:cs="Times New Roman"/>
           <w:b/>
@@ -23954,6 +23969,7 @@
     </w:p>
     <w:p>
       <w:pPr>
+        <w:spacing w:after="240"/>
         <w:rPr>
           <w:rFonts w:cs="Times New Roman"/>
           <w:b/>
@@ -23963,6 +23979,7 @@
     </w:p>
     <w:p>
       <w:pPr>
+        <w:spacing w:after="240"/>
         <w:rPr>
           <w:rFonts w:cs="Times New Roman"/>
           <w:b/>
@@ -23972,6 +23989,7 @@
     </w:p>
     <w:p>
       <w:pPr>
+        <w:spacing w:after="240"/>
         <w:rPr>
           <w:rFonts w:cs="Times New Roman"/>
           <w:b/>
@@ -23981,6 +23999,7 @@
     </w:p>
     <w:p>
       <w:pPr>
+        <w:spacing w:after="240"/>
         <w:rPr>
           <w:rFonts w:cs="Times New Roman"/>
           <w:b/>
@@ -23990,6 +24009,7 @@
     </w:p>
     <w:p>
       <w:pPr>
+        <w:spacing w:after="240"/>
         <w:jc w:val="center"/>
         <w:rPr>
           <w:rFonts w:cs="Times New Roman"/>
@@ -24003,12 +24023,12 @@
           <w:b/>
           <w:lang w:val="ru-RU"/>
         </w:rPr>
-        <w:lastRenderedPageBreak/>
         <w:t>5 ТЕСТИРОВАНИЕ</w:t>
       </w:r>
     </w:p>
     <w:p>
       <w:pPr>
+        <w:spacing w:after="240"/>
         <w:jc w:val="both"/>
         <w:rPr>
           <w:rFonts w:cs="Times New Roman"/>
@@ -24030,6 +24050,7 @@
           <w:ilvl w:val="1"/>
           <w:numId w:val="11"/>
         </w:numPr>
+        <w:spacing w:after="240"/>
         <w:jc w:val="both"/>
         <w:rPr>
           <w:rFonts w:cs="Times New Roman"/>
@@ -24066,6 +24087,7 @@
     </w:p>
     <w:p>
       <w:pPr>
+        <w:spacing w:after="240"/>
         <w:jc w:val="both"/>
         <w:rPr>
           <w:rFonts w:cs="Times New Roman"/>
@@ -24099,6 +24121,7 @@
     <w:p>
       <w:pPr>
         <w:keepNext/>
+        <w:spacing w:after="240"/>
         <w:ind w:firstLine="0"/>
       </w:pPr>
       <w:r>
@@ -24147,6 +24170,7 @@
     <w:p>
       <w:pPr>
         <w:pStyle w:val="a6"/>
+        <w:spacing w:after="240" w:line="360" w:lineRule="auto"/>
         <w:jc w:val="center"/>
         <w:rPr>
           <w:rFonts w:cs="Times New Roman"/>
@@ -24272,6 +24296,7 @@
           <w:ilvl w:val="1"/>
           <w:numId w:val="11"/>
         </w:numPr>
+        <w:spacing w:after="240"/>
         <w:jc w:val="both"/>
         <w:rPr>
           <w:b/>
@@ -24315,6 +24340,7 @@
     </w:p>
     <w:p>
       <w:pPr>
+        <w:spacing w:after="240"/>
         <w:ind w:left="708" w:firstLine="0"/>
         <w:jc w:val="both"/>
         <w:rPr>
@@ -24325,6 +24351,7 @@
         <w:rPr>
           <w:lang w:val="ru-RU"/>
         </w:rPr>
+        <w:lastRenderedPageBreak/>
         <w:t>модульное тестирование разделено на 2 файла. Рассмотрим каждый из них.</w:t>
       </w:r>
     </w:p>
@@ -24335,6 +24362,7 @@
           <w:ilvl w:val="2"/>
           <w:numId w:val="11"/>
         </w:numPr>
+        <w:spacing w:after="240"/>
         <w:jc w:val="both"/>
         <w:rPr>
           <w:b/>
@@ -24349,6 +24377,7 @@
     </w:p>
     <w:p>
       <w:pPr>
+        <w:spacing w:after="240"/>
         <w:jc w:val="both"/>
         <w:rPr>
           <w:lang w:val="ru-RU"/>
@@ -24363,6 +24392,7 @@
     </w:p>
     <w:p>
       <w:pPr>
+        <w:spacing w:after="240"/>
         <w:jc w:val="both"/>
         <w:rPr>
           <w:lang w:val="ru-RU"/>
@@ -24377,6 +24407,7 @@
     </w:p>
     <w:p>
       <w:pPr>
+        <w:spacing w:after="240"/>
         <w:jc w:val="both"/>
       </w:pPr>
       <w:r>
@@ -24407,6 +24438,7 @@
           </w:tcPr>
           <w:p>
             <w:pPr>
+              <w:spacing w:after="240"/>
               <w:ind w:firstLine="0"/>
               <w:jc w:val="center"/>
               <w:rPr>
@@ -24429,6 +24461,7 @@
           </w:tcPr>
           <w:p>
             <w:pPr>
+              <w:spacing w:after="240"/>
               <w:ind w:firstLine="0"/>
               <w:jc w:val="center"/>
               <w:rPr>
@@ -24451,6 +24484,7 @@
           </w:tcPr>
           <w:p>
             <w:pPr>
+              <w:spacing w:after="240"/>
               <w:ind w:firstLine="0"/>
               <w:jc w:val="center"/>
               <w:rPr>
@@ -24476,7 +24510,7 @@
           <w:p>
             <w:pPr>
               <w:shd w:val="clear" w:color="auto" w:fill="000C18"/>
-              <w:spacing w:line="285" w:lineRule="atLeast"/>
+              <w:spacing w:after="240"/>
               <w:ind w:firstLine="0"/>
               <w:rPr>
                 <w:rFonts w:ascii="Consolas" w:eastAsia="Times New Roman" w:hAnsi="Consolas" w:cs="Times New Roman"/>
@@ -24501,6 +24535,7 @@
           </w:p>
           <w:p>
             <w:pPr>
+              <w:spacing w:after="240"/>
               <w:ind w:firstLine="0"/>
             </w:pPr>
           </w:p>
@@ -24511,6 +24546,7 @@
           </w:tcPr>
           <w:p>
             <w:pPr>
+              <w:spacing w:after="240"/>
               <w:ind w:firstLine="0"/>
               <w:rPr>
                 <w:lang w:val="ru-RU"/>
@@ -24530,6 +24566,7 @@
           </w:tcPr>
           <w:p>
             <w:pPr>
+              <w:spacing w:after="240"/>
               <w:ind w:firstLine="0"/>
               <w:rPr>
                 <w:lang w:val="ru-RU"/>
@@ -24552,7 +24589,7 @@
           <w:p>
             <w:pPr>
               <w:shd w:val="clear" w:color="auto" w:fill="000C18"/>
-              <w:spacing w:line="285" w:lineRule="atLeast"/>
+              <w:spacing w:after="240"/>
               <w:ind w:firstLine="0"/>
               <w:rPr>
                 <w:rFonts w:ascii="Consolas" w:eastAsia="Times New Roman" w:hAnsi="Consolas" w:cs="Times New Roman"/>
@@ -24577,6 +24614,7 @@
           </w:p>
           <w:p>
             <w:pPr>
+              <w:spacing w:after="240"/>
               <w:ind w:firstLine="0"/>
             </w:pPr>
           </w:p>
@@ -24587,6 +24625,7 @@
           </w:tcPr>
           <w:p>
             <w:pPr>
+              <w:spacing w:after="240"/>
               <w:ind w:firstLine="0"/>
               <w:rPr>
                 <w:lang w:val="ru-RU"/>
@@ -24621,6 +24660,7 @@
           </w:tcPr>
           <w:p>
             <w:pPr>
+              <w:spacing w:after="240"/>
               <w:ind w:firstLine="0"/>
               <w:rPr>
                 <w:lang w:val="ru-RU"/>
@@ -24643,7 +24683,7 @@
           <w:p>
             <w:pPr>
               <w:shd w:val="clear" w:color="auto" w:fill="000C18"/>
-              <w:spacing w:line="285" w:lineRule="atLeast"/>
+              <w:spacing w:after="240"/>
               <w:ind w:firstLine="0"/>
               <w:rPr>
                 <w:rFonts w:ascii="Consolas" w:eastAsia="Times New Roman" w:hAnsi="Consolas" w:cs="Times New Roman"/>
@@ -24678,6 +24718,7 @@
           </w:p>
           <w:p>
             <w:pPr>
+              <w:spacing w:after="240"/>
               <w:ind w:firstLine="0"/>
               <w:rPr>
                 <w:lang w:val="ru-RU"/>
@@ -24691,6 +24732,7 @@
           </w:tcPr>
           <w:p>
             <w:pPr>
+              <w:spacing w:after="240"/>
               <w:ind w:firstLine="0"/>
               <w:rPr>
                 <w:lang w:val="ru-RU"/>
@@ -24719,6 +24761,7 @@
           </w:tcPr>
           <w:p>
             <w:pPr>
+              <w:spacing w:after="240"/>
               <w:ind w:firstLine="0"/>
               <w:rPr>
                 <w:lang w:val="ru-RU"/>
@@ -24741,7 +24784,7 @@
           <w:p>
             <w:pPr>
               <w:shd w:val="clear" w:color="auto" w:fill="000C18"/>
-              <w:spacing w:line="285" w:lineRule="atLeast"/>
+              <w:spacing w:after="240"/>
               <w:ind w:firstLine="0"/>
               <w:rPr>
                 <w:rFonts w:ascii="Consolas" w:eastAsia="Times New Roman" w:hAnsi="Consolas" w:cs="Times New Roman"/>
@@ -24760,13 +24803,13 @@
                 <w:szCs w:val="21"/>
                 <w:lang w:val="ru-RU" w:eastAsia="ru-RU"/>
               </w:rPr>
-              <w:lastRenderedPageBreak/>
               <w:t>test_single_point</w:t>
             </w:r>
             <w:proofErr w:type="spellEnd"/>
           </w:p>
           <w:p>
             <w:pPr>
+              <w:spacing w:after="240"/>
               <w:ind w:firstLine="0"/>
               <w:rPr>
                 <w:lang w:val="ru-RU"/>
@@ -24780,6 +24823,7 @@
           </w:tcPr>
           <w:p>
             <w:pPr>
+              <w:spacing w:after="240"/>
               <w:ind w:firstLine="0"/>
               <w:rPr>
                 <w:lang w:val="ru-RU"/>
@@ -24814,6 +24858,7 @@
           </w:tcPr>
           <w:p>
             <w:pPr>
+              <w:spacing w:after="240"/>
               <w:ind w:firstLine="0"/>
               <w:rPr>
                 <w:lang w:val="ru-RU"/>
@@ -24836,7 +24881,7 @@
           <w:p>
             <w:pPr>
               <w:shd w:val="clear" w:color="auto" w:fill="000C18"/>
-              <w:spacing w:line="285" w:lineRule="atLeast"/>
+              <w:spacing w:after="240"/>
               <w:ind w:firstLine="0"/>
               <w:rPr>
                 <w:rFonts w:ascii="Consolas" w:eastAsia="Times New Roman" w:hAnsi="Consolas" w:cs="Times New Roman"/>
@@ -24861,6 +24906,7 @@
           </w:p>
           <w:p>
             <w:pPr>
+              <w:spacing w:after="240"/>
               <w:ind w:firstLine="0"/>
               <w:rPr>
                 <w:lang w:val="ru-RU"/>
@@ -24874,6 +24920,7 @@
           </w:tcPr>
           <w:p>
             <w:pPr>
+              <w:spacing w:after="240"/>
               <w:ind w:firstLine="0"/>
               <w:rPr>
                 <w:lang w:val="ru-RU"/>
@@ -24893,6 +24940,7 @@
           </w:tcPr>
           <w:p>
             <w:pPr>
+              <w:spacing w:after="240"/>
               <w:ind w:firstLine="0"/>
               <w:rPr>
                 <w:lang w:val="ru-RU"/>
@@ -24915,7 +24963,7 @@
           <w:p>
             <w:pPr>
               <w:shd w:val="clear" w:color="auto" w:fill="000C18"/>
-              <w:spacing w:line="285" w:lineRule="atLeast"/>
+              <w:spacing w:after="240"/>
               <w:ind w:firstLine="0"/>
               <w:rPr>
                 <w:rFonts w:ascii="Consolas" w:eastAsia="Times New Roman" w:hAnsi="Consolas" w:cs="Times New Roman"/>
@@ -24940,6 +24988,7 @@
           </w:p>
           <w:p>
             <w:pPr>
+              <w:spacing w:after="240"/>
               <w:ind w:firstLine="0"/>
               <w:rPr>
                 <w:lang w:val="ru-RU"/>
@@ -24953,6 +25002,7 @@
           </w:tcPr>
           <w:p>
             <w:pPr>
+              <w:spacing w:after="240"/>
               <w:ind w:firstLine="0"/>
               <w:rPr>
                 <w:lang w:val="ru-RU"/>
@@ -24986,6 +25036,7 @@
           </w:tcPr>
           <w:p>
             <w:pPr>
+              <w:spacing w:after="240"/>
               <w:ind w:firstLine="0"/>
               <w:rPr>
                 <w:lang w:val="ru-RU"/>
@@ -25008,7 +25059,7 @@
           <w:p>
             <w:pPr>
               <w:shd w:val="clear" w:color="auto" w:fill="000C18"/>
-              <w:spacing w:line="285" w:lineRule="atLeast"/>
+              <w:spacing w:after="240"/>
               <w:ind w:firstLine="0"/>
               <w:rPr>
                 <w:rFonts w:ascii="Consolas" w:eastAsia="Times New Roman" w:hAnsi="Consolas" w:cs="Times New Roman"/>
@@ -25033,6 +25084,7 @@
           </w:p>
           <w:p>
             <w:pPr>
+              <w:spacing w:after="240"/>
               <w:ind w:firstLine="0"/>
               <w:rPr>
                 <w:lang w:val="ru-RU"/>
@@ -25046,6 +25098,7 @@
           </w:tcPr>
           <w:p>
             <w:pPr>
+              <w:spacing w:after="240"/>
               <w:ind w:firstLine="0"/>
               <w:rPr>
                 <w:lang w:val="ru-RU"/>
@@ -25055,6 +25108,7 @@
               <w:rPr>
                 <w:lang w:val="ru-RU"/>
               </w:rPr>
+              <w:lastRenderedPageBreak/>
               <w:t>Проверяем количество точек</w:t>
             </w:r>
           </w:p>
@@ -25065,6 +25119,7 @@
           </w:tcPr>
           <w:p>
             <w:pPr>
+              <w:spacing w:after="240"/>
               <w:ind w:firstLine="0"/>
               <w:rPr>
                 <w:lang w:val="ru-RU"/>
@@ -25087,7 +25142,7 @@
           <w:p>
             <w:pPr>
               <w:shd w:val="clear" w:color="auto" w:fill="000C18"/>
-              <w:spacing w:line="285" w:lineRule="atLeast"/>
+              <w:spacing w:after="240"/>
               <w:ind w:firstLine="0"/>
               <w:rPr>
                 <w:rFonts w:ascii="Consolas" w:eastAsia="Times New Roman" w:hAnsi="Consolas" w:cs="Times New Roman"/>
@@ -25106,12 +25161,14 @@
                 <w:szCs w:val="21"/>
                 <w:lang w:val="ru-RU" w:eastAsia="ru-RU"/>
               </w:rPr>
+              <w:lastRenderedPageBreak/>
               <w:t>test_min_distance</w:t>
             </w:r>
             <w:proofErr w:type="spellEnd"/>
           </w:p>
           <w:p>
             <w:pPr>
+              <w:spacing w:after="240"/>
               <w:ind w:firstLine="0"/>
               <w:rPr>
                 <w:lang w:val="ru-RU"/>
@@ -25125,6 +25182,7 @@
           </w:tcPr>
           <w:p>
             <w:pPr>
+              <w:spacing w:after="240"/>
               <w:ind w:firstLine="0"/>
               <w:rPr>
                 <w:lang w:val="ru-RU"/>
@@ -25156,6 +25214,7 @@
           </w:tcPr>
           <w:p>
             <w:pPr>
+              <w:spacing w:after="240"/>
               <w:ind w:firstLine="0"/>
               <w:rPr>
                 <w:lang w:val="ru-RU"/>
@@ -25178,7 +25237,7 @@
           <w:p>
             <w:pPr>
               <w:shd w:val="clear" w:color="auto" w:fill="000C18"/>
-              <w:spacing w:line="285" w:lineRule="atLeast"/>
+              <w:spacing w:after="240"/>
               <w:ind w:firstLine="0"/>
               <w:rPr>
                 <w:rFonts w:ascii="Consolas" w:eastAsia="Times New Roman" w:hAnsi="Consolas" w:cs="Times New Roman"/>
@@ -25203,6 +25262,7 @@
           </w:p>
           <w:p>
             <w:pPr>
+              <w:spacing w:after="240"/>
               <w:ind w:firstLine="0"/>
               <w:rPr>
                 <w:lang w:val="ru-RU"/>
@@ -25216,6 +25276,7 @@
           </w:tcPr>
           <w:p>
             <w:pPr>
+              <w:spacing w:after="240"/>
               <w:ind w:firstLine="0"/>
               <w:rPr>
                 <w:lang w:val="ru-RU"/>
@@ -25243,6 +25304,7 @@
           </w:tcPr>
           <w:p>
             <w:pPr>
+              <w:spacing w:after="240"/>
               <w:ind w:firstLine="0"/>
               <w:rPr>
                 <w:lang w:val="ru-RU"/>
@@ -25265,7 +25327,7 @@
           <w:p>
             <w:pPr>
               <w:shd w:val="clear" w:color="auto" w:fill="000C18"/>
-              <w:spacing w:line="285" w:lineRule="atLeast"/>
+              <w:spacing w:after="240"/>
               <w:ind w:firstLine="0"/>
               <w:rPr>
                 <w:rFonts w:ascii="Consolas" w:eastAsia="Times New Roman" w:hAnsi="Consolas" w:cs="Times New Roman"/>
@@ -25290,6 +25352,7 @@
           </w:p>
           <w:p>
             <w:pPr>
+              <w:spacing w:after="240"/>
               <w:ind w:firstLine="0"/>
               <w:rPr>
                 <w:lang w:val="ru-RU"/>
@@ -25303,6 +25366,7 @@
           </w:tcPr>
           <w:p>
             <w:pPr>
+              <w:spacing w:after="240"/>
               <w:ind w:firstLine="0"/>
               <w:rPr>
                 <w:lang w:val="ru-RU"/>
@@ -25322,6 +25386,7 @@
           </w:tcPr>
           <w:p>
             <w:pPr>
+              <w:spacing w:after="240"/>
               <w:ind w:firstLine="0"/>
               <w:rPr>
                 <w:lang w:val="ru-RU"/>
@@ -25344,7 +25409,7 @@
           <w:p>
             <w:pPr>
               <w:shd w:val="clear" w:color="auto" w:fill="000C18"/>
-              <w:spacing w:line="285" w:lineRule="atLeast"/>
+              <w:spacing w:after="240"/>
               <w:ind w:firstLine="0"/>
               <w:rPr>
                 <w:rFonts w:ascii="Consolas" w:eastAsia="Times New Roman" w:hAnsi="Consolas" w:cs="Times New Roman"/>
@@ -25369,6 +25434,7 @@
           </w:p>
           <w:p>
             <w:pPr>
+              <w:spacing w:after="240"/>
               <w:ind w:firstLine="0"/>
               <w:rPr>
                 <w:lang w:val="ru-RU"/>
@@ -25382,6 +25448,7 @@
           </w:tcPr>
           <w:p>
             <w:pPr>
+              <w:spacing w:after="240"/>
               <w:ind w:firstLine="0"/>
               <w:rPr>
                 <w:lang w:val="ru-RU"/>
@@ -25401,6 +25468,7 @@
           </w:tcPr>
           <w:p>
             <w:pPr>
+              <w:spacing w:after="240"/>
               <w:ind w:firstLine="0"/>
               <w:rPr>
                 <w:lang w:val="ru-RU"/>
@@ -25423,7 +25491,7 @@
           <w:p>
             <w:pPr>
               <w:shd w:val="clear" w:color="auto" w:fill="000C18"/>
-              <w:spacing w:line="285" w:lineRule="atLeast"/>
+              <w:spacing w:after="240"/>
               <w:ind w:firstLine="0"/>
               <w:rPr>
                 <w:rFonts w:ascii="Consolas" w:eastAsia="Times New Roman" w:hAnsi="Consolas" w:cs="Times New Roman"/>
@@ -25448,6 +25516,7 @@
           </w:p>
           <w:p>
             <w:pPr>
+              <w:spacing w:after="240"/>
               <w:ind w:firstLine="0"/>
               <w:rPr>
                 <w:lang w:val="ru-RU"/>
@@ -25461,6 +25530,7 @@
           </w:tcPr>
           <w:p>
             <w:pPr>
+              <w:spacing w:after="240"/>
               <w:ind w:firstLine="0"/>
               <w:rPr>
                 <w:lang w:val="ru-RU"/>
@@ -25480,6 +25550,7 @@
           </w:tcPr>
           <w:p>
             <w:pPr>
+              <w:spacing w:after="240"/>
               <w:ind w:firstLine="0"/>
               <w:rPr>
                 <w:lang w:val="ru-RU"/>
@@ -25502,7 +25573,7 @@
           <w:p>
             <w:pPr>
               <w:shd w:val="clear" w:color="auto" w:fill="000C18"/>
-              <w:spacing w:line="285" w:lineRule="atLeast"/>
+              <w:spacing w:after="240"/>
               <w:ind w:firstLine="0"/>
               <w:rPr>
                 <w:rFonts w:ascii="Consolas" w:eastAsia="Times New Roman" w:hAnsi="Consolas" w:cs="Times New Roman"/>
@@ -25527,6 +25598,7 @@
           </w:p>
           <w:p>
             <w:pPr>
+              <w:spacing w:after="240"/>
               <w:ind w:firstLine="0"/>
               <w:rPr>
                 <w:lang w:val="ru-RU"/>
@@ -25540,6 +25612,7 @@
           </w:tcPr>
           <w:p>
             <w:pPr>
+              <w:spacing w:after="240"/>
               <w:ind w:firstLine="0"/>
               <w:rPr>
                 <w:lang w:val="ru-RU"/>
@@ -25559,6 +25632,7 @@
           </w:tcPr>
           <w:p>
             <w:pPr>
+              <w:spacing w:after="240"/>
               <w:ind w:firstLine="0"/>
               <w:rPr>
                 <w:lang w:val="ru-RU"/>
@@ -25581,7 +25655,7 @@
           <w:p>
             <w:pPr>
               <w:shd w:val="clear" w:color="auto" w:fill="000C18"/>
-              <w:spacing w:line="285" w:lineRule="atLeast"/>
+              <w:spacing w:after="240"/>
               <w:ind w:firstLine="0"/>
               <w:rPr>
                 <w:rFonts w:ascii="Consolas" w:eastAsia="Times New Roman" w:hAnsi="Consolas" w:cs="Times New Roman"/>
@@ -25606,6 +25680,7 @@
           </w:p>
           <w:p>
             <w:pPr>
+              <w:spacing w:after="240"/>
               <w:ind w:firstLine="0"/>
               <w:rPr>
                 <w:lang w:val="ru-RU"/>
@@ -25619,6 +25694,7 @@
           </w:tcPr>
           <w:p>
             <w:pPr>
+              <w:spacing w:after="240"/>
               <w:ind w:firstLine="0"/>
               <w:rPr>
                 <w:lang w:val="ru-RU"/>
@@ -25656,6 +25732,7 @@
           </w:tcPr>
           <w:p>
             <w:pPr>
+              <w:spacing w:after="240"/>
               <w:ind w:firstLine="0"/>
               <w:rPr>
                 <w:lang w:val="ru-RU"/>
@@ -25678,7 +25755,7 @@
           <w:p>
             <w:pPr>
               <w:shd w:val="clear" w:color="auto" w:fill="000C18"/>
-              <w:spacing w:line="285" w:lineRule="atLeast"/>
+              <w:spacing w:after="240"/>
               <w:ind w:firstLine="0"/>
               <w:rPr>
                 <w:rFonts w:ascii="Consolas" w:eastAsia="Times New Roman" w:hAnsi="Consolas" w:cs="Times New Roman"/>
@@ -25703,6 +25780,7 @@
           </w:p>
           <w:p>
             <w:pPr>
+              <w:spacing w:after="240"/>
               <w:ind w:firstLine="0"/>
               <w:rPr>
                 <w:lang w:val="ru-RU"/>
@@ -25716,6 +25794,7 @@
           </w:tcPr>
           <w:p>
             <w:pPr>
+              <w:spacing w:after="240"/>
               <w:ind w:firstLine="0"/>
               <w:rPr>
                 <w:lang w:val="ru-RU"/>
@@ -25749,6 +25828,7 @@
           </w:tcPr>
           <w:p>
             <w:pPr>
+              <w:spacing w:after="240"/>
               <w:ind w:firstLine="0"/>
               <w:rPr>
                 <w:lang w:val="ru-RU"/>
@@ -25771,7 +25851,7 @@
           <w:p>
             <w:pPr>
               <w:shd w:val="clear" w:color="auto" w:fill="000C18"/>
-              <w:spacing w:line="285" w:lineRule="atLeast"/>
+              <w:spacing w:after="240"/>
               <w:ind w:firstLine="0"/>
               <w:rPr>
                 <w:rFonts w:ascii="Consolas" w:eastAsia="Times New Roman" w:hAnsi="Consolas" w:cs="Times New Roman"/>
@@ -25790,13 +25870,13 @@
                 <w:szCs w:val="21"/>
                 <w:lang w:val="ru-RU" w:eastAsia="ru-RU"/>
               </w:rPr>
-              <w:lastRenderedPageBreak/>
               <w:t>test_basic_transforms</w:t>
             </w:r>
             <w:proofErr w:type="spellEnd"/>
           </w:p>
           <w:p>
             <w:pPr>
+              <w:spacing w:after="240"/>
               <w:ind w:firstLine="0"/>
               <w:rPr>
                 <w:lang w:val="ru-RU"/>
@@ -25810,6 +25890,7 @@
           </w:tcPr>
           <w:p>
             <w:pPr>
+              <w:spacing w:after="240"/>
               <w:ind w:firstLine="0"/>
               <w:rPr>
                 <w:lang w:val="ru-RU"/>
@@ -25829,6 +25910,7 @@
           </w:tcPr>
           <w:p>
             <w:pPr>
+              <w:spacing w:after="240"/>
               <w:ind w:firstLine="0"/>
               <w:rPr>
                 <w:lang w:val="ru-RU"/>
@@ -25851,7 +25933,7 @@
           <w:p>
             <w:pPr>
               <w:shd w:val="clear" w:color="auto" w:fill="000C18"/>
-              <w:spacing w:line="285" w:lineRule="atLeast"/>
+              <w:spacing w:after="240"/>
               <w:ind w:firstLine="0"/>
               <w:rPr>
                 <w:rFonts w:ascii="Consolas" w:eastAsia="Times New Roman" w:hAnsi="Consolas" w:cs="Times New Roman"/>
@@ -25870,12 +25952,14 @@
                 <w:szCs w:val="21"/>
                 <w:lang w:val="ru-RU" w:eastAsia="ru-RU"/>
               </w:rPr>
+              <w:lastRenderedPageBreak/>
               <w:t>test_identity_matrix</w:t>
             </w:r>
             <w:proofErr w:type="spellEnd"/>
           </w:p>
           <w:p>
             <w:pPr>
+              <w:spacing w:after="240"/>
               <w:ind w:firstLine="0"/>
               <w:rPr>
                 <w:lang w:val="ru-RU"/>
@@ -25889,6 +25973,7 @@
           </w:tcPr>
           <w:p>
             <w:pPr>
+              <w:spacing w:after="240"/>
               <w:ind w:firstLine="0"/>
               <w:rPr>
                 <w:lang w:val="ru-RU"/>
@@ -25908,6 +25993,7 @@
           </w:tcPr>
           <w:p>
             <w:pPr>
+              <w:spacing w:after="240"/>
               <w:ind w:firstLine="0"/>
               <w:rPr>
                 <w:lang w:val="ru-RU"/>
@@ -25930,7 +26016,7 @@
           <w:p>
             <w:pPr>
               <w:shd w:val="clear" w:color="auto" w:fill="000C18"/>
-              <w:spacing w:line="285" w:lineRule="atLeast"/>
+              <w:spacing w:after="240"/>
               <w:ind w:firstLine="0"/>
               <w:rPr>
                 <w:rFonts w:ascii="Consolas" w:eastAsia="Times New Roman" w:hAnsi="Consolas" w:cs="Times New Roman"/>
@@ -25955,6 +26041,7 @@
           </w:p>
           <w:p>
             <w:pPr>
+              <w:spacing w:after="240"/>
               <w:ind w:firstLine="0"/>
               <w:rPr>
                 <w:lang w:val="ru-RU"/>
@@ -25968,6 +26055,7 @@
           </w:tcPr>
           <w:p>
             <w:pPr>
+              <w:spacing w:after="240"/>
               <w:ind w:firstLine="0"/>
               <w:rPr>
                 <w:lang w:val="ru-RU"/>
@@ -25987,6 +26075,7 @@
           </w:tcPr>
           <w:p>
             <w:pPr>
+              <w:spacing w:after="240"/>
               <w:ind w:firstLine="0"/>
               <w:rPr>
                 <w:lang w:val="ru-RU"/>
@@ -26009,7 +26098,7 @@
           <w:p>
             <w:pPr>
               <w:shd w:val="clear" w:color="auto" w:fill="000C18"/>
-              <w:spacing w:line="285" w:lineRule="atLeast"/>
+              <w:spacing w:after="240"/>
               <w:ind w:firstLine="0"/>
               <w:rPr>
                 <w:rFonts w:ascii="Consolas" w:eastAsia="Times New Roman" w:hAnsi="Consolas" w:cs="Times New Roman"/>
@@ -26034,6 +26123,7 @@
           </w:p>
           <w:p>
             <w:pPr>
+              <w:spacing w:after="240"/>
               <w:ind w:firstLine="0"/>
               <w:rPr>
                 <w:lang w:val="ru-RU"/>
@@ -26047,6 +26137,7 @@
           </w:tcPr>
           <w:p>
             <w:pPr>
+              <w:spacing w:after="240"/>
               <w:ind w:firstLine="0"/>
               <w:rPr>
                 <w:lang w:val="ru-RU"/>
@@ -26066,6 +26157,7 @@
           </w:tcPr>
           <w:p>
             <w:pPr>
+              <w:spacing w:after="240"/>
               <w:ind w:firstLine="0"/>
               <w:rPr>
                 <w:lang w:val="ru-RU"/>
@@ -26088,7 +26180,7 @@
           <w:p>
             <w:pPr>
               <w:shd w:val="clear" w:color="auto" w:fill="000C18"/>
-              <w:spacing w:line="285" w:lineRule="atLeast"/>
+              <w:spacing w:after="240"/>
               <w:ind w:firstLine="0"/>
               <w:rPr>
                 <w:rFonts w:ascii="Consolas" w:eastAsia="Times New Roman" w:hAnsi="Consolas" w:cs="Times New Roman"/>
@@ -26113,6 +26205,7 @@
           </w:p>
           <w:p>
             <w:pPr>
+              <w:spacing w:after="240"/>
               <w:ind w:firstLine="0"/>
               <w:rPr>
                 <w:lang w:val="ru-RU"/>
@@ -26126,6 +26219,7 @@
           </w:tcPr>
           <w:p>
             <w:pPr>
+              <w:spacing w:after="240"/>
               <w:ind w:firstLine="0"/>
               <w:rPr>
                 <w:lang w:val="ru-RU"/>
@@ -26145,6 +26239,7 @@
           </w:tcPr>
           <w:p>
             <w:pPr>
+              <w:spacing w:after="240"/>
               <w:ind w:firstLine="0"/>
               <w:rPr>
                 <w:lang w:val="ru-RU"/>
@@ -26167,7 +26262,7 @@
           <w:p>
             <w:pPr>
               <w:shd w:val="clear" w:color="auto" w:fill="000C18"/>
-              <w:spacing w:line="285" w:lineRule="atLeast"/>
+              <w:spacing w:after="240"/>
               <w:ind w:firstLine="0"/>
               <w:rPr>
                 <w:rFonts w:ascii="Consolas" w:eastAsia="Times New Roman" w:hAnsi="Consolas" w:cs="Times New Roman"/>
@@ -26192,6 +26287,7 @@
           </w:p>
           <w:p>
             <w:pPr>
+              <w:spacing w:after="240"/>
               <w:ind w:firstLine="0"/>
               <w:rPr>
                 <w:lang w:val="ru-RU"/>
@@ -26205,6 +26301,7 @@
           </w:tcPr>
           <w:p>
             <w:pPr>
+              <w:spacing w:after="240"/>
               <w:ind w:firstLine="0"/>
               <w:rPr>
                 <w:lang w:val="ru-RU"/>
@@ -26224,6 +26321,7 @@
           </w:tcPr>
           <w:p>
             <w:pPr>
+              <w:spacing w:after="240"/>
               <w:ind w:firstLine="0"/>
               <w:rPr>
                 <w:lang w:val="ru-RU"/>
@@ -26246,7 +26344,7 @@
           <w:p>
             <w:pPr>
               <w:shd w:val="clear" w:color="auto" w:fill="000C18"/>
-              <w:spacing w:line="285" w:lineRule="atLeast"/>
+              <w:spacing w:after="240"/>
               <w:ind w:firstLine="0"/>
               <w:rPr>
                 <w:rFonts w:ascii="Consolas" w:eastAsia="Times New Roman" w:hAnsi="Consolas" w:cs="Times New Roman"/>
@@ -26271,6 +26369,7 @@
           </w:p>
           <w:p>
             <w:pPr>
+              <w:spacing w:after="240"/>
               <w:ind w:firstLine="0"/>
               <w:rPr>
                 <w:lang w:val="ru-RU"/>
@@ -26284,6 +26383,7 @@
           </w:tcPr>
           <w:p>
             <w:pPr>
+              <w:spacing w:after="240"/>
               <w:ind w:firstLine="0"/>
               <w:rPr>
                 <w:lang w:val="ru-RU"/>
@@ -26303,6 +26403,7 @@
           </w:tcPr>
           <w:p>
             <w:pPr>
+              <w:spacing w:after="240"/>
               <w:ind w:firstLine="0"/>
               <w:rPr>
                 <w:lang w:val="ru-RU"/>
@@ -26320,6 +26421,7 @@
     </w:tbl>
     <w:p>
       <w:pPr>
+        <w:spacing w:after="240"/>
         <w:rPr>
           <w:lang w:val="ru-RU"/>
         </w:rPr>
@@ -26332,6 +26434,7 @@
           <w:ilvl w:val="2"/>
           <w:numId w:val="11"/>
         </w:numPr>
+        <w:spacing w:after="240"/>
         <w:jc w:val="both"/>
         <w:rPr>
           <w:b/>
@@ -26346,6 +26449,7 @@
     </w:p>
     <w:p>
       <w:pPr>
+        <w:spacing w:after="240"/>
         <w:jc w:val="both"/>
         <w:rPr>
           <w:lang w:val="ru-RU"/>
@@ -26360,6 +26464,7 @@
     </w:p>
     <w:p>
       <w:pPr>
+        <w:spacing w:after="240"/>
         <w:jc w:val="both"/>
         <w:rPr>
           <w:lang w:val="ru-RU"/>
@@ -26374,12 +26479,41 @@
     </w:p>
     <w:p>
       <w:pPr>
+        <w:spacing w:after="240"/>
         <w:jc w:val="both"/>
-      </w:pPr>
-      <w:r>
-        <w:rPr>
-          <w:lang w:val="ru-RU"/>
-        </w:rPr>
+        <w:rPr>
+          <w:lang w:val="ru-RU"/>
+        </w:rPr>
+      </w:pPr>
+    </w:p>
+    <w:p>
+      <w:pPr>
+        <w:spacing w:after="240"/>
+        <w:jc w:val="both"/>
+        <w:rPr>
+          <w:lang w:val="ru-RU"/>
+        </w:rPr>
+      </w:pPr>
+    </w:p>
+    <w:p>
+      <w:pPr>
+        <w:spacing w:after="240"/>
+        <w:jc w:val="both"/>
+        <w:rPr>
+          <w:lang w:val="ru-RU"/>
+        </w:rPr>
+      </w:pPr>
+    </w:p>
+    <w:p>
+      <w:pPr>
+        <w:spacing w:after="240"/>
+        <w:jc w:val="both"/>
+      </w:pPr>
+      <w:r>
+        <w:rPr>
+          <w:lang w:val="ru-RU"/>
+        </w:rPr>
+        <w:lastRenderedPageBreak/>
         <w:t>Таблица</w:t>
       </w:r>
       <w:r>
@@ -26407,6 +26541,7 @@
           </w:tcPr>
           <w:p>
             <w:pPr>
+              <w:spacing w:after="240"/>
               <w:ind w:firstLine="0"/>
               <w:jc w:val="center"/>
               <w:rPr>
@@ -26429,6 +26564,7 @@
           </w:tcPr>
           <w:p>
             <w:pPr>
+              <w:spacing w:after="240"/>
               <w:ind w:firstLine="0"/>
               <w:jc w:val="center"/>
               <w:rPr>
@@ -26451,6 +26587,7 @@
           </w:tcPr>
           <w:p>
             <w:pPr>
+              <w:spacing w:after="240"/>
               <w:ind w:firstLine="0"/>
               <w:jc w:val="center"/>
               <w:rPr>
@@ -26476,7 +26613,7 @@
           <w:p>
             <w:pPr>
               <w:shd w:val="clear" w:color="auto" w:fill="000C18"/>
-              <w:spacing w:line="285" w:lineRule="atLeast"/>
+              <w:spacing w:after="240"/>
               <w:ind w:firstLine="0"/>
               <w:rPr>
                 <w:rFonts w:ascii="Consolas" w:eastAsia="Times New Roman" w:hAnsi="Consolas" w:cs="Times New Roman"/>
@@ -26501,6 +26638,7 @@
           </w:p>
           <w:p>
             <w:pPr>
+              <w:spacing w:after="240"/>
               <w:ind w:firstLine="0"/>
               <w:jc w:val="both"/>
               <w:rPr>
@@ -26515,6 +26653,7 @@
           </w:tcPr>
           <w:p>
             <w:pPr>
+              <w:spacing w:after="240"/>
               <w:ind w:firstLine="0"/>
               <w:jc w:val="both"/>
               <w:rPr>
@@ -26538,6 +26677,7 @@
           </w:tcPr>
           <w:p>
             <w:pPr>
+              <w:spacing w:after="240"/>
               <w:ind w:firstLine="0"/>
               <w:jc w:val="both"/>
               <w:rPr>
@@ -26561,7 +26701,7 @@
           <w:p>
             <w:pPr>
               <w:shd w:val="clear" w:color="auto" w:fill="000C18"/>
-              <w:spacing w:line="285" w:lineRule="atLeast"/>
+              <w:spacing w:after="240"/>
               <w:ind w:firstLine="0"/>
               <w:rPr>
                 <w:rFonts w:ascii="Consolas" w:eastAsia="Times New Roman" w:hAnsi="Consolas" w:cs="Times New Roman"/>
@@ -26586,6 +26726,7 @@
           </w:p>
           <w:p>
             <w:pPr>
+              <w:spacing w:after="240"/>
               <w:ind w:firstLine="0"/>
               <w:jc w:val="both"/>
               <w:rPr>
@@ -26600,6 +26741,7 @@
           </w:tcPr>
           <w:p>
             <w:pPr>
+              <w:spacing w:after="240"/>
               <w:ind w:firstLine="0"/>
               <w:jc w:val="both"/>
               <w:rPr>
@@ -26629,6 +26771,1200 @@
           </w:tcPr>
           <w:p>
             <w:pPr>
+              <w:spacing w:after="240"/>
+              <w:ind w:firstLine="0"/>
+              <w:jc w:val="both"/>
+              <w:rPr>
+                <w:lang w:val="ru-RU"/>
+              </w:rPr>
+            </w:pPr>
+            <w:r>
+              <w:rPr>
+                <w:lang w:val="ru-RU"/>
+              </w:rPr>
+              <w:t>Успех</w:t>
+            </w:r>
+          </w:p>
+        </w:tc>
+      </w:tr>
+      <w:tr>
+        <w:tc>
+          <w:tcPr>
+            <w:tcW w:w="3114" w:type="dxa"/>
+          </w:tcPr>
+          <w:p>
+            <w:pPr>
+              <w:shd w:val="clear" w:color="auto" w:fill="000C18"/>
+              <w:spacing w:after="240"/>
+              <w:ind w:firstLine="0"/>
+              <w:rPr>
+                <w:rFonts w:ascii="Consolas" w:eastAsia="Times New Roman" w:hAnsi="Consolas" w:cs="Times New Roman"/>
+                <w:color w:val="6688CC"/>
+                <w:sz w:val="21"/>
+                <w:szCs w:val="21"/>
+                <w:lang w:val="ru-RU" w:eastAsia="ru-RU"/>
+              </w:rPr>
+            </w:pPr>
+            <w:proofErr w:type="spellStart"/>
+            <w:r>
+              <w:rPr>
+                <w:rFonts w:ascii="Consolas" w:eastAsia="Times New Roman" w:hAnsi="Consolas" w:cs="Times New Roman"/>
+                <w:color w:val="DDBB88"/>
+                <w:sz w:val="21"/>
+                <w:szCs w:val="21"/>
+                <w:lang w:val="ru-RU" w:eastAsia="ru-RU"/>
+              </w:rPr>
+              <w:t>test_load_float_texture</w:t>
+            </w:r>
+            <w:proofErr w:type="spellEnd"/>
+          </w:p>
+          <w:p>
+            <w:pPr>
+              <w:spacing w:after="240"/>
+              <w:ind w:firstLine="0"/>
+              <w:jc w:val="both"/>
+              <w:rPr>
+                <w:lang w:val="ru-RU"/>
+              </w:rPr>
+            </w:pPr>
+          </w:p>
+        </w:tc>
+        <w:tc>
+          <w:tcPr>
+            <w:tcW w:w="3115" w:type="dxa"/>
+          </w:tcPr>
+          <w:p>
+            <w:pPr>
+              <w:spacing w:after="240"/>
+              <w:ind w:firstLine="0"/>
+              <w:jc w:val="both"/>
+              <w:rPr>
+                <w:lang w:val="ru-RU"/>
+              </w:rPr>
+            </w:pPr>
+            <w:r>
+              <w:rPr>
+                <w:lang w:val="ru-RU"/>
+              </w:rPr>
+              <w:t xml:space="preserve">Загрузка </w:t>
+            </w:r>
+            <w:r>
+              <w:t>Float</w:t>
+            </w:r>
+            <w:r>
+              <w:rPr>
+                <w:lang w:val="ru-RU"/>
+              </w:rPr>
+              <w:t>-</w:t>
+            </w:r>
+            <w:r>
+              <w:rPr>
+                <w:lang w:val="ru-RU"/>
+              </w:rPr>
+              <w:t>текстуры возвращает массив</w:t>
+            </w:r>
+          </w:p>
+        </w:tc>
+        <w:tc>
+          <w:tcPr>
+            <w:tcW w:w="3115" w:type="dxa"/>
+          </w:tcPr>
+          <w:p>
+            <w:pPr>
+              <w:spacing w:after="240"/>
+              <w:ind w:firstLine="0"/>
+              <w:jc w:val="both"/>
+              <w:rPr>
+                <w:lang w:val="ru-RU"/>
+              </w:rPr>
+            </w:pPr>
+            <w:r>
+              <w:rPr>
+                <w:lang w:val="ru-RU"/>
+              </w:rPr>
+              <w:t>Успех</w:t>
+            </w:r>
+          </w:p>
+        </w:tc>
+      </w:tr>
+      <w:tr>
+        <w:tc>
+          <w:tcPr>
+            <w:tcW w:w="3114" w:type="dxa"/>
+          </w:tcPr>
+          <w:p>
+            <w:pPr>
+              <w:shd w:val="clear" w:color="auto" w:fill="000C18"/>
+              <w:spacing w:after="240"/>
+              <w:ind w:firstLine="0"/>
+              <w:rPr>
+                <w:rFonts w:ascii="Consolas" w:eastAsia="Times New Roman" w:hAnsi="Consolas" w:cs="Times New Roman"/>
+                <w:color w:val="6688CC"/>
+                <w:sz w:val="21"/>
+                <w:szCs w:val="21"/>
+                <w:lang w:val="ru-RU" w:eastAsia="ru-RU"/>
+              </w:rPr>
+            </w:pPr>
+            <w:proofErr w:type="spellStart"/>
+            <w:r>
+              <w:rPr>
+                <w:rFonts w:ascii="Consolas" w:eastAsia="Times New Roman" w:hAnsi="Consolas" w:cs="Times New Roman"/>
+                <w:color w:val="DDBB88"/>
+                <w:sz w:val="21"/>
+                <w:szCs w:val="21"/>
+                <w:lang w:val="ru-RU" w:eastAsia="ru-RU"/>
+              </w:rPr>
+              <w:t>test_sample_none_returns_one</w:t>
+            </w:r>
+            <w:proofErr w:type="spellEnd"/>
+          </w:p>
+          <w:p>
+            <w:pPr>
+              <w:spacing w:after="240"/>
+              <w:ind w:firstLine="0"/>
+              <w:jc w:val="both"/>
+              <w:rPr>
+                <w:lang w:val="ru-RU"/>
+              </w:rPr>
+            </w:pPr>
+          </w:p>
+        </w:tc>
+        <w:tc>
+          <w:tcPr>
+            <w:tcW w:w="3115" w:type="dxa"/>
+          </w:tcPr>
+          <w:p>
+            <w:pPr>
+              <w:spacing w:after="240"/>
+              <w:ind w:firstLine="0"/>
+              <w:jc w:val="both"/>
+              <w:rPr>
+                <w:lang w:val="ru-RU"/>
+              </w:rPr>
+            </w:pPr>
+            <w:r>
+              <w:rPr>
+                <w:lang w:val="ru-RU"/>
+              </w:rPr>
+              <w:t xml:space="preserve">Если </w:t>
+            </w:r>
+            <w:proofErr w:type="spellStart"/>
+            <w:r>
+              <w:rPr>
+                <w:lang w:val="ru-RU"/>
+              </w:rPr>
+              <w:t>сэмрл</w:t>
+            </w:r>
+            <w:proofErr w:type="spellEnd"/>
+            <w:r>
+              <w:rPr>
+                <w:lang w:val="ru-RU"/>
+              </w:rPr>
+              <w:t xml:space="preserve"> пуст, то возвращаем </w:t>
+            </w:r>
+            <w:r>
+              <w:rPr>
+                <w:lang w:val="ru-RU"/>
+              </w:rPr>
+              <w:t>1.0</w:t>
+            </w:r>
+          </w:p>
+        </w:tc>
+        <w:tc>
+          <w:tcPr>
+            <w:tcW w:w="3115" w:type="dxa"/>
+          </w:tcPr>
+          <w:p>
+            <w:pPr>
+              <w:spacing w:after="240"/>
+              <w:ind w:firstLine="0"/>
+              <w:jc w:val="both"/>
+              <w:rPr>
+                <w:lang w:val="ru-RU"/>
+              </w:rPr>
+            </w:pPr>
+            <w:r>
+              <w:rPr>
+                <w:lang w:val="ru-RU"/>
+              </w:rPr>
+              <w:t>Успех</w:t>
+            </w:r>
+          </w:p>
+        </w:tc>
+      </w:tr>
+      <w:tr>
+        <w:tc>
+          <w:tcPr>
+            <w:tcW w:w="3114" w:type="dxa"/>
+          </w:tcPr>
+          <w:p>
+            <w:pPr>
+              <w:shd w:val="clear" w:color="auto" w:fill="000C18"/>
+              <w:spacing w:after="240"/>
+              <w:ind w:firstLine="0"/>
+              <w:rPr>
+                <w:rFonts w:ascii="Consolas" w:eastAsia="Times New Roman" w:hAnsi="Consolas" w:cs="Times New Roman"/>
+                <w:color w:val="6688CC"/>
+                <w:sz w:val="21"/>
+                <w:szCs w:val="21"/>
+                <w:lang w:val="ru-RU" w:eastAsia="ru-RU"/>
+              </w:rPr>
+            </w:pPr>
+            <w:proofErr w:type="spellStart"/>
+            <w:r>
+              <w:rPr>
+                <w:rFonts w:ascii="Consolas" w:eastAsia="Times New Roman" w:hAnsi="Consolas" w:cs="Times New Roman"/>
+                <w:color w:val="DDBB88"/>
+                <w:sz w:val="21"/>
+                <w:szCs w:val="21"/>
+                <w:lang w:val="ru-RU" w:eastAsia="ru-RU"/>
+              </w:rPr>
+              <w:t>test_sample_nearest</w:t>
+            </w:r>
+            <w:proofErr w:type="spellEnd"/>
+          </w:p>
+          <w:p>
+            <w:pPr>
+              <w:spacing w:after="240"/>
+              <w:ind w:firstLine="0"/>
+              <w:jc w:val="both"/>
+              <w:rPr>
+                <w:lang w:val="ru-RU"/>
+              </w:rPr>
+            </w:pPr>
+          </w:p>
+        </w:tc>
+        <w:tc>
+          <w:tcPr>
+            <w:tcW w:w="3115" w:type="dxa"/>
+          </w:tcPr>
+          <w:p>
+            <w:pPr>
+              <w:spacing w:after="240"/>
+              <w:ind w:firstLine="0"/>
+              <w:jc w:val="both"/>
+              <w:rPr>
+                <w:lang w:val="ru-RU"/>
+              </w:rPr>
+            </w:pPr>
+            <w:r>
+              <w:t>NEAREST</w:t>
+            </w:r>
+            <w:r>
+              <w:rPr>
+                <w:lang w:val="ru-RU"/>
+              </w:rPr>
+              <w:t xml:space="preserve"> </w:t>
+            </w:r>
+            <w:r>
+              <w:rPr>
+                <w:lang w:val="ru-RU"/>
+              </w:rPr>
+              <w:t>интерполяция возвращает точно значение пикселя</w:t>
+            </w:r>
+          </w:p>
+        </w:tc>
+        <w:tc>
+          <w:tcPr>
+            <w:tcW w:w="3115" w:type="dxa"/>
+          </w:tcPr>
+          <w:p>
+            <w:pPr>
+              <w:spacing w:after="240"/>
+              <w:ind w:firstLine="0"/>
+              <w:jc w:val="both"/>
+              <w:rPr>
+                <w:lang w:val="ru-RU"/>
+              </w:rPr>
+            </w:pPr>
+            <w:r>
+              <w:rPr>
+                <w:lang w:val="ru-RU"/>
+              </w:rPr>
+              <w:t>Успех</w:t>
+            </w:r>
+          </w:p>
+        </w:tc>
+      </w:tr>
+      <w:tr>
+        <w:tc>
+          <w:tcPr>
+            <w:tcW w:w="3114" w:type="dxa"/>
+          </w:tcPr>
+          <w:p>
+            <w:pPr>
+              <w:shd w:val="clear" w:color="auto" w:fill="000C18"/>
+              <w:spacing w:after="240"/>
+              <w:ind w:firstLine="0"/>
+              <w:rPr>
+                <w:rFonts w:ascii="Consolas" w:eastAsia="Times New Roman" w:hAnsi="Consolas" w:cs="Times New Roman"/>
+                <w:color w:val="6688CC"/>
+                <w:sz w:val="21"/>
+                <w:szCs w:val="21"/>
+                <w:lang w:val="ru-RU" w:eastAsia="ru-RU"/>
+              </w:rPr>
+            </w:pPr>
+            <w:proofErr w:type="spellStart"/>
+            <w:r>
+              <w:rPr>
+                <w:rFonts w:ascii="Consolas" w:eastAsia="Times New Roman" w:hAnsi="Consolas" w:cs="Times New Roman"/>
+                <w:color w:val="DDBB88"/>
+                <w:sz w:val="21"/>
+                <w:szCs w:val="21"/>
+                <w:lang w:val="ru-RU" w:eastAsia="ru-RU"/>
+              </w:rPr>
+              <w:t>test_sample_linear</w:t>
+            </w:r>
+            <w:proofErr w:type="spellEnd"/>
+          </w:p>
+          <w:p>
+            <w:pPr>
+              <w:spacing w:after="240"/>
+              <w:ind w:firstLine="0"/>
+              <w:jc w:val="both"/>
+              <w:rPr>
+                <w:lang w:val="ru-RU"/>
+              </w:rPr>
+            </w:pPr>
+          </w:p>
+        </w:tc>
+        <w:tc>
+          <w:tcPr>
+            <w:tcW w:w="3115" w:type="dxa"/>
+          </w:tcPr>
+          <w:p>
+            <w:pPr>
+              <w:spacing w:after="240"/>
+              <w:ind w:firstLine="0"/>
+              <w:jc w:val="both"/>
+              <w:rPr>
+                <w:lang w:val="ru-RU"/>
+              </w:rPr>
+            </w:pPr>
+            <w:r>
+              <w:t>LINEAR</w:t>
+            </w:r>
+            <w:r>
+              <w:rPr>
+                <w:lang w:val="ru-RU"/>
+              </w:rPr>
+              <w:t xml:space="preserve"> </w:t>
+            </w:r>
+            <w:r>
+              <w:rPr>
+                <w:lang w:val="ru-RU"/>
+              </w:rPr>
+              <w:t>интерполяция возвращает промежуточные значения</w:t>
+            </w:r>
+          </w:p>
+        </w:tc>
+        <w:tc>
+          <w:tcPr>
+            <w:tcW w:w="3115" w:type="dxa"/>
+          </w:tcPr>
+          <w:p>
+            <w:pPr>
+              <w:spacing w:after="240"/>
+              <w:ind w:firstLine="0"/>
+              <w:jc w:val="both"/>
+              <w:rPr>
+                <w:lang w:val="ru-RU"/>
+              </w:rPr>
+            </w:pPr>
+            <w:r>
+              <w:rPr>
+                <w:lang w:val="ru-RU"/>
+              </w:rPr>
+              <w:t>Успех</w:t>
+            </w:r>
+          </w:p>
+        </w:tc>
+      </w:tr>
+      <w:tr>
+        <w:tc>
+          <w:tcPr>
+            <w:tcW w:w="3114" w:type="dxa"/>
+          </w:tcPr>
+          <w:p>
+            <w:pPr>
+              <w:shd w:val="clear" w:color="auto" w:fill="000C18"/>
+              <w:spacing w:after="240"/>
+              <w:ind w:firstLine="0"/>
+              <w:rPr>
+                <w:rFonts w:ascii="Consolas" w:eastAsia="Times New Roman" w:hAnsi="Consolas" w:cs="Times New Roman"/>
+                <w:color w:val="6688CC"/>
+                <w:sz w:val="21"/>
+                <w:szCs w:val="21"/>
+                <w:lang w:val="ru-RU" w:eastAsia="ru-RU"/>
+              </w:rPr>
+            </w:pPr>
+            <w:proofErr w:type="spellStart"/>
+            <w:r>
+              <w:rPr>
+                <w:rFonts w:ascii="Consolas" w:eastAsia="Times New Roman" w:hAnsi="Consolas" w:cs="Times New Roman"/>
+                <w:color w:val="DDBB88"/>
+                <w:sz w:val="21"/>
+                <w:szCs w:val="21"/>
+                <w:lang w:val="ru-RU" w:eastAsia="ru-RU"/>
+              </w:rPr>
+              <w:t>test_sample_red_channel</w:t>
+            </w:r>
+            <w:proofErr w:type="spellEnd"/>
+          </w:p>
+          <w:p>
+            <w:pPr>
+              <w:spacing w:after="240"/>
+              <w:ind w:firstLine="0"/>
+              <w:jc w:val="both"/>
+              <w:rPr>
+                <w:lang w:val="ru-RU"/>
+              </w:rPr>
+            </w:pPr>
+          </w:p>
+        </w:tc>
+        <w:tc>
+          <w:tcPr>
+            <w:tcW w:w="3115" w:type="dxa"/>
+          </w:tcPr>
+          <w:p>
+            <w:pPr>
+              <w:spacing w:after="240"/>
+              <w:ind w:firstLine="0"/>
+              <w:jc w:val="both"/>
+              <w:rPr>
+                <w:lang w:val="ru-RU"/>
+              </w:rPr>
+            </w:pPr>
+            <w:r>
+              <w:rPr>
+                <w:lang w:val="ru-RU"/>
+              </w:rPr>
+              <w:t xml:space="preserve">Извлечение </w:t>
+            </w:r>
+            <w:r>
+              <w:t>R-</w:t>
+            </w:r>
+            <w:r>
+              <w:rPr>
+                <w:lang w:val="ru-RU"/>
+              </w:rPr>
+              <w:t>канала</w:t>
+            </w:r>
+          </w:p>
+        </w:tc>
+        <w:tc>
+          <w:tcPr>
+            <w:tcW w:w="3115" w:type="dxa"/>
+          </w:tcPr>
+          <w:p>
+            <w:pPr>
+              <w:spacing w:after="240"/>
+              <w:ind w:firstLine="0"/>
+              <w:jc w:val="both"/>
+              <w:rPr>
+                <w:lang w:val="ru-RU"/>
+              </w:rPr>
+            </w:pPr>
+            <w:r>
+              <w:rPr>
+                <w:lang w:val="ru-RU"/>
+              </w:rPr>
+              <w:t>Успех</w:t>
+            </w:r>
+          </w:p>
+        </w:tc>
+      </w:tr>
+      <w:tr>
+        <w:tc>
+          <w:tcPr>
+            <w:tcW w:w="3114" w:type="dxa"/>
+          </w:tcPr>
+          <w:p>
+            <w:pPr>
+              <w:shd w:val="clear" w:color="auto" w:fill="000C18"/>
+              <w:spacing w:after="240"/>
+              <w:ind w:firstLine="0"/>
+              <w:rPr>
+                <w:rFonts w:ascii="Consolas" w:eastAsia="Times New Roman" w:hAnsi="Consolas" w:cs="Times New Roman"/>
+                <w:color w:val="6688CC"/>
+                <w:sz w:val="21"/>
+                <w:szCs w:val="21"/>
+                <w:lang w:val="ru-RU" w:eastAsia="ru-RU"/>
+              </w:rPr>
+            </w:pPr>
+            <w:proofErr w:type="spellStart"/>
+            <w:r>
+              <w:rPr>
+                <w:rFonts w:ascii="Consolas" w:eastAsia="Times New Roman" w:hAnsi="Consolas" w:cs="Times New Roman"/>
+                <w:color w:val="DDBB88"/>
+                <w:sz w:val="21"/>
+                <w:szCs w:val="21"/>
+                <w:lang w:val="ru-RU" w:eastAsia="ru-RU"/>
+              </w:rPr>
+              <w:t>test_sample_alpha_channel</w:t>
+            </w:r>
+            <w:proofErr w:type="spellEnd"/>
+          </w:p>
+          <w:p>
+            <w:pPr>
+              <w:spacing w:after="240"/>
+              <w:ind w:firstLine="0"/>
+              <w:jc w:val="both"/>
+              <w:rPr>
+                <w:lang w:val="ru-RU"/>
+              </w:rPr>
+            </w:pPr>
+          </w:p>
+        </w:tc>
+        <w:tc>
+          <w:tcPr>
+            <w:tcW w:w="3115" w:type="dxa"/>
+          </w:tcPr>
+          <w:p>
+            <w:pPr>
+              <w:spacing w:after="240"/>
+              <w:ind w:firstLine="0"/>
+              <w:jc w:val="both"/>
+              <w:rPr>
+                <w:lang w:val="ru-RU"/>
+              </w:rPr>
+            </w:pPr>
+            <w:r>
+              <w:rPr>
+                <w:lang w:val="ru-RU"/>
+              </w:rPr>
+              <w:lastRenderedPageBreak/>
+              <w:t xml:space="preserve">Извлечение </w:t>
+            </w:r>
+            <w:r>
+              <w:t>A-</w:t>
+            </w:r>
+            <w:r>
+              <w:rPr>
+                <w:lang w:val="ru-RU"/>
+              </w:rPr>
+              <w:t>канала</w:t>
+            </w:r>
+          </w:p>
+        </w:tc>
+        <w:tc>
+          <w:tcPr>
+            <w:tcW w:w="3115" w:type="dxa"/>
+          </w:tcPr>
+          <w:p>
+            <w:pPr>
+              <w:spacing w:after="240"/>
+              <w:ind w:firstLine="0"/>
+              <w:jc w:val="both"/>
+              <w:rPr>
+                <w:lang w:val="ru-RU"/>
+              </w:rPr>
+            </w:pPr>
+            <w:r>
+              <w:rPr>
+                <w:lang w:val="ru-RU"/>
+              </w:rPr>
+              <w:t>Успех</w:t>
+            </w:r>
+          </w:p>
+        </w:tc>
+      </w:tr>
+      <w:tr>
+        <w:tc>
+          <w:tcPr>
+            <w:tcW w:w="3114" w:type="dxa"/>
+          </w:tcPr>
+          <w:p>
+            <w:pPr>
+              <w:shd w:val="clear" w:color="auto" w:fill="000C18"/>
+              <w:spacing w:after="240"/>
+              <w:ind w:firstLine="0"/>
+              <w:rPr>
+                <w:rFonts w:ascii="Consolas" w:eastAsia="Times New Roman" w:hAnsi="Consolas" w:cs="Times New Roman"/>
+                <w:color w:val="6688CC"/>
+                <w:sz w:val="21"/>
+                <w:szCs w:val="21"/>
+                <w:lang w:val="ru-RU" w:eastAsia="ru-RU"/>
+              </w:rPr>
+            </w:pPr>
+            <w:proofErr w:type="spellStart"/>
+            <w:r>
+              <w:rPr>
+                <w:rFonts w:ascii="Consolas" w:eastAsia="Times New Roman" w:hAnsi="Consolas" w:cs="Times New Roman"/>
+                <w:color w:val="DDBB88"/>
+                <w:sz w:val="21"/>
+                <w:szCs w:val="21"/>
+                <w:lang w:val="ru-RU" w:eastAsia="ru-RU"/>
+              </w:rPr>
+              <w:lastRenderedPageBreak/>
+              <w:t>test_sample_wrap_u</w:t>
+            </w:r>
+            <w:proofErr w:type="spellEnd"/>
+          </w:p>
+          <w:p>
+            <w:pPr>
+              <w:spacing w:after="240"/>
+              <w:ind w:firstLine="0"/>
+              <w:jc w:val="both"/>
+              <w:rPr>
+                <w:lang w:val="ru-RU"/>
+              </w:rPr>
+            </w:pPr>
+          </w:p>
+        </w:tc>
+        <w:tc>
+          <w:tcPr>
+            <w:tcW w:w="3115" w:type="dxa"/>
+          </w:tcPr>
+          <w:p>
+            <w:pPr>
+              <w:spacing w:after="240"/>
+              <w:ind w:firstLine="0"/>
+              <w:jc w:val="both"/>
+            </w:pPr>
+            <w:r>
+              <w:rPr>
+                <w:lang w:val="ru-RU"/>
+              </w:rPr>
+              <w:t xml:space="preserve">Циклическая адресация по </w:t>
+            </w:r>
+            <w:r>
+              <w:t>U</w:t>
+            </w:r>
+          </w:p>
+        </w:tc>
+        <w:tc>
+          <w:tcPr>
+            <w:tcW w:w="3115" w:type="dxa"/>
+          </w:tcPr>
+          <w:p>
+            <w:pPr>
+              <w:spacing w:after="240"/>
+              <w:ind w:firstLine="0"/>
+              <w:jc w:val="both"/>
+              <w:rPr>
+                <w:lang w:val="ru-RU"/>
+              </w:rPr>
+            </w:pPr>
+            <w:r>
+              <w:rPr>
+                <w:lang w:val="ru-RU"/>
+              </w:rPr>
+              <w:t>Успех</w:t>
+            </w:r>
+          </w:p>
+        </w:tc>
+      </w:tr>
+      <w:tr>
+        <w:tc>
+          <w:tcPr>
+            <w:tcW w:w="3114" w:type="dxa"/>
+          </w:tcPr>
+          <w:p>
+            <w:pPr>
+              <w:shd w:val="clear" w:color="auto" w:fill="000C18"/>
+              <w:spacing w:after="240"/>
+              <w:ind w:firstLine="0"/>
+              <w:rPr>
+                <w:rFonts w:ascii="Consolas" w:eastAsia="Times New Roman" w:hAnsi="Consolas" w:cs="Times New Roman"/>
+                <w:color w:val="6688CC"/>
+                <w:sz w:val="21"/>
+                <w:szCs w:val="21"/>
+                <w:lang w:val="ru-RU" w:eastAsia="ru-RU"/>
+              </w:rPr>
+            </w:pPr>
+            <w:proofErr w:type="spellStart"/>
+            <w:r>
+              <w:rPr>
+                <w:rFonts w:ascii="Consolas" w:eastAsia="Times New Roman" w:hAnsi="Consolas" w:cs="Times New Roman"/>
+                <w:color w:val="DDBB88"/>
+                <w:sz w:val="21"/>
+                <w:szCs w:val="21"/>
+                <w:lang w:val="ru-RU" w:eastAsia="ru-RU"/>
+              </w:rPr>
+              <w:t>test_sample_wrap_v</w:t>
+            </w:r>
+            <w:proofErr w:type="spellEnd"/>
+          </w:p>
+          <w:p>
+            <w:pPr>
+              <w:spacing w:after="240"/>
+              <w:ind w:firstLine="0"/>
+              <w:jc w:val="both"/>
+              <w:rPr>
+                <w:lang w:val="ru-RU"/>
+              </w:rPr>
+            </w:pPr>
+          </w:p>
+        </w:tc>
+        <w:tc>
+          <w:tcPr>
+            <w:tcW w:w="3115" w:type="dxa"/>
+          </w:tcPr>
+          <w:p>
+            <w:pPr>
+              <w:spacing w:after="240"/>
+              <w:ind w:firstLine="0"/>
+              <w:jc w:val="both"/>
+            </w:pPr>
+            <w:r>
+              <w:rPr>
+                <w:lang w:val="ru-RU"/>
+              </w:rPr>
+              <w:t xml:space="preserve">Циклическая адресация по </w:t>
+            </w:r>
+            <w:r>
+              <w:t>V</w:t>
+            </w:r>
+          </w:p>
+        </w:tc>
+        <w:tc>
+          <w:tcPr>
+            <w:tcW w:w="3115" w:type="dxa"/>
+          </w:tcPr>
+          <w:p>
+            <w:pPr>
+              <w:spacing w:after="240"/>
+              <w:ind w:firstLine="0"/>
+              <w:jc w:val="both"/>
+              <w:rPr>
+                <w:lang w:val="ru-RU"/>
+              </w:rPr>
+            </w:pPr>
+            <w:r>
+              <w:rPr>
+                <w:lang w:val="ru-RU"/>
+              </w:rPr>
+              <w:t>Успех</w:t>
+            </w:r>
+          </w:p>
+        </w:tc>
+      </w:tr>
+      <w:tr>
+        <w:tc>
+          <w:tcPr>
+            <w:tcW w:w="3114" w:type="dxa"/>
+          </w:tcPr>
+          <w:p>
+            <w:pPr>
+              <w:shd w:val="clear" w:color="auto" w:fill="000C18"/>
+              <w:spacing w:after="240"/>
+              <w:ind w:firstLine="0"/>
+              <w:rPr>
+                <w:rFonts w:ascii="Consolas" w:eastAsia="Times New Roman" w:hAnsi="Consolas" w:cs="Times New Roman"/>
+                <w:color w:val="6688CC"/>
+                <w:sz w:val="21"/>
+                <w:szCs w:val="21"/>
+                <w:lang w:val="ru-RU" w:eastAsia="ru-RU"/>
+              </w:rPr>
+            </w:pPr>
+            <w:proofErr w:type="spellStart"/>
+            <w:r>
+              <w:rPr>
+                <w:rFonts w:ascii="Consolas" w:eastAsia="Times New Roman" w:hAnsi="Consolas" w:cs="Times New Roman"/>
+                <w:color w:val="DDBB88"/>
+                <w:sz w:val="21"/>
+                <w:szCs w:val="21"/>
+                <w:lang w:val="ru-RU" w:eastAsia="ru-RU"/>
+              </w:rPr>
+              <w:t>test_sample_negative_uv</w:t>
+            </w:r>
+            <w:proofErr w:type="spellEnd"/>
+          </w:p>
+          <w:p>
+            <w:pPr>
+              <w:spacing w:after="240"/>
+              <w:ind w:firstLine="0"/>
+              <w:jc w:val="both"/>
+              <w:rPr>
+                <w:lang w:val="ru-RU"/>
+              </w:rPr>
+            </w:pPr>
+          </w:p>
+        </w:tc>
+        <w:tc>
+          <w:tcPr>
+            <w:tcW w:w="3115" w:type="dxa"/>
+          </w:tcPr>
+          <w:p>
+            <w:pPr>
+              <w:spacing w:after="240"/>
+              <w:ind w:firstLine="0"/>
+              <w:jc w:val="both"/>
+              <w:rPr>
+                <w:lang w:val="ru-RU"/>
+              </w:rPr>
+            </w:pPr>
+            <w:r>
+              <w:rPr>
+                <w:lang w:val="ru-RU"/>
+              </w:rPr>
+              <w:t xml:space="preserve">Отрицательные </w:t>
+            </w:r>
+            <w:r>
+              <w:t>UV</w:t>
+            </w:r>
+            <w:r>
+              <w:rPr>
+                <w:lang w:val="ru-RU"/>
+              </w:rPr>
+              <w:t>-</w:t>
+            </w:r>
+            <w:r>
+              <w:rPr>
+                <w:lang w:val="ru-RU"/>
+              </w:rPr>
+              <w:t>координаты корректно обрабатываются</w:t>
+            </w:r>
+          </w:p>
+        </w:tc>
+        <w:tc>
+          <w:tcPr>
+            <w:tcW w:w="3115" w:type="dxa"/>
+          </w:tcPr>
+          <w:p>
+            <w:pPr>
+              <w:spacing w:after="240"/>
+              <w:ind w:firstLine="0"/>
+              <w:jc w:val="both"/>
+              <w:rPr>
+                <w:lang w:val="ru-RU"/>
+              </w:rPr>
+            </w:pPr>
+            <w:r>
+              <w:rPr>
+                <w:lang w:val="ru-RU"/>
+              </w:rPr>
+              <w:t>Успех</w:t>
+            </w:r>
+          </w:p>
+        </w:tc>
+      </w:tr>
+      <w:tr>
+        <w:tc>
+          <w:tcPr>
+            <w:tcW w:w="3114" w:type="dxa"/>
+          </w:tcPr>
+          <w:p>
+            <w:pPr>
+              <w:shd w:val="clear" w:color="auto" w:fill="000C18"/>
+              <w:spacing w:after="240"/>
+              <w:ind w:firstLine="0"/>
+              <w:rPr>
+                <w:rFonts w:ascii="Consolas" w:eastAsia="Times New Roman" w:hAnsi="Consolas" w:cs="Times New Roman"/>
+                <w:color w:val="6688CC"/>
+                <w:sz w:val="21"/>
+                <w:szCs w:val="21"/>
+                <w:lang w:val="ru-RU" w:eastAsia="ru-RU"/>
+              </w:rPr>
+            </w:pPr>
+            <w:proofErr w:type="spellStart"/>
+            <w:r>
+              <w:rPr>
+                <w:rFonts w:ascii="Consolas" w:eastAsia="Times New Roman" w:hAnsi="Consolas" w:cs="Times New Roman"/>
+                <w:color w:val="DDBB88"/>
+                <w:sz w:val="21"/>
+                <w:szCs w:val="21"/>
+                <w:lang w:val="ru-RU" w:eastAsia="ru-RU"/>
+              </w:rPr>
+              <w:t>test_red</w:t>
+            </w:r>
+            <w:proofErr w:type="spellEnd"/>
+          </w:p>
+          <w:p>
+            <w:pPr>
+              <w:spacing w:after="240"/>
+              <w:ind w:firstLine="0"/>
+              <w:jc w:val="both"/>
+              <w:rPr>
+                <w:lang w:val="ru-RU"/>
+              </w:rPr>
+            </w:pPr>
+          </w:p>
+        </w:tc>
+        <w:tc>
+          <w:tcPr>
+            <w:tcW w:w="3115" w:type="dxa"/>
+          </w:tcPr>
+          <w:p>
+            <w:pPr>
+              <w:spacing w:after="240"/>
+              <w:ind w:firstLine="0"/>
+              <w:jc w:val="both"/>
+              <w:rPr>
+                <w:lang w:val="ru-RU"/>
+              </w:rPr>
+            </w:pPr>
+            <w:r>
+              <w:rPr>
+                <w:lang w:val="ru-RU"/>
+              </w:rPr>
+              <w:t>Тест красного канала</w:t>
+            </w:r>
+          </w:p>
+        </w:tc>
+        <w:tc>
+          <w:tcPr>
+            <w:tcW w:w="3115" w:type="dxa"/>
+          </w:tcPr>
+          <w:p>
+            <w:pPr>
+              <w:spacing w:after="240"/>
+              <w:ind w:firstLine="0"/>
+              <w:jc w:val="both"/>
+              <w:rPr>
+                <w:lang w:val="ru-RU"/>
+              </w:rPr>
+            </w:pPr>
+            <w:r>
+              <w:rPr>
+                <w:lang w:val="ru-RU"/>
+              </w:rPr>
+              <w:t>Успех</w:t>
+            </w:r>
+          </w:p>
+        </w:tc>
+      </w:tr>
+      <w:tr>
+        <w:tc>
+          <w:tcPr>
+            <w:tcW w:w="3114" w:type="dxa"/>
+          </w:tcPr>
+          <w:p>
+            <w:pPr>
+              <w:shd w:val="clear" w:color="auto" w:fill="000C18"/>
+              <w:spacing w:after="240"/>
+              <w:ind w:firstLine="0"/>
+              <w:rPr>
+                <w:rFonts w:ascii="Consolas" w:eastAsia="Times New Roman" w:hAnsi="Consolas" w:cs="Times New Roman"/>
+                <w:color w:val="6688CC"/>
+                <w:sz w:val="21"/>
+                <w:szCs w:val="21"/>
+                <w:lang w:val="ru-RU" w:eastAsia="ru-RU"/>
+              </w:rPr>
+            </w:pPr>
+            <w:proofErr w:type="spellStart"/>
+            <w:r>
+              <w:rPr>
+                <w:rFonts w:ascii="Consolas" w:eastAsia="Times New Roman" w:hAnsi="Consolas" w:cs="Times New Roman"/>
+                <w:color w:val="DDBB88"/>
+                <w:sz w:val="21"/>
+                <w:szCs w:val="21"/>
+                <w:lang w:val="ru-RU" w:eastAsia="ru-RU"/>
+              </w:rPr>
+              <w:t>test_green</w:t>
+            </w:r>
+            <w:proofErr w:type="spellEnd"/>
+          </w:p>
+          <w:p>
+            <w:pPr>
+              <w:spacing w:after="240"/>
+              <w:ind w:firstLine="0"/>
+              <w:jc w:val="both"/>
+              <w:rPr>
+                <w:lang w:val="ru-RU"/>
+              </w:rPr>
+            </w:pPr>
+          </w:p>
+        </w:tc>
+        <w:tc>
+          <w:tcPr>
+            <w:tcW w:w="3115" w:type="dxa"/>
+          </w:tcPr>
+          <w:p>
+            <w:pPr>
+              <w:spacing w:after="240"/>
+              <w:ind w:firstLine="0"/>
+              <w:jc w:val="both"/>
+              <w:rPr>
+                <w:lang w:val="ru-RU"/>
+              </w:rPr>
+            </w:pPr>
+            <w:r>
+              <w:rPr>
+                <w:lang w:val="ru-RU"/>
+              </w:rPr>
+              <w:t>Тест зеленого канала</w:t>
+            </w:r>
+          </w:p>
+        </w:tc>
+        <w:tc>
+          <w:tcPr>
+            <w:tcW w:w="3115" w:type="dxa"/>
+          </w:tcPr>
+          <w:p>
+            <w:pPr>
+              <w:spacing w:after="240"/>
+              <w:ind w:firstLine="0"/>
+              <w:jc w:val="both"/>
+              <w:rPr>
+                <w:lang w:val="ru-RU"/>
+              </w:rPr>
+            </w:pPr>
+            <w:r>
+              <w:rPr>
+                <w:lang w:val="ru-RU"/>
+              </w:rPr>
+              <w:t>Успех</w:t>
+            </w:r>
+          </w:p>
+        </w:tc>
+      </w:tr>
+      <w:tr>
+        <w:tc>
+          <w:tcPr>
+            <w:tcW w:w="3114" w:type="dxa"/>
+          </w:tcPr>
+          <w:p>
+            <w:pPr>
+              <w:shd w:val="clear" w:color="auto" w:fill="000C18"/>
+              <w:spacing w:after="240"/>
+              <w:ind w:firstLine="0"/>
+              <w:rPr>
+                <w:rFonts w:ascii="Consolas" w:eastAsia="Times New Roman" w:hAnsi="Consolas" w:cs="Times New Roman"/>
+                <w:color w:val="6688CC"/>
+                <w:sz w:val="21"/>
+                <w:szCs w:val="21"/>
+                <w:lang w:val="ru-RU" w:eastAsia="ru-RU"/>
+              </w:rPr>
+            </w:pPr>
+            <w:proofErr w:type="spellStart"/>
+            <w:r>
+              <w:rPr>
+                <w:rFonts w:ascii="Consolas" w:eastAsia="Times New Roman" w:hAnsi="Consolas" w:cs="Times New Roman"/>
+                <w:color w:val="DDBB88"/>
+                <w:sz w:val="21"/>
+                <w:szCs w:val="21"/>
+                <w:lang w:val="ru-RU" w:eastAsia="ru-RU"/>
+              </w:rPr>
+              <w:t>test_blue</w:t>
+            </w:r>
+            <w:proofErr w:type="spellEnd"/>
+          </w:p>
+          <w:p>
+            <w:pPr>
+              <w:spacing w:after="240"/>
+              <w:ind w:firstLine="0"/>
+              <w:jc w:val="both"/>
+              <w:rPr>
+                <w:lang w:val="ru-RU"/>
+              </w:rPr>
+            </w:pPr>
+          </w:p>
+        </w:tc>
+        <w:tc>
+          <w:tcPr>
+            <w:tcW w:w="3115" w:type="dxa"/>
+          </w:tcPr>
+          <w:p>
+            <w:pPr>
+              <w:spacing w:after="240"/>
+              <w:ind w:firstLine="0"/>
+              <w:jc w:val="both"/>
+              <w:rPr>
+                <w:lang w:val="ru-RU"/>
+              </w:rPr>
+            </w:pPr>
+            <w:r>
+              <w:rPr>
+                <w:lang w:val="ru-RU"/>
+              </w:rPr>
+              <w:t>Тест синего канала</w:t>
+            </w:r>
+          </w:p>
+        </w:tc>
+        <w:tc>
+          <w:tcPr>
+            <w:tcW w:w="3115" w:type="dxa"/>
+          </w:tcPr>
+          <w:p>
+            <w:pPr>
+              <w:spacing w:after="240"/>
+              <w:ind w:firstLine="0"/>
+              <w:jc w:val="both"/>
+              <w:rPr>
+                <w:lang w:val="ru-RU"/>
+              </w:rPr>
+            </w:pPr>
+            <w:r>
+              <w:rPr>
+                <w:lang w:val="ru-RU"/>
+              </w:rPr>
+              <w:t>Успех</w:t>
+            </w:r>
+          </w:p>
+        </w:tc>
+      </w:tr>
+      <w:tr>
+        <w:tc>
+          <w:tcPr>
+            <w:tcW w:w="3114" w:type="dxa"/>
+          </w:tcPr>
+          <w:p>
+            <w:pPr>
+              <w:shd w:val="clear" w:color="auto" w:fill="000C18"/>
+              <w:spacing w:after="240"/>
+              <w:ind w:firstLine="0"/>
+              <w:rPr>
+                <w:rFonts w:ascii="Consolas" w:eastAsia="Times New Roman" w:hAnsi="Consolas" w:cs="Times New Roman"/>
+                <w:color w:val="6688CC"/>
+                <w:sz w:val="21"/>
+                <w:szCs w:val="21"/>
+                <w:lang w:val="ru-RU" w:eastAsia="ru-RU"/>
+              </w:rPr>
+            </w:pPr>
+            <w:proofErr w:type="spellStart"/>
+            <w:r>
+              <w:rPr>
+                <w:rFonts w:ascii="Consolas" w:eastAsia="Times New Roman" w:hAnsi="Consolas" w:cs="Times New Roman"/>
+                <w:color w:val="DDBB88"/>
+                <w:sz w:val="21"/>
+                <w:szCs w:val="21"/>
+                <w:lang w:val="ru-RU" w:eastAsia="ru-RU"/>
+              </w:rPr>
+              <w:t>test_alpha</w:t>
+            </w:r>
+            <w:proofErr w:type="spellEnd"/>
+          </w:p>
+          <w:p>
+            <w:pPr>
+              <w:spacing w:after="240"/>
+              <w:ind w:firstLine="0"/>
+              <w:jc w:val="both"/>
+              <w:rPr>
+                <w:lang w:val="ru-RU"/>
+              </w:rPr>
+            </w:pPr>
+          </w:p>
+        </w:tc>
+        <w:tc>
+          <w:tcPr>
+            <w:tcW w:w="3115" w:type="dxa"/>
+          </w:tcPr>
+          <w:p>
+            <w:pPr>
+              <w:spacing w:after="240"/>
+              <w:ind w:firstLine="0"/>
+              <w:jc w:val="both"/>
+              <w:rPr>
+                <w:lang w:val="ru-RU"/>
+              </w:rPr>
+            </w:pPr>
+            <w:r>
+              <w:rPr>
+                <w:lang w:val="ru-RU"/>
+              </w:rPr>
+              <w:t>Тест альфа канала</w:t>
+            </w:r>
+          </w:p>
+        </w:tc>
+        <w:tc>
+          <w:tcPr>
+            <w:tcW w:w="3115" w:type="dxa"/>
+          </w:tcPr>
+          <w:p>
+            <w:pPr>
+              <w:spacing w:after="240"/>
               <w:ind w:firstLine="0"/>
               <w:jc w:val="both"/>
               <w:rPr>
@@ -26671,8 +28007,7 @@
                 <w:szCs w:val="21"/>
                 <w:lang w:val="ru-RU" w:eastAsia="ru-RU"/>
               </w:rPr>
-              <w:lastRenderedPageBreak/>
-              <w:t>test_load_float_texture</w:t>
+              <w:t>test_value_rgba</w:t>
             </w:r>
             <w:proofErr w:type="spellEnd"/>
           </w:p>
@@ -26702,23 +28037,16 @@
               <w:rPr>
                 <w:lang w:val="ru-RU"/>
               </w:rPr>
-              <w:t xml:space="preserve">Загрузка </w:t>
+              <w:t xml:space="preserve">Тест </w:t>
             </w:r>
+            <w:proofErr w:type="spellStart"/>
             <w:r>
-              <w:t>Float</w:t>
+              <w:rPr>
+                <w:lang w:val="ru-RU"/>
+              </w:rPr>
+              <w:t>многоканала</w:t>
             </w:r>
-            <w:r>
-              <w:rPr>
-                <w:lang w:val="ru-RU"/>
-              </w:rPr>
-              <w:t>-</w:t>
-            </w:r>
-            <w:r>
-              <w:rPr>
-                <w:lang w:val="ru-RU"/>
-              </w:rPr>
-              <w:t>текстуры возвращает массив</w:t>
-            </w:r>
+            <w:proofErr w:type="spellEnd"/>
           </w:p>
         </w:tc>
         <w:tc>
@@ -26769,7 +28097,7 @@
                 <w:szCs w:val="21"/>
                 <w:lang w:val="ru-RU" w:eastAsia="ru-RU"/>
               </w:rPr>
-              <w:t>test_sample_none_returns_one</w:t>
+              <w:t>test_mono</w:t>
             </w:r>
             <w:proofErr w:type="spellEnd"/>
           </w:p>
@@ -26799,27 +28127,7 @@
               <w:rPr>
                 <w:lang w:val="ru-RU"/>
               </w:rPr>
-              <w:t xml:space="preserve">Если </w:t>
-            </w:r>
-            <w:proofErr w:type="spellStart"/>
-            <w:r>
-              <w:rPr>
-                <w:lang w:val="ru-RU"/>
-              </w:rPr>
-              <w:t>сэмрл</w:t>
-            </w:r>
-            <w:proofErr w:type="spellEnd"/>
-            <w:r>
-              <w:rPr>
-                <w:lang w:val="ru-RU"/>
-              </w:rPr>
-              <w:t xml:space="preserve"> пуст, то возвращаем </w:t>
-            </w:r>
-            <w:r>
-              <w:rPr>
-                <w:lang w:val="ru-RU"/>
-              </w:rPr>
-              <w:t>1.0</w:t>
+              <w:t>Тест одного канала</w:t>
             </w:r>
           </w:p>
         </w:tc>
@@ -26871,7 +28179,7 @@
                 <w:szCs w:val="21"/>
                 <w:lang w:val="ru-RU" w:eastAsia="ru-RU"/>
               </w:rPr>
-              <w:t>test_sample_nearest</w:t>
+              <w:t>test_clip_negative</w:t>
             </w:r>
             <w:proofErr w:type="spellEnd"/>
           </w:p>
@@ -26897,20 +28205,19 @@
                 <w:lang w:val="ru-RU"/>
               </w:rPr>
             </w:pPr>
+            <w:proofErr w:type="spellStart"/>
             <w:r>
-              <w:t>NEAREST</w:t>
+              <w:rPr>
+                <w:lang w:val="ru-RU"/>
+              </w:rPr>
+              <w:t>Клиппинг</w:t>
             </w:r>
+            <w:proofErr w:type="spellEnd"/>
             <w:r>
               <w:rPr>
                 <w:lang w:val="ru-RU"/>
               </w:rPr>
-              <w:t xml:space="preserve"> </w:t>
-            </w:r>
-            <w:r>
-              <w:rPr>
-                <w:lang w:val="ru-RU"/>
-              </w:rPr>
-              <w:t>интерполяция возвращает точно значение пикселя</w:t>
+              <w:t xml:space="preserve"> отрицательных значений</w:t>
             </w:r>
           </w:p>
         </w:tc>
@@ -26962,7 +28269,7 @@
                 <w:szCs w:val="21"/>
                 <w:lang w:val="ru-RU" w:eastAsia="ru-RU"/>
               </w:rPr>
-              <w:t>test_sample_linear</w:t>
+              <w:t>test_clip_overflow</w:t>
             </w:r>
             <w:proofErr w:type="spellEnd"/>
           </w:p>
@@ -26984,24 +28291,23 @@
             <w:pPr>
               <w:ind w:firstLine="0"/>
               <w:jc w:val="both"/>
-              <w:rPr>
-                <w:lang w:val="ru-RU"/>
-              </w:rPr>
             </w:pPr>
+            <w:proofErr w:type="spellStart"/>
             <w:r>
-              <w:t>LINEAR</w:t>
+              <w:rPr>
+                <w:lang w:val="ru-RU"/>
+              </w:rPr>
+              <w:t>Клиппинг</w:t>
+            </w:r>
+            <w:proofErr w:type="spellEnd"/>
+            <w:r>
+              <w:rPr>
+                <w:lang w:val="ru-RU"/>
+              </w:rPr>
+              <w:t xml:space="preserve"> значений </w:t>
             </w:r>
             <w:r>
-              <w:rPr>
-                <w:lang w:val="ru-RU"/>
-              </w:rPr>
-              <w:t xml:space="preserve"> </w:t>
-            </w:r>
-            <w:r>
-              <w:rPr>
-                <w:lang w:val="ru-RU"/>
-              </w:rPr>
-              <w:t>интерполяция возвращает промежуточные значения</w:t>
+              <w:t>&gt;1.0</w:t>
             </w:r>
           </w:p>
         </w:tc>
@@ -27053,7 +28359,8 @@
                 <w:szCs w:val="21"/>
                 <w:lang w:val="ru-RU" w:eastAsia="ru-RU"/>
               </w:rPr>
-              <w:t>test_sample_red_channel</w:t>
+              <w:lastRenderedPageBreak/>
+              <w:t>test_none_returns_zero</w:t>
             </w:r>
             <w:proofErr w:type="spellEnd"/>
           </w:p>
@@ -27083,16 +28390,16 @@
               <w:rPr>
                 <w:lang w:val="ru-RU"/>
               </w:rPr>
-              <w:t xml:space="preserve">Извлечение </w:t>
+              <w:t xml:space="preserve">Тест </w:t>
             </w:r>
             <w:r>
-              <w:t>R-</w:t>
+              <w:t xml:space="preserve">None </w:t>
             </w:r>
             <w:r>
               <w:rPr>
                 <w:lang w:val="ru-RU"/>
               </w:rPr>
-              <w:t>канала</w:t>
+              <w:t>возвращает 0</w:t>
             </w:r>
           </w:p>
         </w:tc>
@@ -27144,7 +28451,7 @@
                 <w:szCs w:val="21"/>
                 <w:lang w:val="ru-RU" w:eastAsia="ru-RU"/>
               </w:rPr>
-              <w:t>test_sample_alpha_channel</w:t>
+              <w:t>test_valid_image</w:t>
             </w:r>
             <w:proofErr w:type="spellEnd"/>
           </w:p>
@@ -27174,16 +28481,21 @@
               <w:rPr>
                 <w:lang w:val="ru-RU"/>
               </w:rPr>
-              <w:t xml:space="preserve">Извлечение </w:t>
+              <w:t xml:space="preserve">Тест </w:t>
             </w:r>
+            <w:proofErr w:type="spellStart"/>
             <w:r>
-              <w:t>A-</w:t>
+              <w:rPr>
+                <w:lang w:val="ru-RU"/>
+              </w:rPr>
+              <w:t>валидности</w:t>
             </w:r>
+            <w:proofErr w:type="spellEnd"/>
             <w:r>
               <w:rPr>
                 <w:lang w:val="ru-RU"/>
               </w:rPr>
-              <w:t>канала</w:t>
+              <w:t xml:space="preserve"> изображения</w:t>
             </w:r>
           </w:p>
         </w:tc>
@@ -27235,7 +28547,7 @@
                 <w:szCs w:val="21"/>
                 <w:lang w:val="ru-RU" w:eastAsia="ru-RU"/>
               </w:rPr>
-              <w:t>test_sample_wrap_u</w:t>
+              <w:t>test_shape</w:t>
             </w:r>
             <w:proofErr w:type="spellEnd"/>
           </w:p>
@@ -27257,15 +28569,15 @@
             <w:pPr>
               <w:ind w:firstLine="0"/>
               <w:jc w:val="both"/>
+              <w:rPr>
+                <w:lang w:val="ru-RU"/>
+              </w:rPr>
             </w:pPr>
             <w:r>
               <w:rPr>
                 <w:lang w:val="ru-RU"/>
               </w:rPr>
-              <w:t xml:space="preserve">Циклическая адресация по </w:t>
-            </w:r>
-            <w:r>
-              <w:t>U</w:t>
+              <w:t>Тест фигуры</w:t>
             </w:r>
           </w:p>
         </w:tc>
@@ -27317,7 +28629,7 @@
                 <w:szCs w:val="21"/>
                 <w:lang w:val="ru-RU" w:eastAsia="ru-RU"/>
               </w:rPr>
-              <w:t>test_sample_wrap_v</w:t>
+              <w:t>test_values_in_range</w:t>
             </w:r>
             <w:proofErr w:type="spellEnd"/>
           </w:p>
@@ -27339,15 +28651,15 @@
             <w:pPr>
               <w:ind w:firstLine="0"/>
               <w:jc w:val="both"/>
+              <w:rPr>
+                <w:lang w:val="ru-RU"/>
+              </w:rPr>
             </w:pPr>
             <w:r>
               <w:rPr>
                 <w:lang w:val="ru-RU"/>
               </w:rPr>
-              <w:t xml:space="preserve">Циклическая адресация по </w:t>
-            </w:r>
-            <w:r>
-              <w:t>V</w:t>
+              <w:t>Тест значений в некотором отрезке</w:t>
             </w:r>
           </w:p>
         </w:tc>
@@ -27399,7 +28711,7 @@
                 <w:szCs w:val="21"/>
                 <w:lang w:val="ru-RU" w:eastAsia="ru-RU"/>
               </w:rPr>
-              <w:t>test_sample_negative_uv</w:t>
+              <w:t>test_checkerboard_pattern</w:t>
             </w:r>
             <w:proofErr w:type="spellEnd"/>
           </w:p>
@@ -27429,22 +28741,7 @@
               <w:rPr>
                 <w:lang w:val="ru-RU"/>
               </w:rPr>
-              <w:t xml:space="preserve">Отрицательные </w:t>
-            </w:r>
-            <w:r>
-              <w:t>UV</w:t>
-            </w:r>
-            <w:r>
-              <w:rPr>
-                <w:lang w:val="ru-RU"/>
-              </w:rPr>
-              <w:t>-</w:t>
-            </w:r>
-            <w:r>
-              <w:rPr>
-                <w:lang w:val="ru-RU"/>
-              </w:rPr>
-              <w:t>координаты корректно обрабатываются</w:t>
+              <w:t>Тест шахматной доски, что имеет 2 цвета</w:t>
             </w:r>
           </w:p>
         </w:tc>
@@ -27496,1120 +28793,6 @@
                 <w:szCs w:val="21"/>
                 <w:lang w:val="ru-RU" w:eastAsia="ru-RU"/>
               </w:rPr>
-              <w:t>test_red</w:t>
-            </w:r>
-            <w:proofErr w:type="spellEnd"/>
-          </w:p>
-          <w:p>
-            <w:pPr>
-              <w:ind w:firstLine="0"/>
-              <w:jc w:val="both"/>
-              <w:rPr>
-                <w:lang w:val="ru-RU"/>
-              </w:rPr>
-            </w:pPr>
-          </w:p>
-        </w:tc>
-        <w:tc>
-          <w:tcPr>
-            <w:tcW w:w="3115" w:type="dxa"/>
-          </w:tcPr>
-          <w:p>
-            <w:pPr>
-              <w:ind w:firstLine="0"/>
-              <w:jc w:val="both"/>
-              <w:rPr>
-                <w:lang w:val="ru-RU"/>
-              </w:rPr>
-            </w:pPr>
-            <w:r>
-              <w:rPr>
-                <w:lang w:val="ru-RU"/>
-              </w:rPr>
-              <w:t>Тест красного канала</w:t>
-            </w:r>
-          </w:p>
-        </w:tc>
-        <w:tc>
-          <w:tcPr>
-            <w:tcW w:w="3115" w:type="dxa"/>
-          </w:tcPr>
-          <w:p>
-            <w:pPr>
-              <w:ind w:firstLine="0"/>
-              <w:jc w:val="both"/>
-              <w:rPr>
-                <w:lang w:val="ru-RU"/>
-              </w:rPr>
-            </w:pPr>
-            <w:r>
-              <w:rPr>
-                <w:lang w:val="ru-RU"/>
-              </w:rPr>
-              <w:t>Успех</w:t>
-            </w:r>
-          </w:p>
-        </w:tc>
-      </w:tr>
-      <w:tr>
-        <w:tc>
-          <w:tcPr>
-            <w:tcW w:w="3114" w:type="dxa"/>
-          </w:tcPr>
-          <w:p>
-            <w:pPr>
-              <w:shd w:val="clear" w:color="auto" w:fill="000C18"/>
-              <w:spacing w:line="285" w:lineRule="atLeast"/>
-              <w:ind w:firstLine="0"/>
-              <w:rPr>
-                <w:rFonts w:ascii="Consolas" w:eastAsia="Times New Roman" w:hAnsi="Consolas" w:cs="Times New Roman"/>
-                <w:color w:val="6688CC"/>
-                <w:sz w:val="21"/>
-                <w:szCs w:val="21"/>
-                <w:lang w:val="ru-RU" w:eastAsia="ru-RU"/>
-              </w:rPr>
-            </w:pPr>
-            <w:proofErr w:type="spellStart"/>
-            <w:r>
-              <w:rPr>
-                <w:rFonts w:ascii="Consolas" w:eastAsia="Times New Roman" w:hAnsi="Consolas" w:cs="Times New Roman"/>
-                <w:color w:val="DDBB88"/>
-                <w:sz w:val="21"/>
-                <w:szCs w:val="21"/>
-                <w:lang w:val="ru-RU" w:eastAsia="ru-RU"/>
-              </w:rPr>
-              <w:t>test_green</w:t>
-            </w:r>
-            <w:proofErr w:type="spellEnd"/>
-          </w:p>
-          <w:p>
-            <w:pPr>
-              <w:ind w:firstLine="0"/>
-              <w:jc w:val="both"/>
-              <w:rPr>
-                <w:lang w:val="ru-RU"/>
-              </w:rPr>
-            </w:pPr>
-          </w:p>
-        </w:tc>
-        <w:tc>
-          <w:tcPr>
-            <w:tcW w:w="3115" w:type="dxa"/>
-          </w:tcPr>
-          <w:p>
-            <w:pPr>
-              <w:ind w:firstLine="0"/>
-              <w:jc w:val="both"/>
-              <w:rPr>
-                <w:lang w:val="ru-RU"/>
-              </w:rPr>
-            </w:pPr>
-            <w:r>
-              <w:rPr>
-                <w:lang w:val="ru-RU"/>
-              </w:rPr>
-              <w:t>Тест зеленого канала</w:t>
-            </w:r>
-          </w:p>
-        </w:tc>
-        <w:tc>
-          <w:tcPr>
-            <w:tcW w:w="3115" w:type="dxa"/>
-          </w:tcPr>
-          <w:p>
-            <w:pPr>
-              <w:ind w:firstLine="0"/>
-              <w:jc w:val="both"/>
-              <w:rPr>
-                <w:lang w:val="ru-RU"/>
-              </w:rPr>
-            </w:pPr>
-            <w:r>
-              <w:rPr>
-                <w:lang w:val="ru-RU"/>
-              </w:rPr>
-              <w:t>Успех</w:t>
-            </w:r>
-          </w:p>
-        </w:tc>
-      </w:tr>
-      <w:tr>
-        <w:tc>
-          <w:tcPr>
-            <w:tcW w:w="3114" w:type="dxa"/>
-          </w:tcPr>
-          <w:p>
-            <w:pPr>
-              <w:shd w:val="clear" w:color="auto" w:fill="000C18"/>
-              <w:spacing w:line="285" w:lineRule="atLeast"/>
-              <w:ind w:firstLine="0"/>
-              <w:rPr>
-                <w:rFonts w:ascii="Consolas" w:eastAsia="Times New Roman" w:hAnsi="Consolas" w:cs="Times New Roman"/>
-                <w:color w:val="6688CC"/>
-                <w:sz w:val="21"/>
-                <w:szCs w:val="21"/>
-                <w:lang w:val="ru-RU" w:eastAsia="ru-RU"/>
-              </w:rPr>
-            </w:pPr>
-            <w:proofErr w:type="spellStart"/>
-            <w:r>
-              <w:rPr>
-                <w:rFonts w:ascii="Consolas" w:eastAsia="Times New Roman" w:hAnsi="Consolas" w:cs="Times New Roman"/>
-                <w:color w:val="DDBB88"/>
-                <w:sz w:val="21"/>
-                <w:szCs w:val="21"/>
-                <w:lang w:val="ru-RU" w:eastAsia="ru-RU"/>
-              </w:rPr>
-              <w:t>test_blue</w:t>
-            </w:r>
-            <w:proofErr w:type="spellEnd"/>
-          </w:p>
-          <w:p>
-            <w:pPr>
-              <w:ind w:firstLine="0"/>
-              <w:jc w:val="both"/>
-              <w:rPr>
-                <w:lang w:val="ru-RU"/>
-              </w:rPr>
-            </w:pPr>
-          </w:p>
-        </w:tc>
-        <w:tc>
-          <w:tcPr>
-            <w:tcW w:w="3115" w:type="dxa"/>
-          </w:tcPr>
-          <w:p>
-            <w:pPr>
-              <w:ind w:firstLine="0"/>
-              <w:jc w:val="both"/>
-              <w:rPr>
-                <w:lang w:val="ru-RU"/>
-              </w:rPr>
-            </w:pPr>
-            <w:r>
-              <w:rPr>
-                <w:lang w:val="ru-RU"/>
-              </w:rPr>
-              <w:t>Тест синего канала</w:t>
-            </w:r>
-          </w:p>
-        </w:tc>
-        <w:tc>
-          <w:tcPr>
-            <w:tcW w:w="3115" w:type="dxa"/>
-          </w:tcPr>
-          <w:p>
-            <w:pPr>
-              <w:ind w:firstLine="0"/>
-              <w:jc w:val="both"/>
-              <w:rPr>
-                <w:lang w:val="ru-RU"/>
-              </w:rPr>
-            </w:pPr>
-            <w:r>
-              <w:rPr>
-                <w:lang w:val="ru-RU"/>
-              </w:rPr>
-              <w:t>Успех</w:t>
-            </w:r>
-          </w:p>
-        </w:tc>
-      </w:tr>
-      <w:tr>
-        <w:tc>
-          <w:tcPr>
-            <w:tcW w:w="3114" w:type="dxa"/>
-          </w:tcPr>
-          <w:p>
-            <w:pPr>
-              <w:shd w:val="clear" w:color="auto" w:fill="000C18"/>
-              <w:spacing w:line="285" w:lineRule="atLeast"/>
-              <w:ind w:firstLine="0"/>
-              <w:rPr>
-                <w:rFonts w:ascii="Consolas" w:eastAsia="Times New Roman" w:hAnsi="Consolas" w:cs="Times New Roman"/>
-                <w:color w:val="6688CC"/>
-                <w:sz w:val="21"/>
-                <w:szCs w:val="21"/>
-                <w:lang w:val="ru-RU" w:eastAsia="ru-RU"/>
-              </w:rPr>
-            </w:pPr>
-            <w:proofErr w:type="spellStart"/>
-            <w:r>
-              <w:rPr>
-                <w:rFonts w:ascii="Consolas" w:eastAsia="Times New Roman" w:hAnsi="Consolas" w:cs="Times New Roman"/>
-                <w:color w:val="DDBB88"/>
-                <w:sz w:val="21"/>
-                <w:szCs w:val="21"/>
-                <w:lang w:val="ru-RU" w:eastAsia="ru-RU"/>
-              </w:rPr>
-              <w:t>test_alpha</w:t>
-            </w:r>
-            <w:proofErr w:type="spellEnd"/>
-          </w:p>
-          <w:p>
-            <w:pPr>
-              <w:ind w:firstLine="0"/>
-              <w:jc w:val="both"/>
-              <w:rPr>
-                <w:lang w:val="ru-RU"/>
-              </w:rPr>
-            </w:pPr>
-          </w:p>
-        </w:tc>
-        <w:tc>
-          <w:tcPr>
-            <w:tcW w:w="3115" w:type="dxa"/>
-          </w:tcPr>
-          <w:p>
-            <w:pPr>
-              <w:ind w:firstLine="0"/>
-              <w:jc w:val="both"/>
-              <w:rPr>
-                <w:lang w:val="ru-RU"/>
-              </w:rPr>
-            </w:pPr>
-            <w:r>
-              <w:rPr>
-                <w:lang w:val="ru-RU"/>
-              </w:rPr>
-              <w:t>Тест альфа канала</w:t>
-            </w:r>
-          </w:p>
-        </w:tc>
-        <w:tc>
-          <w:tcPr>
-            <w:tcW w:w="3115" w:type="dxa"/>
-          </w:tcPr>
-          <w:p>
-            <w:pPr>
-              <w:ind w:firstLine="0"/>
-              <w:jc w:val="both"/>
-              <w:rPr>
-                <w:lang w:val="ru-RU"/>
-              </w:rPr>
-            </w:pPr>
-            <w:r>
-              <w:rPr>
-                <w:lang w:val="ru-RU"/>
-              </w:rPr>
-              <w:t>Успех</w:t>
-            </w:r>
-          </w:p>
-        </w:tc>
-      </w:tr>
-      <w:tr>
-        <w:tc>
-          <w:tcPr>
-            <w:tcW w:w="3114" w:type="dxa"/>
-          </w:tcPr>
-          <w:p>
-            <w:pPr>
-              <w:shd w:val="clear" w:color="auto" w:fill="000C18"/>
-              <w:spacing w:line="285" w:lineRule="atLeast"/>
-              <w:ind w:firstLine="0"/>
-              <w:rPr>
-                <w:rFonts w:ascii="Consolas" w:eastAsia="Times New Roman" w:hAnsi="Consolas" w:cs="Times New Roman"/>
-                <w:color w:val="6688CC"/>
-                <w:sz w:val="21"/>
-                <w:szCs w:val="21"/>
-                <w:lang w:val="ru-RU" w:eastAsia="ru-RU"/>
-              </w:rPr>
-            </w:pPr>
-            <w:proofErr w:type="spellStart"/>
-            <w:r>
-              <w:rPr>
-                <w:rFonts w:ascii="Consolas" w:eastAsia="Times New Roman" w:hAnsi="Consolas" w:cs="Times New Roman"/>
-                <w:color w:val="DDBB88"/>
-                <w:sz w:val="21"/>
-                <w:szCs w:val="21"/>
-                <w:lang w:val="ru-RU" w:eastAsia="ru-RU"/>
-              </w:rPr>
-              <w:lastRenderedPageBreak/>
-              <w:t>test_value_rgba</w:t>
-            </w:r>
-            <w:proofErr w:type="spellEnd"/>
-          </w:p>
-          <w:p>
-            <w:pPr>
-              <w:ind w:firstLine="0"/>
-              <w:jc w:val="both"/>
-              <w:rPr>
-                <w:lang w:val="ru-RU"/>
-              </w:rPr>
-            </w:pPr>
-          </w:p>
-        </w:tc>
-        <w:tc>
-          <w:tcPr>
-            <w:tcW w:w="3115" w:type="dxa"/>
-          </w:tcPr>
-          <w:p>
-            <w:pPr>
-              <w:ind w:firstLine="0"/>
-              <w:jc w:val="both"/>
-              <w:rPr>
-                <w:lang w:val="ru-RU"/>
-              </w:rPr>
-            </w:pPr>
-            <w:r>
-              <w:rPr>
-                <w:lang w:val="ru-RU"/>
-              </w:rPr>
-              <w:t xml:space="preserve">Тест </w:t>
-            </w:r>
-            <w:proofErr w:type="spellStart"/>
-            <w:r>
-              <w:rPr>
-                <w:lang w:val="ru-RU"/>
-              </w:rPr>
-              <w:t>многоканала</w:t>
-            </w:r>
-            <w:proofErr w:type="spellEnd"/>
-          </w:p>
-        </w:tc>
-        <w:tc>
-          <w:tcPr>
-            <w:tcW w:w="3115" w:type="dxa"/>
-          </w:tcPr>
-          <w:p>
-            <w:pPr>
-              <w:ind w:firstLine="0"/>
-              <w:jc w:val="both"/>
-              <w:rPr>
-                <w:lang w:val="ru-RU"/>
-              </w:rPr>
-            </w:pPr>
-            <w:r>
-              <w:rPr>
-                <w:lang w:val="ru-RU"/>
-              </w:rPr>
-              <w:t>Успех</w:t>
-            </w:r>
-          </w:p>
-        </w:tc>
-      </w:tr>
-      <w:tr>
-        <w:tc>
-          <w:tcPr>
-            <w:tcW w:w="3114" w:type="dxa"/>
-          </w:tcPr>
-          <w:p>
-            <w:pPr>
-              <w:shd w:val="clear" w:color="auto" w:fill="000C18"/>
-              <w:spacing w:line="285" w:lineRule="atLeast"/>
-              <w:ind w:firstLine="0"/>
-              <w:rPr>
-                <w:rFonts w:ascii="Consolas" w:eastAsia="Times New Roman" w:hAnsi="Consolas" w:cs="Times New Roman"/>
-                <w:color w:val="6688CC"/>
-                <w:sz w:val="21"/>
-                <w:szCs w:val="21"/>
-                <w:lang w:val="ru-RU" w:eastAsia="ru-RU"/>
-              </w:rPr>
-            </w:pPr>
-            <w:proofErr w:type="spellStart"/>
-            <w:r>
-              <w:rPr>
-                <w:rFonts w:ascii="Consolas" w:eastAsia="Times New Roman" w:hAnsi="Consolas" w:cs="Times New Roman"/>
-                <w:color w:val="DDBB88"/>
-                <w:sz w:val="21"/>
-                <w:szCs w:val="21"/>
-                <w:lang w:val="ru-RU" w:eastAsia="ru-RU"/>
-              </w:rPr>
-              <w:t>test_mono</w:t>
-            </w:r>
-            <w:proofErr w:type="spellEnd"/>
-          </w:p>
-          <w:p>
-            <w:pPr>
-              <w:ind w:firstLine="0"/>
-              <w:jc w:val="both"/>
-              <w:rPr>
-                <w:lang w:val="ru-RU"/>
-              </w:rPr>
-            </w:pPr>
-          </w:p>
-        </w:tc>
-        <w:tc>
-          <w:tcPr>
-            <w:tcW w:w="3115" w:type="dxa"/>
-          </w:tcPr>
-          <w:p>
-            <w:pPr>
-              <w:ind w:firstLine="0"/>
-              <w:jc w:val="both"/>
-              <w:rPr>
-                <w:lang w:val="ru-RU"/>
-              </w:rPr>
-            </w:pPr>
-            <w:r>
-              <w:rPr>
-                <w:lang w:val="ru-RU"/>
-              </w:rPr>
-              <w:t>Тест одного канала</w:t>
-            </w:r>
-          </w:p>
-        </w:tc>
-        <w:tc>
-          <w:tcPr>
-            <w:tcW w:w="3115" w:type="dxa"/>
-          </w:tcPr>
-          <w:p>
-            <w:pPr>
-              <w:ind w:firstLine="0"/>
-              <w:jc w:val="both"/>
-              <w:rPr>
-                <w:lang w:val="ru-RU"/>
-              </w:rPr>
-            </w:pPr>
-            <w:r>
-              <w:rPr>
-                <w:lang w:val="ru-RU"/>
-              </w:rPr>
-              <w:t>Успех</w:t>
-            </w:r>
-          </w:p>
-        </w:tc>
-      </w:tr>
-      <w:tr>
-        <w:tc>
-          <w:tcPr>
-            <w:tcW w:w="3114" w:type="dxa"/>
-          </w:tcPr>
-          <w:p>
-            <w:pPr>
-              <w:shd w:val="clear" w:color="auto" w:fill="000C18"/>
-              <w:spacing w:line="285" w:lineRule="atLeast"/>
-              <w:ind w:firstLine="0"/>
-              <w:rPr>
-                <w:rFonts w:ascii="Consolas" w:eastAsia="Times New Roman" w:hAnsi="Consolas" w:cs="Times New Roman"/>
-                <w:color w:val="6688CC"/>
-                <w:sz w:val="21"/>
-                <w:szCs w:val="21"/>
-                <w:lang w:val="ru-RU" w:eastAsia="ru-RU"/>
-              </w:rPr>
-            </w:pPr>
-            <w:proofErr w:type="spellStart"/>
-            <w:r>
-              <w:rPr>
-                <w:rFonts w:ascii="Consolas" w:eastAsia="Times New Roman" w:hAnsi="Consolas" w:cs="Times New Roman"/>
-                <w:color w:val="DDBB88"/>
-                <w:sz w:val="21"/>
-                <w:szCs w:val="21"/>
-                <w:lang w:val="ru-RU" w:eastAsia="ru-RU"/>
-              </w:rPr>
-              <w:t>test_clip_negative</w:t>
-            </w:r>
-            <w:proofErr w:type="spellEnd"/>
-          </w:p>
-          <w:p>
-            <w:pPr>
-              <w:ind w:firstLine="0"/>
-              <w:jc w:val="both"/>
-              <w:rPr>
-                <w:lang w:val="ru-RU"/>
-              </w:rPr>
-            </w:pPr>
-          </w:p>
-        </w:tc>
-        <w:tc>
-          <w:tcPr>
-            <w:tcW w:w="3115" w:type="dxa"/>
-          </w:tcPr>
-          <w:p>
-            <w:pPr>
-              <w:ind w:firstLine="0"/>
-              <w:jc w:val="both"/>
-              <w:rPr>
-                <w:lang w:val="ru-RU"/>
-              </w:rPr>
-            </w:pPr>
-            <w:proofErr w:type="spellStart"/>
-            <w:r>
-              <w:rPr>
-                <w:lang w:val="ru-RU"/>
-              </w:rPr>
-              <w:t>Клиппинг</w:t>
-            </w:r>
-            <w:proofErr w:type="spellEnd"/>
-            <w:r>
-              <w:rPr>
-                <w:lang w:val="ru-RU"/>
-              </w:rPr>
-              <w:t xml:space="preserve"> отрицательных значений</w:t>
-            </w:r>
-          </w:p>
-        </w:tc>
-        <w:tc>
-          <w:tcPr>
-            <w:tcW w:w="3115" w:type="dxa"/>
-          </w:tcPr>
-          <w:p>
-            <w:pPr>
-              <w:ind w:firstLine="0"/>
-              <w:jc w:val="both"/>
-              <w:rPr>
-                <w:lang w:val="ru-RU"/>
-              </w:rPr>
-            </w:pPr>
-            <w:r>
-              <w:rPr>
-                <w:lang w:val="ru-RU"/>
-              </w:rPr>
-              <w:t>Успех</w:t>
-            </w:r>
-          </w:p>
-        </w:tc>
-      </w:tr>
-      <w:tr>
-        <w:tc>
-          <w:tcPr>
-            <w:tcW w:w="3114" w:type="dxa"/>
-          </w:tcPr>
-          <w:p>
-            <w:pPr>
-              <w:shd w:val="clear" w:color="auto" w:fill="000C18"/>
-              <w:spacing w:line="285" w:lineRule="atLeast"/>
-              <w:ind w:firstLine="0"/>
-              <w:rPr>
-                <w:rFonts w:ascii="Consolas" w:eastAsia="Times New Roman" w:hAnsi="Consolas" w:cs="Times New Roman"/>
-                <w:color w:val="6688CC"/>
-                <w:sz w:val="21"/>
-                <w:szCs w:val="21"/>
-                <w:lang w:val="ru-RU" w:eastAsia="ru-RU"/>
-              </w:rPr>
-            </w:pPr>
-            <w:proofErr w:type="spellStart"/>
-            <w:r>
-              <w:rPr>
-                <w:rFonts w:ascii="Consolas" w:eastAsia="Times New Roman" w:hAnsi="Consolas" w:cs="Times New Roman"/>
-                <w:color w:val="DDBB88"/>
-                <w:sz w:val="21"/>
-                <w:szCs w:val="21"/>
-                <w:lang w:val="ru-RU" w:eastAsia="ru-RU"/>
-              </w:rPr>
-              <w:t>test_clip_overflow</w:t>
-            </w:r>
-            <w:proofErr w:type="spellEnd"/>
-          </w:p>
-          <w:p>
-            <w:pPr>
-              <w:ind w:firstLine="0"/>
-              <w:jc w:val="both"/>
-              <w:rPr>
-                <w:lang w:val="ru-RU"/>
-              </w:rPr>
-            </w:pPr>
-          </w:p>
-        </w:tc>
-        <w:tc>
-          <w:tcPr>
-            <w:tcW w:w="3115" w:type="dxa"/>
-          </w:tcPr>
-          <w:p>
-            <w:pPr>
-              <w:ind w:firstLine="0"/>
-              <w:jc w:val="both"/>
-            </w:pPr>
-            <w:proofErr w:type="spellStart"/>
-            <w:r>
-              <w:rPr>
-                <w:lang w:val="ru-RU"/>
-              </w:rPr>
-              <w:t>Клиппинг</w:t>
-            </w:r>
-            <w:proofErr w:type="spellEnd"/>
-            <w:r>
-              <w:rPr>
-                <w:lang w:val="ru-RU"/>
-              </w:rPr>
-              <w:t xml:space="preserve"> значений </w:t>
-            </w:r>
-            <w:r>
-              <w:t>&gt;1.0</w:t>
-            </w:r>
-          </w:p>
-        </w:tc>
-        <w:tc>
-          <w:tcPr>
-            <w:tcW w:w="3115" w:type="dxa"/>
-          </w:tcPr>
-          <w:p>
-            <w:pPr>
-              <w:ind w:firstLine="0"/>
-              <w:jc w:val="both"/>
-              <w:rPr>
-                <w:lang w:val="ru-RU"/>
-              </w:rPr>
-            </w:pPr>
-            <w:r>
-              <w:rPr>
-                <w:lang w:val="ru-RU"/>
-              </w:rPr>
-              <w:t>Успех</w:t>
-            </w:r>
-          </w:p>
-        </w:tc>
-      </w:tr>
-      <w:tr>
-        <w:tc>
-          <w:tcPr>
-            <w:tcW w:w="3114" w:type="dxa"/>
-          </w:tcPr>
-          <w:p>
-            <w:pPr>
-              <w:shd w:val="clear" w:color="auto" w:fill="000C18"/>
-              <w:spacing w:line="285" w:lineRule="atLeast"/>
-              <w:ind w:firstLine="0"/>
-              <w:rPr>
-                <w:rFonts w:ascii="Consolas" w:eastAsia="Times New Roman" w:hAnsi="Consolas" w:cs="Times New Roman"/>
-                <w:color w:val="6688CC"/>
-                <w:sz w:val="21"/>
-                <w:szCs w:val="21"/>
-                <w:lang w:val="ru-RU" w:eastAsia="ru-RU"/>
-              </w:rPr>
-            </w:pPr>
-            <w:proofErr w:type="spellStart"/>
-            <w:r>
-              <w:rPr>
-                <w:rFonts w:ascii="Consolas" w:eastAsia="Times New Roman" w:hAnsi="Consolas" w:cs="Times New Roman"/>
-                <w:color w:val="DDBB88"/>
-                <w:sz w:val="21"/>
-                <w:szCs w:val="21"/>
-                <w:lang w:val="ru-RU" w:eastAsia="ru-RU"/>
-              </w:rPr>
-              <w:t>test_none_returns_zero</w:t>
-            </w:r>
-            <w:proofErr w:type="spellEnd"/>
-          </w:p>
-          <w:p>
-            <w:pPr>
-              <w:ind w:firstLine="0"/>
-              <w:jc w:val="both"/>
-              <w:rPr>
-                <w:lang w:val="ru-RU"/>
-              </w:rPr>
-            </w:pPr>
-          </w:p>
-        </w:tc>
-        <w:tc>
-          <w:tcPr>
-            <w:tcW w:w="3115" w:type="dxa"/>
-          </w:tcPr>
-          <w:p>
-            <w:pPr>
-              <w:ind w:firstLine="0"/>
-              <w:jc w:val="both"/>
-              <w:rPr>
-                <w:lang w:val="ru-RU"/>
-              </w:rPr>
-            </w:pPr>
-            <w:r>
-              <w:rPr>
-                <w:lang w:val="ru-RU"/>
-              </w:rPr>
-              <w:t xml:space="preserve">Тест </w:t>
-            </w:r>
-            <w:r>
-              <w:t xml:space="preserve">None </w:t>
-            </w:r>
-            <w:r>
-              <w:rPr>
-                <w:lang w:val="ru-RU"/>
-              </w:rPr>
-              <w:t>возвращает 0</w:t>
-            </w:r>
-          </w:p>
-        </w:tc>
-        <w:tc>
-          <w:tcPr>
-            <w:tcW w:w="3115" w:type="dxa"/>
-          </w:tcPr>
-          <w:p>
-            <w:pPr>
-              <w:ind w:firstLine="0"/>
-              <w:jc w:val="both"/>
-              <w:rPr>
-                <w:lang w:val="ru-RU"/>
-              </w:rPr>
-            </w:pPr>
-            <w:r>
-              <w:rPr>
-                <w:lang w:val="ru-RU"/>
-              </w:rPr>
-              <w:t>Успех</w:t>
-            </w:r>
-          </w:p>
-        </w:tc>
-      </w:tr>
-      <w:tr>
-        <w:tc>
-          <w:tcPr>
-            <w:tcW w:w="3114" w:type="dxa"/>
-          </w:tcPr>
-          <w:p>
-            <w:pPr>
-              <w:shd w:val="clear" w:color="auto" w:fill="000C18"/>
-              <w:spacing w:line="285" w:lineRule="atLeast"/>
-              <w:ind w:firstLine="0"/>
-              <w:rPr>
-                <w:rFonts w:ascii="Consolas" w:eastAsia="Times New Roman" w:hAnsi="Consolas" w:cs="Times New Roman"/>
-                <w:color w:val="6688CC"/>
-                <w:sz w:val="21"/>
-                <w:szCs w:val="21"/>
-                <w:lang w:val="ru-RU" w:eastAsia="ru-RU"/>
-              </w:rPr>
-            </w:pPr>
-            <w:proofErr w:type="spellStart"/>
-            <w:r>
-              <w:rPr>
-                <w:rFonts w:ascii="Consolas" w:eastAsia="Times New Roman" w:hAnsi="Consolas" w:cs="Times New Roman"/>
-                <w:color w:val="DDBB88"/>
-                <w:sz w:val="21"/>
-                <w:szCs w:val="21"/>
-                <w:lang w:val="ru-RU" w:eastAsia="ru-RU"/>
-              </w:rPr>
-              <w:t>test_valid_image</w:t>
-            </w:r>
-            <w:proofErr w:type="spellEnd"/>
-          </w:p>
-          <w:p>
-            <w:pPr>
-              <w:ind w:firstLine="0"/>
-              <w:jc w:val="both"/>
-              <w:rPr>
-                <w:lang w:val="ru-RU"/>
-              </w:rPr>
-            </w:pPr>
-          </w:p>
-        </w:tc>
-        <w:tc>
-          <w:tcPr>
-            <w:tcW w:w="3115" w:type="dxa"/>
-          </w:tcPr>
-          <w:p>
-            <w:pPr>
-              <w:ind w:firstLine="0"/>
-              <w:jc w:val="both"/>
-              <w:rPr>
-                <w:lang w:val="ru-RU"/>
-              </w:rPr>
-            </w:pPr>
-            <w:r>
-              <w:rPr>
-                <w:lang w:val="ru-RU"/>
-              </w:rPr>
-              <w:t xml:space="preserve">Тест </w:t>
-            </w:r>
-            <w:proofErr w:type="spellStart"/>
-            <w:r>
-              <w:rPr>
-                <w:lang w:val="ru-RU"/>
-              </w:rPr>
-              <w:t>валидности</w:t>
-            </w:r>
-            <w:proofErr w:type="spellEnd"/>
-            <w:r>
-              <w:rPr>
-                <w:lang w:val="ru-RU"/>
-              </w:rPr>
-              <w:t xml:space="preserve"> изображения</w:t>
-            </w:r>
-          </w:p>
-        </w:tc>
-        <w:tc>
-          <w:tcPr>
-            <w:tcW w:w="3115" w:type="dxa"/>
-          </w:tcPr>
-          <w:p>
-            <w:pPr>
-              <w:ind w:firstLine="0"/>
-              <w:jc w:val="both"/>
-              <w:rPr>
-                <w:lang w:val="ru-RU"/>
-              </w:rPr>
-            </w:pPr>
-            <w:r>
-              <w:rPr>
-                <w:lang w:val="ru-RU"/>
-              </w:rPr>
-              <w:t>Успех</w:t>
-            </w:r>
-          </w:p>
-        </w:tc>
-      </w:tr>
-      <w:tr>
-        <w:tc>
-          <w:tcPr>
-            <w:tcW w:w="3114" w:type="dxa"/>
-          </w:tcPr>
-          <w:p>
-            <w:pPr>
-              <w:shd w:val="clear" w:color="auto" w:fill="000C18"/>
-              <w:spacing w:line="285" w:lineRule="atLeast"/>
-              <w:ind w:firstLine="0"/>
-              <w:rPr>
-                <w:rFonts w:ascii="Consolas" w:eastAsia="Times New Roman" w:hAnsi="Consolas" w:cs="Times New Roman"/>
-                <w:color w:val="6688CC"/>
-                <w:sz w:val="21"/>
-                <w:szCs w:val="21"/>
-                <w:lang w:val="ru-RU" w:eastAsia="ru-RU"/>
-              </w:rPr>
-            </w:pPr>
-            <w:proofErr w:type="spellStart"/>
-            <w:r>
-              <w:rPr>
-                <w:rFonts w:ascii="Consolas" w:eastAsia="Times New Roman" w:hAnsi="Consolas" w:cs="Times New Roman"/>
-                <w:color w:val="DDBB88"/>
-                <w:sz w:val="21"/>
-                <w:szCs w:val="21"/>
-                <w:lang w:val="ru-RU" w:eastAsia="ru-RU"/>
-              </w:rPr>
-              <w:t>test_shape</w:t>
-            </w:r>
-            <w:proofErr w:type="spellEnd"/>
-          </w:p>
-          <w:p>
-            <w:pPr>
-              <w:ind w:firstLine="0"/>
-              <w:jc w:val="both"/>
-              <w:rPr>
-                <w:lang w:val="ru-RU"/>
-              </w:rPr>
-            </w:pPr>
-          </w:p>
-        </w:tc>
-        <w:tc>
-          <w:tcPr>
-            <w:tcW w:w="3115" w:type="dxa"/>
-          </w:tcPr>
-          <w:p>
-            <w:pPr>
-              <w:ind w:firstLine="0"/>
-              <w:jc w:val="both"/>
-              <w:rPr>
-                <w:lang w:val="ru-RU"/>
-              </w:rPr>
-            </w:pPr>
-            <w:r>
-              <w:rPr>
-                <w:lang w:val="ru-RU"/>
-              </w:rPr>
-              <w:t>Тест фигуры</w:t>
-            </w:r>
-          </w:p>
-        </w:tc>
-        <w:tc>
-          <w:tcPr>
-            <w:tcW w:w="3115" w:type="dxa"/>
-          </w:tcPr>
-          <w:p>
-            <w:pPr>
-              <w:ind w:firstLine="0"/>
-              <w:jc w:val="both"/>
-              <w:rPr>
-                <w:lang w:val="ru-RU"/>
-              </w:rPr>
-            </w:pPr>
-            <w:r>
-              <w:rPr>
-                <w:lang w:val="ru-RU"/>
-              </w:rPr>
-              <w:t>Успех</w:t>
-            </w:r>
-          </w:p>
-        </w:tc>
-      </w:tr>
-      <w:tr>
-        <w:tc>
-          <w:tcPr>
-            <w:tcW w:w="3114" w:type="dxa"/>
-          </w:tcPr>
-          <w:p>
-            <w:pPr>
-              <w:shd w:val="clear" w:color="auto" w:fill="000C18"/>
-              <w:spacing w:line="285" w:lineRule="atLeast"/>
-              <w:ind w:firstLine="0"/>
-              <w:rPr>
-                <w:rFonts w:ascii="Consolas" w:eastAsia="Times New Roman" w:hAnsi="Consolas" w:cs="Times New Roman"/>
-                <w:color w:val="6688CC"/>
-                <w:sz w:val="21"/>
-                <w:szCs w:val="21"/>
-                <w:lang w:val="ru-RU" w:eastAsia="ru-RU"/>
-              </w:rPr>
-            </w:pPr>
-            <w:proofErr w:type="spellStart"/>
-            <w:r>
-              <w:rPr>
-                <w:rFonts w:ascii="Consolas" w:eastAsia="Times New Roman" w:hAnsi="Consolas" w:cs="Times New Roman"/>
-                <w:color w:val="DDBB88"/>
-                <w:sz w:val="21"/>
-                <w:szCs w:val="21"/>
-                <w:lang w:val="ru-RU" w:eastAsia="ru-RU"/>
-              </w:rPr>
-              <w:t>test_values_in_range</w:t>
-            </w:r>
-            <w:proofErr w:type="spellEnd"/>
-          </w:p>
-          <w:p>
-            <w:pPr>
-              <w:ind w:firstLine="0"/>
-              <w:jc w:val="both"/>
-              <w:rPr>
-                <w:lang w:val="ru-RU"/>
-              </w:rPr>
-            </w:pPr>
-          </w:p>
-        </w:tc>
-        <w:tc>
-          <w:tcPr>
-            <w:tcW w:w="3115" w:type="dxa"/>
-          </w:tcPr>
-          <w:p>
-            <w:pPr>
-              <w:ind w:firstLine="0"/>
-              <w:jc w:val="both"/>
-              <w:rPr>
-                <w:lang w:val="ru-RU"/>
-              </w:rPr>
-            </w:pPr>
-            <w:r>
-              <w:rPr>
-                <w:lang w:val="ru-RU"/>
-              </w:rPr>
-              <w:t>Тест значений в некотором отрезке</w:t>
-            </w:r>
-          </w:p>
-        </w:tc>
-        <w:tc>
-          <w:tcPr>
-            <w:tcW w:w="3115" w:type="dxa"/>
-          </w:tcPr>
-          <w:p>
-            <w:pPr>
-              <w:ind w:firstLine="0"/>
-              <w:jc w:val="both"/>
-              <w:rPr>
-                <w:lang w:val="ru-RU"/>
-              </w:rPr>
-            </w:pPr>
-            <w:r>
-              <w:rPr>
-                <w:lang w:val="ru-RU"/>
-              </w:rPr>
-              <w:t>Успех</w:t>
-            </w:r>
-          </w:p>
-        </w:tc>
-      </w:tr>
-      <w:tr>
-        <w:tc>
-          <w:tcPr>
-            <w:tcW w:w="3114" w:type="dxa"/>
-          </w:tcPr>
-          <w:p>
-            <w:pPr>
-              <w:shd w:val="clear" w:color="auto" w:fill="000C18"/>
-              <w:spacing w:line="285" w:lineRule="atLeast"/>
-              <w:ind w:firstLine="0"/>
-              <w:rPr>
-                <w:rFonts w:ascii="Consolas" w:eastAsia="Times New Roman" w:hAnsi="Consolas" w:cs="Times New Roman"/>
-                <w:color w:val="6688CC"/>
-                <w:sz w:val="21"/>
-                <w:szCs w:val="21"/>
-                <w:lang w:val="ru-RU" w:eastAsia="ru-RU"/>
-              </w:rPr>
-            </w:pPr>
-            <w:proofErr w:type="spellStart"/>
-            <w:r>
-              <w:rPr>
-                <w:rFonts w:ascii="Consolas" w:eastAsia="Times New Roman" w:hAnsi="Consolas" w:cs="Times New Roman"/>
-                <w:color w:val="DDBB88"/>
-                <w:sz w:val="21"/>
-                <w:szCs w:val="21"/>
-                <w:lang w:val="ru-RU" w:eastAsia="ru-RU"/>
-              </w:rPr>
-              <w:t>test_checkerboard_pattern</w:t>
-            </w:r>
-            <w:proofErr w:type="spellEnd"/>
-          </w:p>
-          <w:p>
-            <w:pPr>
-              <w:ind w:firstLine="0"/>
-              <w:jc w:val="both"/>
-              <w:rPr>
-                <w:lang w:val="ru-RU"/>
-              </w:rPr>
-            </w:pPr>
-          </w:p>
-        </w:tc>
-        <w:tc>
-          <w:tcPr>
-            <w:tcW w:w="3115" w:type="dxa"/>
-          </w:tcPr>
-          <w:p>
-            <w:pPr>
-              <w:ind w:firstLine="0"/>
-              <w:jc w:val="both"/>
-              <w:rPr>
-                <w:lang w:val="ru-RU"/>
-              </w:rPr>
-            </w:pPr>
-            <w:r>
-              <w:rPr>
-                <w:lang w:val="ru-RU"/>
-              </w:rPr>
-              <w:t>Тест шахматной доски, что имеет 2 цвета</w:t>
-            </w:r>
-          </w:p>
-        </w:tc>
-        <w:tc>
-          <w:tcPr>
-            <w:tcW w:w="3115" w:type="dxa"/>
-          </w:tcPr>
-          <w:p>
-            <w:pPr>
-              <w:ind w:firstLine="0"/>
-              <w:jc w:val="both"/>
-              <w:rPr>
-                <w:lang w:val="ru-RU"/>
-              </w:rPr>
-            </w:pPr>
-            <w:r>
-              <w:rPr>
-                <w:lang w:val="ru-RU"/>
-              </w:rPr>
-              <w:t>Успех</w:t>
-            </w:r>
-          </w:p>
-        </w:tc>
-      </w:tr>
-      <w:tr>
-        <w:tc>
-          <w:tcPr>
-            <w:tcW w:w="3114" w:type="dxa"/>
-          </w:tcPr>
-          <w:p>
-            <w:pPr>
-              <w:shd w:val="clear" w:color="auto" w:fill="000C18"/>
-              <w:spacing w:line="285" w:lineRule="atLeast"/>
-              <w:ind w:firstLine="0"/>
-              <w:rPr>
-                <w:rFonts w:ascii="Consolas" w:eastAsia="Times New Roman" w:hAnsi="Consolas" w:cs="Times New Roman"/>
-                <w:color w:val="6688CC"/>
-                <w:sz w:val="21"/>
-                <w:szCs w:val="21"/>
-                <w:lang w:val="ru-RU" w:eastAsia="ru-RU"/>
-              </w:rPr>
-            </w:pPr>
-            <w:proofErr w:type="spellStart"/>
-            <w:r>
-              <w:rPr>
-                <w:rFonts w:ascii="Consolas" w:eastAsia="Times New Roman" w:hAnsi="Consolas" w:cs="Times New Roman"/>
-                <w:color w:val="DDBB88"/>
-                <w:sz w:val="21"/>
-                <w:szCs w:val="21"/>
-                <w:lang w:val="ru-RU" w:eastAsia="ru-RU"/>
-              </w:rPr>
               <w:t>test_alpha_is_one</w:t>
             </w:r>
             <w:proofErr w:type="spellEnd"/>
@@ -28668,6 +28851,7 @@
     </w:tbl>
     <w:p>
       <w:pPr>
+        <w:spacing w:after="240"/>
         <w:jc w:val="both"/>
         <w:rPr>
           <w:lang w:val="ru-RU"/>
@@ -28676,6 +28860,7 @@
     </w:p>
     <w:p>
       <w:pPr>
+        <w:spacing w:after="240"/>
         <w:ind w:firstLine="0"/>
         <w:jc w:val="both"/>
         <w:rPr>
@@ -28695,6 +28880,7 @@
         <w:tabs>
           <w:tab w:val="left" w:pos="7938"/>
         </w:tabs>
+        <w:spacing w:after="240"/>
         <w:ind w:firstLine="0"/>
         <w:jc w:val="both"/>
         <w:rPr>
@@ -28712,6 +28898,7 @@
         <w:tabs>
           <w:tab w:val="left" w:pos="7938"/>
         </w:tabs>
+        <w:spacing w:after="240"/>
         <w:jc w:val="both"/>
         <w:rPr>
           <w:b/>
@@ -28731,6 +28918,7 @@
         <w:tabs>
           <w:tab w:val="left" w:pos="7938"/>
         </w:tabs>
+        <w:spacing w:after="240"/>
         <w:jc w:val="both"/>
         <w:rPr>
           <w:lang w:val="ru-RU"/>
@@ -28772,6 +28960,7 @@
         <w:tabs>
           <w:tab w:val="left" w:pos="7938"/>
         </w:tabs>
+        <w:spacing w:after="240"/>
         <w:jc w:val="both"/>
         <w:rPr>
           <w:lang w:val="ru-RU"/>
@@ -28824,6 +29013,7 @@
         <w:tabs>
           <w:tab w:val="left" w:pos="7938"/>
         </w:tabs>
+        <w:spacing w:after="240"/>
         <w:jc w:val="both"/>
         <w:rPr>
           <w:lang w:val="ru-RU"/>
@@ -28833,7 +29023,6 @@
         <w:rPr>
           <w:lang w:val="ru-RU"/>
         </w:rPr>
-        <w:lastRenderedPageBreak/>
         <w:t>Таблица 5 – интеграционные тесты</w:t>
       </w:r>
       <w:r>
@@ -28864,6 +29053,7 @@
               <w:tabs>
                 <w:tab w:val="left" w:pos="7938"/>
               </w:tabs>
+              <w:spacing w:after="240"/>
               <w:ind w:firstLine="0"/>
               <w:jc w:val="center"/>
               <w:rPr>
@@ -28889,6 +29079,7 @@
               <w:tabs>
                 <w:tab w:val="left" w:pos="7938"/>
               </w:tabs>
+              <w:spacing w:after="240"/>
               <w:ind w:firstLine="0"/>
               <w:jc w:val="center"/>
               <w:rPr>
@@ -28914,6 +29105,7 @@
               <w:tabs>
                 <w:tab w:val="left" w:pos="7938"/>
               </w:tabs>
+              <w:spacing w:after="240"/>
               <w:ind w:firstLine="0"/>
               <w:jc w:val="center"/>
               <w:rPr>
@@ -28939,7 +29131,7 @@
           <w:p>
             <w:pPr>
               <w:shd w:val="clear" w:color="auto" w:fill="000C18"/>
-              <w:spacing w:line="285" w:lineRule="atLeast"/>
+              <w:spacing w:after="240"/>
               <w:ind w:firstLine="0"/>
               <w:rPr>
                 <w:rFonts w:ascii="Consolas" w:eastAsia="Times New Roman" w:hAnsi="Consolas" w:cs="Times New Roman"/>
@@ -28967,6 +29159,7 @@
               <w:tabs>
                 <w:tab w:val="left" w:pos="7938"/>
               </w:tabs>
+              <w:spacing w:after="240"/>
               <w:ind w:firstLine="0"/>
               <w:jc w:val="center"/>
               <w:rPr>
@@ -28984,6 +29177,7 @@
               <w:tabs>
                 <w:tab w:val="left" w:pos="7938"/>
               </w:tabs>
+              <w:spacing w:after="240"/>
               <w:ind w:firstLine="0"/>
               <w:jc w:val="both"/>
               <w:rPr>
@@ -29021,6 +29215,7 @@
               <w:tabs>
                 <w:tab w:val="left" w:pos="7938"/>
               </w:tabs>
+              <w:spacing w:after="240"/>
               <w:ind w:firstLine="0"/>
               <w:jc w:val="both"/>
               <w:rPr>
@@ -29044,7 +29239,7 @@
           <w:p>
             <w:pPr>
               <w:shd w:val="clear" w:color="auto" w:fill="000C18"/>
-              <w:spacing w:line="285" w:lineRule="atLeast"/>
+              <w:spacing w:after="240"/>
               <w:ind w:firstLine="0"/>
               <w:rPr>
                 <w:rFonts w:ascii="Consolas" w:eastAsia="Times New Roman" w:hAnsi="Consolas" w:cs="Times New Roman"/>
@@ -29063,6 +29258,7 @@
                 <w:szCs w:val="21"/>
                 <w:lang w:val="ru-RU" w:eastAsia="ru-RU"/>
               </w:rPr>
+              <w:lastRenderedPageBreak/>
               <w:t>test_property_group_exists</w:t>
             </w:r>
             <w:proofErr w:type="spellEnd"/>
@@ -29072,6 +29268,7 @@
               <w:tabs>
                 <w:tab w:val="left" w:pos="7938"/>
               </w:tabs>
+              <w:spacing w:after="240"/>
               <w:ind w:firstLine="0"/>
               <w:jc w:val="center"/>
               <w:rPr>
@@ -29089,6 +29286,7 @@
               <w:tabs>
                 <w:tab w:val="left" w:pos="7938"/>
               </w:tabs>
+              <w:spacing w:after="240"/>
               <w:ind w:firstLine="0"/>
               <w:jc w:val="both"/>
               <w:rPr>
@@ -29120,6 +29318,7 @@
               <w:tabs>
                 <w:tab w:val="left" w:pos="7938"/>
               </w:tabs>
+              <w:spacing w:after="240"/>
               <w:ind w:firstLine="0"/>
               <w:jc w:val="both"/>
               <w:rPr>
@@ -29143,7 +29342,7 @@
           <w:p>
             <w:pPr>
               <w:shd w:val="clear" w:color="auto" w:fill="000C18"/>
-              <w:spacing w:line="285" w:lineRule="atLeast"/>
+              <w:spacing w:after="240"/>
               <w:ind w:firstLine="0"/>
               <w:rPr>
                 <w:rFonts w:ascii="Consolas" w:eastAsia="Times New Roman" w:hAnsi="Consolas" w:cs="Times New Roman"/>
@@ -29171,6 +29370,7 @@
               <w:tabs>
                 <w:tab w:val="left" w:pos="7938"/>
               </w:tabs>
+              <w:spacing w:after="240"/>
               <w:ind w:firstLine="0"/>
               <w:jc w:val="both"/>
               <w:rPr>
@@ -29188,6 +29388,7 @@
               <w:tabs>
                 <w:tab w:val="left" w:pos="7938"/>
               </w:tabs>
+              <w:spacing w:after="240"/>
               <w:ind w:firstLine="0"/>
               <w:jc w:val="both"/>
               <w:rPr>
@@ -29211,6 +29412,7 @@
               <w:tabs>
                 <w:tab w:val="left" w:pos="7938"/>
               </w:tabs>
+              <w:spacing w:after="240"/>
               <w:ind w:firstLine="0"/>
               <w:jc w:val="both"/>
               <w:rPr>
@@ -29234,7 +29436,7 @@
           <w:p>
             <w:pPr>
               <w:shd w:val="clear" w:color="auto" w:fill="000C18"/>
-              <w:spacing w:line="285" w:lineRule="atLeast"/>
+              <w:spacing w:after="240"/>
               <w:ind w:firstLine="0"/>
               <w:rPr>
                 <w:rFonts w:ascii="Consolas" w:eastAsia="Times New Roman" w:hAnsi="Consolas" w:cs="Times New Roman"/>
@@ -29262,6 +29464,7 @@
               <w:tabs>
                 <w:tab w:val="left" w:pos="7938"/>
               </w:tabs>
+              <w:spacing w:after="240"/>
               <w:ind w:firstLine="708"/>
               <w:jc w:val="both"/>
               <w:rPr>
@@ -29279,6 +29482,7 @@
               <w:tabs>
                 <w:tab w:val="left" w:pos="7938"/>
               </w:tabs>
+              <w:spacing w:after="240"/>
               <w:ind w:firstLine="0"/>
               <w:jc w:val="both"/>
               <w:rPr>
@@ -29305,6 +29509,7 @@
               <w:tabs>
                 <w:tab w:val="left" w:pos="7938"/>
               </w:tabs>
+              <w:spacing w:after="240"/>
               <w:ind w:firstLine="0"/>
               <w:jc w:val="both"/>
               <w:rPr>
@@ -29328,7 +29533,7 @@
           <w:p>
             <w:pPr>
               <w:shd w:val="clear" w:color="auto" w:fill="000C18"/>
-              <w:spacing w:line="285" w:lineRule="atLeast"/>
+              <w:spacing w:after="240"/>
               <w:ind w:firstLine="0"/>
               <w:rPr>
                 <w:rFonts w:ascii="Consolas" w:eastAsia="Times New Roman" w:hAnsi="Consolas" w:cs="Times New Roman"/>
@@ -29356,6 +29561,7 @@
               <w:tabs>
                 <w:tab w:val="left" w:pos="7938"/>
               </w:tabs>
+              <w:spacing w:after="240"/>
               <w:ind w:firstLine="0"/>
               <w:jc w:val="both"/>
               <w:rPr>
@@ -29373,6 +29579,7 @@
               <w:tabs>
                 <w:tab w:val="left" w:pos="7938"/>
               </w:tabs>
+              <w:spacing w:after="240"/>
               <w:ind w:firstLine="0"/>
               <w:jc w:val="both"/>
               <w:rPr>
@@ -29396,6 +29603,7 @@
               <w:tabs>
                 <w:tab w:val="left" w:pos="7938"/>
               </w:tabs>
+              <w:spacing w:after="240"/>
               <w:ind w:firstLine="0"/>
               <w:jc w:val="both"/>
               <w:rPr>
@@ -29419,7 +29627,7 @@
           <w:p>
             <w:pPr>
               <w:shd w:val="clear" w:color="auto" w:fill="000C18"/>
-              <w:spacing w:line="285" w:lineRule="atLeast"/>
+              <w:spacing w:after="240"/>
               <w:ind w:firstLine="0"/>
               <w:rPr>
                 <w:rFonts w:ascii="Consolas" w:eastAsia="Times New Roman" w:hAnsi="Consolas" w:cs="Times New Roman"/>
@@ -29447,6 +29655,7 @@
               <w:tabs>
                 <w:tab w:val="left" w:pos="7938"/>
               </w:tabs>
+              <w:spacing w:after="240"/>
               <w:ind w:firstLine="708"/>
               <w:jc w:val="both"/>
               <w:rPr>
@@ -29464,6 +29673,7 @@
               <w:tabs>
                 <w:tab w:val="left" w:pos="7938"/>
               </w:tabs>
+              <w:spacing w:after="240"/>
               <w:ind w:firstLine="0"/>
               <w:jc w:val="both"/>
               <w:rPr>
@@ -29487,6 +29697,7 @@
               <w:tabs>
                 <w:tab w:val="left" w:pos="7938"/>
               </w:tabs>
+              <w:spacing w:after="240"/>
               <w:ind w:firstLine="0"/>
               <w:jc w:val="both"/>
               <w:rPr>
@@ -29510,7 +29721,7 @@
           <w:p>
             <w:pPr>
               <w:shd w:val="clear" w:color="auto" w:fill="000C18"/>
-              <w:spacing w:line="285" w:lineRule="atLeast"/>
+              <w:spacing w:after="240"/>
               <w:ind w:firstLine="0"/>
               <w:rPr>
                 <w:rFonts w:ascii="Consolas" w:eastAsia="Times New Roman" w:hAnsi="Consolas" w:cs="Times New Roman"/>
@@ -29538,6 +29749,7 @@
               <w:tabs>
                 <w:tab w:val="left" w:pos="7938"/>
               </w:tabs>
+              <w:spacing w:after="240"/>
               <w:ind w:firstLine="708"/>
               <w:jc w:val="both"/>
             </w:pPr>
@@ -29552,6 +29764,7 @@
               <w:tabs>
                 <w:tab w:val="left" w:pos="7938"/>
               </w:tabs>
+              <w:spacing w:after="240"/>
               <w:ind w:firstLine="0"/>
               <w:jc w:val="both"/>
               <w:rPr>
@@ -29575,6 +29788,7 @@
               <w:tabs>
                 <w:tab w:val="left" w:pos="7938"/>
               </w:tabs>
+              <w:spacing w:after="240"/>
               <w:ind w:firstLine="0"/>
               <w:jc w:val="both"/>
             </w:pPr>
@@ -29595,7 +29809,7 @@
           <w:p>
             <w:pPr>
               <w:shd w:val="clear" w:color="auto" w:fill="000C18"/>
-              <w:spacing w:line="285" w:lineRule="atLeast"/>
+              <w:spacing w:after="240"/>
               <w:ind w:firstLine="0"/>
               <w:rPr>
                 <w:rFonts w:ascii="Consolas" w:eastAsia="Times New Roman" w:hAnsi="Consolas" w:cs="Times New Roman"/>
@@ -29623,6 +29837,7 @@
               <w:tabs>
                 <w:tab w:val="left" w:pos="7938"/>
               </w:tabs>
+              <w:spacing w:after="240"/>
               <w:ind w:firstLine="0"/>
               <w:jc w:val="both"/>
             </w:pPr>
@@ -29637,6 +29852,7 @@
               <w:tabs>
                 <w:tab w:val="left" w:pos="7938"/>
               </w:tabs>
+              <w:spacing w:after="240"/>
               <w:ind w:firstLine="0"/>
               <w:jc w:val="both"/>
               <w:rPr>
@@ -29660,6 +29876,7 @@
               <w:tabs>
                 <w:tab w:val="left" w:pos="7938"/>
               </w:tabs>
+              <w:spacing w:after="240"/>
               <w:ind w:firstLine="0"/>
               <w:jc w:val="both"/>
             </w:pPr>
@@ -29680,7 +29897,7 @@
           <w:p>
             <w:pPr>
               <w:shd w:val="clear" w:color="auto" w:fill="000C18"/>
-              <w:spacing w:line="285" w:lineRule="atLeast"/>
+              <w:spacing w:after="240"/>
               <w:ind w:firstLine="0"/>
               <w:rPr>
                 <w:rFonts w:ascii="Consolas" w:eastAsia="Times New Roman" w:hAnsi="Consolas" w:cs="Times New Roman"/>
@@ -29711,6 +29928,7 @@
               <w:tabs>
                 <w:tab w:val="left" w:pos="1867"/>
               </w:tabs>
+              <w:spacing w:after="240"/>
               <w:ind w:firstLine="0"/>
               <w:jc w:val="both"/>
             </w:pPr>
@@ -29725,6 +29943,7 @@
               <w:tabs>
                 <w:tab w:val="left" w:pos="7938"/>
               </w:tabs>
+              <w:spacing w:after="240"/>
               <w:ind w:firstLine="0"/>
               <w:jc w:val="both"/>
               <w:rPr>
@@ -29748,6 +29967,7 @@
               <w:tabs>
                 <w:tab w:val="left" w:pos="7938"/>
               </w:tabs>
+              <w:spacing w:after="240"/>
               <w:ind w:firstLine="0"/>
               <w:jc w:val="both"/>
             </w:pPr>
@@ -29768,7 +29988,7 @@
           <w:p>
             <w:pPr>
               <w:shd w:val="clear" w:color="auto" w:fill="000C18"/>
-              <w:spacing w:line="285" w:lineRule="atLeast"/>
+              <w:spacing w:after="240"/>
               <w:ind w:firstLine="0"/>
               <w:rPr>
                 <w:rFonts w:ascii="Consolas" w:eastAsia="Times New Roman" w:hAnsi="Consolas" w:cs="Times New Roman"/>
@@ -29796,6 +30016,7 @@
               <w:tabs>
                 <w:tab w:val="left" w:pos="7938"/>
               </w:tabs>
+              <w:spacing w:after="240"/>
               <w:ind w:firstLine="0"/>
               <w:jc w:val="both"/>
             </w:pPr>
@@ -29810,6 +30031,7 @@
               <w:tabs>
                 <w:tab w:val="left" w:pos="7938"/>
               </w:tabs>
+              <w:spacing w:after="240"/>
               <w:ind w:firstLine="0"/>
               <w:jc w:val="both"/>
               <w:rPr>
@@ -29833,6 +30055,7 @@
               <w:tabs>
                 <w:tab w:val="left" w:pos="7938"/>
               </w:tabs>
+              <w:spacing w:after="240"/>
               <w:ind w:firstLine="0"/>
               <w:jc w:val="both"/>
               <w:rPr>
@@ -29854,6 +30077,7 @@
         <w:tabs>
           <w:tab w:val="left" w:pos="7938"/>
         </w:tabs>
+        <w:spacing w:after="240"/>
         <w:jc w:val="both"/>
         <w:rPr>
           <w:lang w:val="ru-RU"/>
@@ -29865,6 +30089,7 @@
         <w:tabs>
           <w:tab w:val="left" w:pos="7938"/>
         </w:tabs>
+        <w:spacing w:after="240"/>
         <w:jc w:val="both"/>
         <w:rPr>
           <w:lang w:val="ru-RU"/>
@@ -29874,6 +30099,7 @@
         <w:rPr>
           <w:lang w:val="ru-RU"/>
         </w:rPr>
+        <w:lastRenderedPageBreak/>
         <w:t>Результат прохождения</w:t>
       </w:r>
       <w:r>
@@ -29895,6 +30121,7 @@
         <w:tabs>
           <w:tab w:val="left" w:pos="7938"/>
         </w:tabs>
+        <w:spacing w:after="240"/>
         <w:jc w:val="center"/>
         <w:rPr>
           <w:b/>
@@ -29908,7 +30135,6 @@
           <w:szCs w:val="28"/>
           <w:lang w:val="ru-RU" w:eastAsia="ru-RU"/>
         </w:rPr>
-        <w:lastRenderedPageBreak/>
         <w:drawing>
           <wp:inline distT="0" distB="0" distL="0" distR="0" wp14:anchorId="1AF3CB88" wp14:editId="15D3E75E">
             <wp:extent cx="5939790" cy="467360"/>
@@ -29949,6 +30175,7 @@
     <w:p>
       <w:pPr>
         <w:pStyle w:val="a6"/>
+        <w:spacing w:after="240" w:line="360" w:lineRule="auto"/>
         <w:jc w:val="center"/>
         <w:rPr>
           <w:i w:val="0"/>
@@ -30066,6 +30293,7 @@
     </w:p>
     <w:p>
       <w:pPr>
+        <w:spacing w:after="240"/>
         <w:jc w:val="both"/>
         <w:rPr>
           <w:lang w:val="ru-RU"/>
@@ -30081,6 +30309,7 @@
     <w:p>
       <w:pPr>
         <w:keepNext/>
+        <w:spacing w:after="240"/>
         <w:ind w:hanging="1134"/>
       </w:pPr>
       <w:r>
@@ -30128,6 +30357,7 @@
     <w:p>
       <w:pPr>
         <w:pStyle w:val="a6"/>
+        <w:spacing w:after="240" w:line="360" w:lineRule="auto"/>
         <w:jc w:val="center"/>
         <w:rPr>
           <w:i w:val="0"/>
@@ -30245,6 +30475,7 @@
     </w:p>
     <w:p>
       <w:pPr>
+        <w:spacing w:after="240"/>
         <w:ind w:firstLine="567"/>
         <w:jc w:val="both"/>
         <w:rPr>
@@ -30280,6 +30511,7 @@
     </w:p>
     <w:p>
       <w:pPr>
+        <w:spacing w:after="240"/>
         <w:ind w:firstLine="567"/>
         <w:jc w:val="both"/>
         <w:rPr>
@@ -30294,7 +30526,7 @@
           <w:ilvl w:val="1"/>
           <w:numId w:val="11"/>
         </w:numPr>
-        <w:spacing w:before="240" w:after="120"/>
+        <w:spacing w:before="240" w:after="240"/>
         <w:jc w:val="both"/>
         <w:rPr>
           <w:rFonts w:ascii="Times New Roman" w:hAnsi="Times New Roman" w:cs="Times New Roman"/>
@@ -30326,6 +30558,7 @@
     </w:p>
     <w:p>
       <w:pPr>
+        <w:spacing w:after="240"/>
         <w:jc w:val="both"/>
         <w:rPr>
           <w:lang w:val="ru-RU"/>
@@ -30345,6 +30578,7 @@
           <w:ilvl w:val="0"/>
           <w:numId w:val="13"/>
         </w:numPr>
+        <w:spacing w:after="240"/>
         <w:jc w:val="both"/>
         <w:rPr>
           <w:lang w:val="ru-RU"/>
@@ -30354,6 +30588,7 @@
         <w:rPr>
           <w:lang w:val="ru-RU"/>
         </w:rPr>
+        <w:lastRenderedPageBreak/>
         <w:t>Статистический анализ безопасности (</w:t>
       </w:r>
       <w:r>
@@ -30383,6 +30618,7 @@
     </w:p>
     <w:p>
       <w:pPr>
+        <w:spacing w:after="240"/>
         <w:ind w:firstLine="0"/>
         <w:jc w:val="both"/>
         <w:rPr>
@@ -30446,6 +30682,7 @@
     <w:p>
       <w:pPr>
         <w:keepNext/>
+        <w:spacing w:after="240"/>
         <w:ind w:hanging="993"/>
       </w:pPr>
       <w:r>
@@ -30453,7 +30690,6 @@
           <w:noProof/>
           <w:lang w:val="ru-RU" w:eastAsia="ru-RU"/>
         </w:rPr>
-        <w:lastRenderedPageBreak/>
         <w:drawing>
           <wp:inline distT="0" distB="0" distL="0" distR="0" wp14:anchorId="00F669E0" wp14:editId="08486150">
             <wp:extent cx="6730062" cy="3352800"/>
@@ -30494,6 +30730,7 @@
     <w:p>
       <w:pPr>
         <w:pStyle w:val="a6"/>
+        <w:spacing w:after="240" w:line="360" w:lineRule="auto"/>
         <w:jc w:val="center"/>
         <w:rPr>
           <w:i w:val="0"/>
@@ -30622,6 +30859,7 @@
     </w:p>
     <w:p>
       <w:pPr>
+        <w:spacing w:after="240"/>
         <w:rPr>
           <w:b/>
           <w:lang w:val="ru-RU"/>
@@ -30644,6 +30882,7 @@
     </w:p>
     <w:p>
       <w:pPr>
+        <w:spacing w:after="240"/>
         <w:rPr>
           <w:lang w:val="ru-RU"/>
         </w:rPr>
@@ -30681,6 +30920,7 @@
     </w:p>
     <w:p>
       <w:pPr>
+        <w:spacing w:after="240"/>
         <w:rPr>
           <w:lang w:val="ru-RU"/>
         </w:rPr>
@@ -30695,6 +30935,7 @@
     <w:p>
       <w:pPr>
         <w:keepNext/>
+        <w:spacing w:after="240"/>
         <w:ind w:firstLine="0"/>
       </w:pPr>
       <w:r>
@@ -30702,6 +30943,7 @@
           <w:noProof/>
           <w:lang w:val="ru-RU" w:eastAsia="ru-RU"/>
         </w:rPr>
+        <w:lastRenderedPageBreak/>
         <w:drawing>
           <wp:inline distT="0" distB="0" distL="0" distR="0" wp14:anchorId="01274101" wp14:editId="59F56AC6">
             <wp:extent cx="5899754" cy="2429934"/>
@@ -30742,6 +30984,7 @@
     <w:p>
       <w:pPr>
         <w:pStyle w:val="a6"/>
+        <w:spacing w:after="240" w:line="360" w:lineRule="auto"/>
         <w:jc w:val="center"/>
         <w:rPr>
           <w:i w:val="0"/>
@@ -30869,6 +31112,7 @@
     </w:p>
     <w:p>
       <w:pPr>
+        <w:spacing w:after="240"/>
         <w:ind w:firstLine="567"/>
         <w:rPr>
           <w:b/>
@@ -30898,6 +31142,7 @@
     </w:p>
     <w:p>
       <w:pPr>
+        <w:spacing w:after="240"/>
         <w:ind w:firstLine="567"/>
         <w:rPr>
           <w:lang w:val="ru-RU"/>
@@ -31025,14 +31270,7 @@
         <w:rPr>
           <w:lang w:val="ru-RU"/>
         </w:rPr>
-        <w:t xml:space="preserve">. Их структура </w:t>
-      </w:r>
-      <w:r>
-        <w:rPr>
-          <w:lang w:val="ru-RU"/>
-        </w:rPr>
-        <w:lastRenderedPageBreak/>
-        <w:t xml:space="preserve">представлена в листинге 9 и 10 соответственно. Также проверка происходит при каждом </w:t>
+        <w:t xml:space="preserve">. Их структура представлена в листинге 9 и 10 соответственно. Также проверка происходит при каждом </w:t>
       </w:r>
       <w:proofErr w:type="spellStart"/>
       <w:r>
@@ -31119,6 +31357,7 @@
     <w:p>
       <w:pPr>
         <w:keepNext/>
+        <w:spacing w:after="240"/>
         <w:ind w:firstLine="567"/>
         <w:jc w:val="center"/>
       </w:pPr>
@@ -31159,12 +31398,11 @@
           </wp:inline>
         </w:drawing>
       </w:r>
-      <w:bookmarkStart w:id="0" w:name="_GoBack"/>
-      <w:bookmarkEnd w:id="0"/>
     </w:p>
     <w:p>
       <w:pPr>
         <w:pStyle w:val="a6"/>
+        <w:spacing w:after="240" w:line="360" w:lineRule="auto"/>
         <w:jc w:val="center"/>
         <w:rPr>
           <w:i w:val="0"/>
@@ -31267,6 +31505,697 @@
         </w:rPr>
         <w:t>flake8</w:t>
       </w:r>
+    </w:p>
+    <w:p>
+      <w:pPr>
+        <w:spacing w:after="240"/>
+      </w:pPr>
+    </w:p>
+    <w:p>
+      <w:pPr>
+        <w:pStyle w:val="2"/>
+        <w:numPr>
+          <w:ilvl w:val="1"/>
+          <w:numId w:val="14"/>
+        </w:numPr>
+        <w:spacing w:before="240" w:after="240"/>
+        <w:rPr>
+          <w:rFonts w:ascii="Times New Roman" w:hAnsi="Times New Roman" w:cs="Times New Roman"/>
+          <w:b/>
+          <w:color w:val="auto"/>
+          <w:sz w:val="28"/>
+          <w:szCs w:val="28"/>
+          <w:lang w:val="ru-RU"/>
+        </w:rPr>
+      </w:pPr>
+      <w:r>
+        <w:rPr>
+          <w:rFonts w:ascii="Times New Roman" w:hAnsi="Times New Roman" w:cs="Times New Roman"/>
+          <w:b/>
+          <w:color w:val="auto"/>
+          <w:sz w:val="28"/>
+          <w:szCs w:val="28"/>
+          <w:lang w:val="ru-RU"/>
+        </w:rPr>
+        <w:t>Анализ производительности</w:t>
+      </w:r>
+    </w:p>
+    <w:p>
+      <w:pPr>
+        <w:spacing w:after="240"/>
+        <w:ind w:left="1135" w:firstLine="0"/>
+        <w:rPr>
+          <w:lang w:val="ru-RU"/>
+        </w:rPr>
+      </w:pPr>
+      <w:r>
+        <w:rPr>
+          <w:lang w:val="ru-RU"/>
+        </w:rPr>
+        <w:t xml:space="preserve">Был проведен анализ производительности </w:t>
+      </w:r>
+      <w:proofErr w:type="spellStart"/>
+      <w:r>
+        <w:rPr>
+          <w:lang w:val="ru-RU"/>
+        </w:rPr>
+        <w:t>аддона</w:t>
+      </w:r>
+      <w:proofErr w:type="spellEnd"/>
+      <w:r>
+        <w:rPr>
+          <w:lang w:val="ru-RU"/>
+        </w:rPr>
+        <w:t xml:space="preserve"> при разном количестве итоговых объектов</w:t>
+      </w:r>
+    </w:p>
+    <w:p>
+      <w:pPr>
+        <w:spacing w:after="240"/>
+        <w:ind w:left="1135" w:firstLine="0"/>
+        <w:rPr>
+          <w:lang w:val="ru-RU"/>
+        </w:rPr>
+      </w:pPr>
+      <w:r>
+        <w:rPr>
+          <w:lang w:val="ru-RU"/>
+        </w:rPr>
+        <w:lastRenderedPageBreak/>
+        <w:t>Сводная таблица результатов представлена на в таблице 6.</w:t>
+      </w:r>
+    </w:p>
+    <w:p>
+      <w:pPr>
+        <w:spacing w:after="240"/>
+        <w:ind w:left="1135" w:firstLine="0"/>
+        <w:rPr>
+          <w:lang w:val="ru-RU"/>
+        </w:rPr>
+      </w:pPr>
+      <w:r>
+        <w:rPr>
+          <w:lang w:val="ru-RU"/>
+        </w:rPr>
+        <w:t>Таблица 6 – анализ производительности</w:t>
+      </w:r>
+    </w:p>
+    <w:tbl>
+      <w:tblPr>
+        <w:tblStyle w:val="a5"/>
+        <w:tblW w:w="0" w:type="auto"/>
+        <w:jc w:val="center"/>
+        <w:tblLook w:val="04A0" w:firstRow="1" w:lastRow="0" w:firstColumn="1" w:lastColumn="0" w:noHBand="0" w:noVBand="1"/>
+      </w:tblPr>
+      <w:tblGrid>
+        <w:gridCol w:w="3157"/>
+        <w:gridCol w:w="3084"/>
+        <w:gridCol w:w="3103"/>
+      </w:tblGrid>
+      <w:tr>
+        <w:trPr>
+          <w:jc w:val="center"/>
+        </w:trPr>
+        <w:tc>
+          <w:tcPr>
+            <w:tcW w:w="3157" w:type="dxa"/>
+          </w:tcPr>
+          <w:p>
+            <w:pPr>
+              <w:spacing w:after="240"/>
+              <w:jc w:val="center"/>
+            </w:pPr>
+            <w:proofErr w:type="spellStart"/>
+            <w:r>
+              <w:rPr>
+                <w:b/>
+                <w:sz w:val="22"/>
+              </w:rPr>
+              <w:t>Количество</w:t>
+            </w:r>
+            <w:proofErr w:type="spellEnd"/>
+            <w:r>
+              <w:rPr>
+                <w:b/>
+                <w:sz w:val="22"/>
+              </w:rPr>
+              <w:t xml:space="preserve"> </w:t>
+            </w:r>
+            <w:proofErr w:type="spellStart"/>
+            <w:r>
+              <w:rPr>
+                <w:b/>
+                <w:sz w:val="22"/>
+              </w:rPr>
+              <w:t>экземпляров</w:t>
+            </w:r>
+            <w:proofErr w:type="spellEnd"/>
+          </w:p>
+        </w:tc>
+        <w:tc>
+          <w:tcPr>
+            <w:tcW w:w="3084" w:type="dxa"/>
+          </w:tcPr>
+          <w:p>
+            <w:pPr>
+              <w:spacing w:after="240"/>
+              <w:jc w:val="center"/>
+            </w:pPr>
+            <w:proofErr w:type="spellStart"/>
+            <w:r>
+              <w:rPr>
+                <w:b/>
+                <w:sz w:val="22"/>
+              </w:rPr>
+              <w:t>Время</w:t>
+            </w:r>
+            <w:proofErr w:type="spellEnd"/>
+            <w:r>
+              <w:rPr>
+                <w:b/>
+                <w:sz w:val="22"/>
+              </w:rPr>
+              <w:t xml:space="preserve"> </w:t>
+            </w:r>
+            <w:proofErr w:type="spellStart"/>
+            <w:r>
+              <w:rPr>
+                <w:b/>
+                <w:sz w:val="22"/>
+              </w:rPr>
+              <w:t>выполнения</w:t>
+            </w:r>
+            <w:proofErr w:type="spellEnd"/>
+            <w:r>
+              <w:rPr>
+                <w:b/>
+                <w:sz w:val="22"/>
+              </w:rPr>
+              <w:t xml:space="preserve"> (с)</w:t>
+            </w:r>
+          </w:p>
+        </w:tc>
+        <w:tc>
+          <w:tcPr>
+            <w:tcW w:w="3103" w:type="dxa"/>
+          </w:tcPr>
+          <w:p>
+            <w:pPr>
+              <w:spacing w:after="240"/>
+              <w:jc w:val="center"/>
+            </w:pPr>
+            <w:proofErr w:type="spellStart"/>
+            <w:r>
+              <w:rPr>
+                <w:b/>
+                <w:sz w:val="22"/>
+              </w:rPr>
+              <w:t>Память</w:t>
+            </w:r>
+            <w:proofErr w:type="spellEnd"/>
+            <w:r>
+              <w:rPr>
+                <w:b/>
+                <w:sz w:val="22"/>
+              </w:rPr>
+              <w:t xml:space="preserve"> (МБ)</w:t>
+            </w:r>
+          </w:p>
+        </w:tc>
+      </w:tr>
+      <w:tr>
+        <w:trPr>
+          <w:jc w:val="center"/>
+        </w:trPr>
+        <w:tc>
+          <w:tcPr>
+            <w:tcW w:w="3157" w:type="dxa"/>
+          </w:tcPr>
+          <w:p>
+            <w:pPr>
+              <w:spacing w:after="240"/>
+              <w:jc w:val="center"/>
+            </w:pPr>
+            <w:r>
+              <w:rPr>
+                <w:sz w:val="22"/>
+              </w:rPr>
+              <w:t>50</w:t>
+            </w:r>
+          </w:p>
+        </w:tc>
+        <w:tc>
+          <w:tcPr>
+            <w:tcW w:w="3084" w:type="dxa"/>
+          </w:tcPr>
+          <w:p>
+            <w:pPr>
+              <w:spacing w:after="240"/>
+              <w:jc w:val="center"/>
+              <w:rPr>
+                <w:lang w:val="ru-RU"/>
+              </w:rPr>
+            </w:pPr>
+            <w:r>
+              <w:rPr>
+                <w:sz w:val="22"/>
+              </w:rPr>
+              <w:t>0.</w:t>
+            </w:r>
+            <w:r>
+              <w:rPr>
+                <w:sz w:val="22"/>
+                <w:lang w:val="ru-RU"/>
+              </w:rPr>
+              <w:t>6</w:t>
+            </w:r>
+          </w:p>
+        </w:tc>
+        <w:tc>
+          <w:tcPr>
+            <w:tcW w:w="3103" w:type="dxa"/>
+          </w:tcPr>
+          <w:p>
+            <w:pPr>
+              <w:spacing w:after="240"/>
+              <w:rPr>
+                <w:lang w:val="ru-RU"/>
+              </w:rPr>
+            </w:pPr>
+            <w:r>
+              <w:rPr>
+                <w:sz w:val="22"/>
+                <w:lang w:val="ru-RU"/>
+              </w:rPr>
+              <w:t>30</w:t>
+            </w:r>
+          </w:p>
+        </w:tc>
+      </w:tr>
+      <w:tr>
+        <w:trPr>
+          <w:jc w:val="center"/>
+        </w:trPr>
+        <w:tc>
+          <w:tcPr>
+            <w:tcW w:w="3157" w:type="dxa"/>
+          </w:tcPr>
+          <w:p>
+            <w:pPr>
+              <w:spacing w:after="240"/>
+              <w:jc w:val="center"/>
+            </w:pPr>
+            <w:r>
+              <w:rPr>
+                <w:sz w:val="22"/>
+                <w:lang w:val="ru-RU"/>
+              </w:rPr>
+              <w:t>1</w:t>
+            </w:r>
+            <w:r>
+              <w:rPr>
+                <w:sz w:val="22"/>
+              </w:rPr>
+              <w:t>00</w:t>
+            </w:r>
+          </w:p>
+        </w:tc>
+        <w:tc>
+          <w:tcPr>
+            <w:tcW w:w="3084" w:type="dxa"/>
+          </w:tcPr>
+          <w:p>
+            <w:pPr>
+              <w:spacing w:after="240"/>
+              <w:jc w:val="center"/>
+              <w:rPr>
+                <w:lang w:val="ru-RU"/>
+              </w:rPr>
+            </w:pPr>
+            <w:r>
+              <w:rPr>
+                <w:sz w:val="22"/>
+                <w:lang w:val="ru-RU"/>
+              </w:rPr>
+              <w:t>1.3</w:t>
+            </w:r>
+          </w:p>
+        </w:tc>
+        <w:tc>
+          <w:tcPr>
+            <w:tcW w:w="3103" w:type="dxa"/>
+          </w:tcPr>
+          <w:p>
+            <w:pPr>
+              <w:spacing w:after="240"/>
+              <w:rPr>
+                <w:lang w:val="ru-RU"/>
+              </w:rPr>
+            </w:pPr>
+            <w:r>
+              <w:rPr>
+                <w:sz w:val="22"/>
+              </w:rPr>
+              <w:t>6</w:t>
+            </w:r>
+            <w:r>
+              <w:rPr>
+                <w:sz w:val="22"/>
+                <w:lang w:val="ru-RU"/>
+              </w:rPr>
+              <w:t>2</w:t>
+            </w:r>
+          </w:p>
+        </w:tc>
+      </w:tr>
+      <w:tr>
+        <w:trPr>
+          <w:jc w:val="center"/>
+        </w:trPr>
+        <w:tc>
+          <w:tcPr>
+            <w:tcW w:w="3157" w:type="dxa"/>
+          </w:tcPr>
+          <w:p>
+            <w:pPr>
+              <w:jc w:val="center"/>
+            </w:pPr>
+            <w:r>
+              <w:rPr>
+                <w:sz w:val="22"/>
+              </w:rPr>
+              <w:t>1000</w:t>
+            </w:r>
+          </w:p>
+        </w:tc>
+        <w:tc>
+          <w:tcPr>
+            <w:tcW w:w="3084" w:type="dxa"/>
+          </w:tcPr>
+          <w:p>
+            <w:pPr>
+              <w:jc w:val="center"/>
+              <w:rPr>
+                <w:lang w:val="ru-RU"/>
+              </w:rPr>
+            </w:pPr>
+            <w:r>
+              <w:rPr>
+                <w:sz w:val="22"/>
+                <w:lang w:val="ru-RU"/>
+              </w:rPr>
+              <w:t>7.9</w:t>
+            </w:r>
+          </w:p>
+        </w:tc>
+        <w:tc>
+          <w:tcPr>
+            <w:tcW w:w="3103" w:type="dxa"/>
+          </w:tcPr>
+          <w:p>
+            <w:pPr>
+              <w:rPr>
+                <w:lang w:val="ru-RU"/>
+              </w:rPr>
+            </w:pPr>
+            <w:r>
+              <w:rPr>
+                <w:sz w:val="22"/>
+              </w:rPr>
+              <w:t>12</w:t>
+            </w:r>
+            <w:r>
+              <w:rPr>
+                <w:sz w:val="22"/>
+                <w:lang w:val="ru-RU"/>
+              </w:rPr>
+              <w:t>7</w:t>
+            </w:r>
+          </w:p>
+        </w:tc>
+      </w:tr>
+    </w:tbl>
+    <w:p>
+      <w:pPr>
+        <w:ind w:left="1135" w:firstLine="0"/>
+        <w:rPr>
+          <w:lang w:val="ru-RU"/>
+        </w:rPr>
+      </w:pPr>
+    </w:p>
+    <w:p>
+      <w:pPr>
+        <w:ind w:left="1135" w:firstLine="0"/>
+        <w:rPr>
+          <w:lang w:val="ru-RU"/>
+        </w:rPr>
+      </w:pPr>
+      <w:r>
+        <w:rPr>
+          <w:lang w:val="ru-RU"/>
+        </w:rPr>
+        <w:t xml:space="preserve">Анализ производительности показал хороший результат при условии, что весь алгоритм рассчитывался через </w:t>
+      </w:r>
+      <w:r>
+        <w:t>CPU</w:t>
+      </w:r>
+      <w:r>
+        <w:rPr>
+          <w:lang w:val="ru-RU"/>
+        </w:rPr>
+        <w:t xml:space="preserve">, </w:t>
+      </w:r>
+      <w:r>
+        <w:rPr>
+          <w:lang w:val="ru-RU"/>
+        </w:rPr>
+        <w:t xml:space="preserve">который не очень хорош в моделировании объектов в отличии от </w:t>
+      </w:r>
+      <w:r>
+        <w:t>GPU</w:t>
+      </w:r>
+      <w:r>
+        <w:rPr>
+          <w:lang w:val="ru-RU"/>
+        </w:rPr>
+        <w:t xml:space="preserve">. </w:t>
+      </w:r>
+      <w:r>
+        <w:rPr>
+          <w:lang w:val="ru-RU"/>
+        </w:rPr>
+        <w:t xml:space="preserve">Также алгоритм имеет линейную сложность </w:t>
+      </w:r>
+      <w:r>
+        <w:t>O</w:t>
+      </w:r>
+      <w:r>
+        <w:rPr>
+          <w:lang w:val="ru-RU"/>
+        </w:rPr>
+        <w:t>(</w:t>
+      </w:r>
+      <w:r>
+        <w:t>n</w:t>
+      </w:r>
+      <w:r>
+        <w:rPr>
+          <w:lang w:val="ru-RU"/>
+        </w:rPr>
+        <w:t>)</w:t>
+      </w:r>
+      <w:r>
+        <w:rPr>
+          <w:lang w:val="ru-RU"/>
+        </w:rPr>
+        <w:t xml:space="preserve">, </w:t>
+      </w:r>
+      <w:r>
+        <w:rPr>
+          <w:lang w:val="ru-RU"/>
+        </w:rPr>
+        <w:t>что является отличным результатом. Но при этом при необходимости работы с очень большим количеством объектов рекомендуется использовать графический ускоритель (</w:t>
+      </w:r>
+      <w:r>
+        <w:t>GPU</w:t>
+      </w:r>
+      <w:r>
+        <w:rPr>
+          <w:lang w:val="ru-RU"/>
+        </w:rPr>
+        <w:t xml:space="preserve">), а не центральный процессор </w:t>
+      </w:r>
+      <w:r>
+        <w:rPr>
+          <w:lang w:val="ru-RU"/>
+        </w:rPr>
+        <w:t>(</w:t>
+      </w:r>
+      <w:r>
+        <w:t>CPU</w:t>
+      </w:r>
+      <w:r>
+        <w:rPr>
+          <w:lang w:val="ru-RU"/>
+        </w:rPr>
+        <w:t>)</w:t>
+      </w:r>
+      <w:r>
+        <w:rPr>
+          <w:lang w:val="ru-RU"/>
+        </w:rPr>
+        <w:t xml:space="preserve"> </w:t>
+      </w:r>
+      <w:r>
+        <w:rPr>
+          <w:lang w:val="ru-RU"/>
+        </w:rPr>
+        <w:t>и</w:t>
+      </w:r>
+      <w:r>
+        <w:rPr>
+          <w:lang w:val="ru-RU"/>
+        </w:rPr>
+        <w:t xml:space="preserve"> </w:t>
+      </w:r>
+      <w:r>
+        <w:t>LOD</w:t>
+      </w:r>
+      <w:r>
+        <w:rPr>
+          <w:lang w:val="ru-RU"/>
+        </w:rPr>
+        <w:t>-</w:t>
+      </w:r>
+      <w:r>
+        <w:rPr>
+          <w:lang w:val="ru-RU"/>
+        </w:rPr>
+        <w:t>систему.</w:t>
+      </w:r>
+    </w:p>
+    <w:p>
+      <w:pPr>
+        <w:ind w:left="1135" w:firstLine="0"/>
+        <w:rPr>
+          <w:lang w:val="ru-RU"/>
+        </w:rPr>
+      </w:pPr>
+    </w:p>
+    <w:p>
+      <w:pPr>
+        <w:ind w:left="1135" w:firstLine="0"/>
+        <w:rPr>
+          <w:lang w:val="ru-RU"/>
+        </w:rPr>
+      </w:pPr>
+    </w:p>
+    <w:p>
+      <w:pPr>
+        <w:ind w:left="1135" w:firstLine="0"/>
+        <w:rPr>
+          <w:lang w:val="ru-RU"/>
+        </w:rPr>
+      </w:pPr>
+    </w:p>
+    <w:p>
+      <w:pPr>
+        <w:ind w:left="1135" w:firstLine="0"/>
+        <w:rPr>
+          <w:lang w:val="ru-RU"/>
+        </w:rPr>
+      </w:pPr>
+    </w:p>
+    <w:p>
+      <w:pPr>
+        <w:ind w:left="1135" w:firstLine="0"/>
+        <w:rPr>
+          <w:lang w:val="ru-RU"/>
+        </w:rPr>
+      </w:pPr>
+    </w:p>
+    <w:p>
+      <w:pPr>
+        <w:ind w:left="1135" w:firstLine="0"/>
+        <w:rPr>
+          <w:lang w:val="ru-RU"/>
+        </w:rPr>
+      </w:pPr>
+    </w:p>
+    <w:p>
+      <w:pPr>
+        <w:ind w:left="1135" w:firstLine="0"/>
+        <w:rPr>
+          <w:lang w:val="ru-RU"/>
+        </w:rPr>
+      </w:pPr>
+    </w:p>
+    <w:p>
+      <w:pPr>
+        <w:ind w:left="1135" w:firstLine="0"/>
+        <w:rPr>
+          <w:lang w:val="ru-RU"/>
+        </w:rPr>
+      </w:pPr>
+    </w:p>
+    <w:p>
+      <w:pPr>
+        <w:ind w:left="1135" w:firstLine="0"/>
+        <w:rPr>
+          <w:lang w:val="ru-RU"/>
+        </w:rPr>
+      </w:pPr>
+    </w:p>
+    <w:p>
+      <w:pPr>
+        <w:ind w:left="1135" w:firstLine="0"/>
+        <w:rPr>
+          <w:lang w:val="ru-RU"/>
+        </w:rPr>
+      </w:pPr>
+    </w:p>
+    <w:p>
+      <w:pPr>
+        <w:ind w:left="1135" w:firstLine="0"/>
+        <w:rPr>
+          <w:lang w:val="ru-RU"/>
+        </w:rPr>
+      </w:pPr>
+    </w:p>
+    <w:p>
+      <w:pPr>
+        <w:ind w:left="1135" w:firstLine="0"/>
+        <w:rPr>
+          <w:lang w:val="ru-RU"/>
+        </w:rPr>
+      </w:pPr>
+    </w:p>
+    <w:p>
+      <w:pPr>
+        <w:ind w:left="1135" w:firstLine="0"/>
+        <w:jc w:val="center"/>
+        <w:rPr>
+          <w:b/>
+          <w:lang w:val="ru-RU"/>
+        </w:rPr>
+      </w:pPr>
+      <w:r>
+        <w:rPr>
+          <w:b/>
+          <w:lang w:val="ru-RU"/>
+        </w:rPr>
+        <w:lastRenderedPageBreak/>
+        <w:t>ЗАКЛЮЧЕНИЕ</w:t>
+      </w:r>
+    </w:p>
+    <w:p>
+      <w:pPr>
+        <w:rPr>
+          <w:lang w:val="ru-RU"/>
+        </w:rPr>
+      </w:pPr>
+      <w:bookmarkStart w:id="0" w:name="_GoBack"/>
+      <w:bookmarkEnd w:id="0"/>
     </w:p>
     <w:sectPr>
       <w:pgSz w:w="11906" w:h="16838"/>
@@ -31911,6 +32840,119 @@
     </w:lvl>
   </w:abstractNum>
   <w:abstractNum w:abstractNumId="6" w15:restartNumberingAfterBreak="0">
+    <w:nsid w:val="4EE97779"/>
+    <w:multiLevelType w:val="multilevel"/>
+    <w:tmpl w:val="68FAABB2"/>
+    <w:lvl w:ilvl="0">
+      <w:start w:val="5"/>
+      <w:numFmt w:val="decimal"/>
+      <w:lvlText w:val="%1"/>
+      <w:lvlJc w:val="left"/>
+      <w:pPr>
+        <w:ind w:left="360" w:hanging="360"/>
+      </w:pPr>
+      <w:rPr>
+        <w:rFonts w:hint="default"/>
+      </w:rPr>
+    </w:lvl>
+    <w:lvl w:ilvl="1">
+      <w:start w:val="4"/>
+      <w:numFmt w:val="decimal"/>
+      <w:lvlText w:val="%1.%2"/>
+      <w:lvlJc w:val="left"/>
+      <w:pPr>
+        <w:ind w:left="1495" w:hanging="360"/>
+      </w:pPr>
+      <w:rPr>
+        <w:rFonts w:hint="default"/>
+      </w:rPr>
+    </w:lvl>
+    <w:lvl w:ilvl="2">
+      <w:start w:val="1"/>
+      <w:numFmt w:val="decimal"/>
+      <w:lvlText w:val="%1.%2.%3"/>
+      <w:lvlJc w:val="left"/>
+      <w:pPr>
+        <w:ind w:left="2990" w:hanging="720"/>
+      </w:pPr>
+      <w:rPr>
+        <w:rFonts w:hint="default"/>
+      </w:rPr>
+    </w:lvl>
+    <w:lvl w:ilvl="3">
+      <w:start w:val="1"/>
+      <w:numFmt w:val="decimal"/>
+      <w:lvlText w:val="%1.%2.%3.%4"/>
+      <w:lvlJc w:val="left"/>
+      <w:pPr>
+        <w:ind w:left="4485" w:hanging="1080"/>
+      </w:pPr>
+      <w:rPr>
+        <w:rFonts w:hint="default"/>
+      </w:rPr>
+    </w:lvl>
+    <w:lvl w:ilvl="4">
+      <w:start w:val="1"/>
+      <w:numFmt w:val="decimal"/>
+      <w:lvlText w:val="%1.%2.%3.%4.%5"/>
+      <w:lvlJc w:val="left"/>
+      <w:pPr>
+        <w:ind w:left="5620" w:hanging="1080"/>
+      </w:pPr>
+      <w:rPr>
+        <w:rFonts w:hint="default"/>
+      </w:rPr>
+    </w:lvl>
+    <w:lvl w:ilvl="5">
+      <w:start w:val="1"/>
+      <w:numFmt w:val="decimal"/>
+      <w:lvlText w:val="%1.%2.%3.%4.%5.%6"/>
+      <w:lvlJc w:val="left"/>
+      <w:pPr>
+        <w:ind w:left="7115" w:hanging="1440"/>
+      </w:pPr>
+      <w:rPr>
+        <w:rFonts w:hint="default"/>
+      </w:rPr>
+    </w:lvl>
+    <w:lvl w:ilvl="6">
+      <w:start w:val="1"/>
+      <w:numFmt w:val="decimal"/>
+      <w:lvlText w:val="%1.%2.%3.%4.%5.%6.%7"/>
+      <w:lvlJc w:val="left"/>
+      <w:pPr>
+        <w:ind w:left="8250" w:hanging="1440"/>
+      </w:pPr>
+      <w:rPr>
+        <w:rFonts w:hint="default"/>
+      </w:rPr>
+    </w:lvl>
+    <w:lvl w:ilvl="7">
+      <w:start w:val="1"/>
+      <w:numFmt w:val="decimal"/>
+      <w:lvlText w:val="%1.%2.%3.%4.%5.%6.%7.%8"/>
+      <w:lvlJc w:val="left"/>
+      <w:pPr>
+        <w:ind w:left="9745" w:hanging="1800"/>
+      </w:pPr>
+      <w:rPr>
+        <w:rFonts w:hint="default"/>
+      </w:rPr>
+    </w:lvl>
+    <w:lvl w:ilvl="8">
+      <w:start w:val="1"/>
+      <w:numFmt w:val="decimal"/>
+      <w:lvlText w:val="%1.%2.%3.%4.%5.%6.%7.%8.%9"/>
+      <w:lvlJc w:val="left"/>
+      <w:pPr>
+        <w:ind w:left="11240" w:hanging="2160"/>
+      </w:pPr>
+      <w:rPr>
+        <w:rFonts w:hint="default"/>
+      </w:rPr>
+    </w:lvl>
+  </w:abstractNum>
+  <w:abstractNum w:abstractNumId="7" w15:restartNumberingAfterBreak="0">
     <w:nsid w:val="51056458"/>
     <w:multiLevelType w:val="multilevel"/>
     <w:tmpl w:val="484C017C"/>
@@ -32031,7 +33073,7 @@
       </w:rPr>
     </w:lvl>
   </w:abstractNum>
-  <w:abstractNum w:abstractNumId="7" w15:restartNumberingAfterBreak="0">
+  <w:abstractNum w:abstractNumId="8" w15:restartNumberingAfterBreak="0">
     <w:nsid w:val="52A370E4"/>
     <w:multiLevelType w:val="multilevel"/>
     <w:tmpl w:val="3FD42492"/>
@@ -32144,7 +33186,7 @@
       </w:pPr>
     </w:lvl>
   </w:abstractNum>
-  <w:abstractNum w:abstractNumId="8" w15:restartNumberingAfterBreak="0">
+  <w:abstractNum w:abstractNumId="9" w15:restartNumberingAfterBreak="0">
     <w:nsid w:val="537A435D"/>
     <w:multiLevelType w:val="multilevel"/>
     <w:tmpl w:val="0F4C1772"/>
@@ -32257,7 +33299,7 @@
       </w:rPr>
     </w:lvl>
   </w:abstractNum>
-  <w:abstractNum w:abstractNumId="9" w15:restartNumberingAfterBreak="0">
+  <w:abstractNum w:abstractNumId="10" w15:restartNumberingAfterBreak="0">
     <w:nsid w:val="5417497F"/>
     <w:multiLevelType w:val="hybridMultilevel"/>
     <w:tmpl w:val="BE648104"/>
@@ -32370,7 +33412,7 @@
       </w:rPr>
     </w:lvl>
   </w:abstractNum>
-  <w:abstractNum w:abstractNumId="10" w15:restartNumberingAfterBreak="0">
+  <w:abstractNum w:abstractNumId="11" w15:restartNumberingAfterBreak="0">
     <w:nsid w:val="61E37C7A"/>
     <w:multiLevelType w:val="hybridMultilevel"/>
     <w:tmpl w:val="4862466C"/>
@@ -32459,7 +33501,7 @@
       </w:pPr>
     </w:lvl>
   </w:abstractNum>
-  <w:abstractNum w:abstractNumId="11" w15:restartNumberingAfterBreak="0">
+  <w:abstractNum w:abstractNumId="12" w15:restartNumberingAfterBreak="0">
     <w:nsid w:val="62423F45"/>
     <w:multiLevelType w:val="hybridMultilevel"/>
     <w:tmpl w:val="09E84666"/>
@@ -32572,7 +33614,7 @@
       </w:rPr>
     </w:lvl>
   </w:abstractNum>
-  <w:abstractNum w:abstractNumId="12" w15:restartNumberingAfterBreak="0">
+  <w:abstractNum w:abstractNumId="13" w15:restartNumberingAfterBreak="0">
     <w:nsid w:val="76381B6F"/>
     <w:multiLevelType w:val="hybridMultilevel"/>
     <w:tmpl w:val="4FF248EE"/>
@@ -32686,13 +33728,13 @@
     </w:lvl>
   </w:abstractNum>
   <w:num w:numId="1">
-    <w:abstractNumId w:val="7"/>
+    <w:abstractNumId w:val="8"/>
   </w:num>
   <w:num w:numId="2">
-    <w:abstractNumId w:val="8"/>
+    <w:abstractNumId w:val="9"/>
   </w:num>
   <w:num w:numId="3">
-    <w:abstractNumId w:val="11"/>
+    <w:abstractNumId w:val="12"/>
   </w:num>
   <w:num w:numId="4">
     <w:abstractNumId w:val="2"/>
@@ -32707,7 +33749,7 @@
     <w:abstractNumId w:val="4"/>
   </w:num>
   <w:num w:numId="8">
-    <w:abstractNumId w:val="9"/>
+    <w:abstractNumId w:val="10"/>
   </w:num>
   <w:num w:numId="9">
     <w:abstractNumId w:val="1"/>
@@ -32716,13 +33758,16 @@
     <w:abstractNumId w:val="5"/>
   </w:num>
   <w:num w:numId="11">
-    <w:abstractNumId w:val="6"/>
+    <w:abstractNumId w:val="7"/>
   </w:num>
   <w:num w:numId="12">
-    <w:abstractNumId w:val="12"/>
+    <w:abstractNumId w:val="13"/>
   </w:num>
   <w:num w:numId="13">
-    <w:abstractNumId w:val="10"/>
+    <w:abstractNumId w:val="11"/>
+  </w:num>
+  <w:num w:numId="14">
+    <w:abstractNumId w:val="6"/>
   </w:num>
 </w:numbering>
 </file>
@@ -32899,7 +33944,7 @@
     <w:lsdException w:name="Table Web 2" w:semiHidden="1" w:unhideWhenUsed="1"/>
     <w:lsdException w:name="Table Web 3" w:semiHidden="1" w:unhideWhenUsed="1"/>
     <w:lsdException w:name="Balloon Text" w:semiHidden="1" w:unhideWhenUsed="1"/>
-    <w:lsdException w:name="Table Grid" w:uiPriority="39"/>
+    <w:lsdException w:name="Table Grid" w:uiPriority="59"/>
     <w:lsdException w:name="Table Theme" w:semiHidden="1" w:unhideWhenUsed="1"/>
     <w:lsdException w:name="Placeholder Text" w:semiHidden="1"/>
     <w:lsdException w:name="No Spacing" w:uiPriority="1" w:qFormat="1"/>
@@ -33272,7 +34317,7 @@
   <w:style w:type="table" w:styleId="a5">
     <w:name w:val="Table Grid"/>
     <w:basedOn w:val="a1"/>
-    <w:uiPriority w:val="39"/>
+    <w:uiPriority w:val="59"/>
     <w:rsid w:val="00E77448"/>
     <w:pPr>
       <w:spacing w:after="0" w:line="240" w:lineRule="auto"/>
@@ -33576,7 +34621,7 @@
 </file>
 
 <file path=customXml/itemProps1.xml><?xml version="1.0" encoding="utf-8"?>
-<ds:datastoreItem xmlns:ds="http://schemas.openxmlformats.org/officeDocument/2006/customXml" ds:itemID="{69A371FE-B4EE-4A40-BB2D-6EA7F2F79E61}">
+<ds:datastoreItem xmlns:ds="http://schemas.openxmlformats.org/officeDocument/2006/customXml" ds:itemID="{B3FD1330-8490-4DC2-B771-1AF89ECEAE4B}">
   <ds:schemaRefs>
     <ds:schemaRef ds:uri="http://schemas.openxmlformats.org/officeDocument/2006/bibliography"/>
   </ds:schemaRefs>
